--- a/output/tables/COAD/COAD_cox_uni.docx
+++ b/output/tables/COAD/COAD_cox_uni.docx
@@ -36,10 +36,10 @@
       </w:tblPr>
       <w:tblGrid>
         <w:gridCol w:w="3120"/>
-        <w:gridCol w:w="1145"/>
+        <w:gridCol w:w="1489"/>
         <w:gridCol w:w="681"/>
         <w:gridCol w:w="931"/>
-        <w:gridCol w:w="1791"/>
+        <w:gridCol w:w="1611"/>
         <w:gridCol w:w="917"/>
         <w:gridCol w:w="1136"/>
       </w:tblGrid>
@@ -11019,7 +11019,227 @@
                 <w:szCs w:val="18"/>
                 <w:color w:val="000000"/>
               </w:rPr>
-              <w:t xml:space="preserve">Age (per 10 years)</w:t>
+              <w:t xml:space="preserve">Age group, years</w:t>
+            </w:r>
+          </w:p>
+        </w:tc>
+        <w:tc>
+          <w:tcPr>
+            <w:tcBorders>
+              <w:bottom w:val="none" w:sz="0" w:space="0" w:color="000000"/>
+              <w:top w:val="none" w:sz="0" w:space="0" w:color="000000"/>
+              <w:left w:val="none" w:sz="0" w:space="0" w:color="000000"/>
+              <w:right w:val="none" w:sz="0" w:space="0" w:color="000000"/>
+            </w:tcBorders>
+            <w:shd w:val="clear" w:color="auto" w:fill="FFFFFF"/>
+            <w:tcMar>
+              <w:top w:w="0" w:type="dxa"/>
+              <w:bottom w:w="0" w:type="dxa"/>
+              <w:left w:w="0" w:type="dxa"/>
+              <w:right w:w="0" w:type="dxa"/>
+            </w:tcMar>
+            <w:vAlign w:val="center"/>
+          </w:tcPr>
+          <w:p>
+            <w:pPr>
+              <w:pStyle w:val="Normal"/>
+              <w:jc w:val="left"/>
+              <w:pBdr>
+                <w:bottom w:val="none" w:sz="0" w:space="0" w:color="000000"/>
+                <w:top w:val="none" w:sz="0" w:space="0" w:color="000000"/>
+                <w:left w:val="none" w:sz="0" w:space="0" w:color="000000"/>
+                <w:right w:val="none" w:sz="0" w:space="0" w:color="000000"/>
+              </w:pBdr>
+              <w:spacing w:after="100" w:before="100" w:line="240"/>
+              <w:ind w:left="100" w:right="100" w:firstLine="0" w:firstLineChars="0"/>
+              <w:rPr>
+                <w:rFonts w:ascii="Times New Roman" w:hAnsi="Times New Roman" w:eastAsia="Times New Roman" w:cs="Times New Roman"/>
+                <w:i w:val="false"/>
+                <w:b w:val="false"/>
+                <w:u w:val="none"/>
+                <w:strike w:val="false"/>
+                <w:sz w:val="18"/>
+                <w:szCs w:val="18"/>
+                <w:color w:val="000000"/>
+              </w:rPr>
+            </w:pPr>
+            <w:r>
+              <w:rPr>
+                <w:rFonts w:ascii="Times New Roman" w:hAnsi="Times New Roman" w:eastAsia="Times New Roman" w:cs="Times New Roman"/>
+                <w:i w:val="false"/>
+                <w:b w:val="false"/>
+                <w:u w:val="none"/>
+                <w:strike w:val="false"/>
+                <w:sz w:val="18"/>
+                <w:szCs w:val="18"/>
+                <w:color w:val="000000"/>
+              </w:rPr>
+              <w:t xml:space="preserve">≤65 (ref)</w:t>
+            </w:r>
+          </w:p>
+        </w:tc>
+        <w:tc>
+          <w:tcPr>
+            <w:tcBorders>
+              <w:bottom w:val="none" w:sz="0" w:space="0" w:color="000000"/>
+              <w:top w:val="none" w:sz="0" w:space="0" w:color="000000"/>
+              <w:left w:val="none" w:sz="0" w:space="0" w:color="000000"/>
+              <w:right w:val="none" w:sz="0" w:space="0" w:color="000000"/>
+            </w:tcBorders>
+            <w:shd w:val="clear" w:color="auto" w:fill="FFFFFF"/>
+            <w:tcMar>
+              <w:top w:w="0" w:type="dxa"/>
+              <w:bottom w:w="0" w:type="dxa"/>
+              <w:left w:w="0" w:type="dxa"/>
+              <w:right w:w="0" w:type="dxa"/>
+            </w:tcMar>
+            <w:vAlign w:val="center"/>
+          </w:tcPr>
+          <w:p>
+            <w:pPr>
+              <w:pStyle w:val="Normal"/>
+              <w:jc w:val="right"/>
+              <w:pBdr>
+                <w:bottom w:val="none" w:sz="0" w:space="0" w:color="000000"/>
+                <w:top w:val="none" w:sz="0" w:space="0" w:color="000000"/>
+                <w:left w:val="none" w:sz="0" w:space="0" w:color="000000"/>
+                <w:right w:val="none" w:sz="0" w:space="0" w:color="000000"/>
+              </w:pBdr>
+              <w:spacing w:after="100" w:before="100" w:line="240"/>
+              <w:ind w:left="100" w:right="100" w:firstLine="0" w:firstLineChars="0"/>
+              <w:rPr>
+                <w:rFonts w:ascii="Times New Roman" w:hAnsi="Times New Roman" w:eastAsia="Times New Roman" w:cs="Times New Roman"/>
+                <w:i w:val="false"/>
+                <w:b w:val="false"/>
+                <w:u w:val="none"/>
+                <w:strike w:val="false"/>
+                <w:sz w:val="18"/>
+                <w:szCs w:val="18"/>
+                <w:color w:val="000000"/>
+              </w:rPr>
+            </w:pPr>
+            <w:r>
+              <w:rPr>
+                <w:rFonts w:ascii="Times New Roman" w:hAnsi="Times New Roman" w:eastAsia="Times New Roman" w:cs="Times New Roman"/>
+                <w:i w:val="false"/>
+                <w:b w:val="false"/>
+                <w:u w:val="none"/>
+                <w:strike w:val="false"/>
+                <w:sz w:val="18"/>
+                <w:szCs w:val="18"/>
+                <w:color w:val="000000"/>
+              </w:rPr>
+              <w:t xml:space="preserve">184</w:t>
+            </w:r>
+          </w:p>
+        </w:tc>
+        <w:tc>
+          <w:tcPr>
+            <w:tcBorders>
+              <w:bottom w:val="none" w:sz="0" w:space="0" w:color="000000"/>
+              <w:top w:val="none" w:sz="0" w:space="0" w:color="000000"/>
+              <w:left w:val="none" w:sz="0" w:space="0" w:color="000000"/>
+              <w:right w:val="none" w:sz="0" w:space="0" w:color="000000"/>
+            </w:tcBorders>
+            <w:shd w:val="clear" w:color="auto" w:fill="FFFFFF"/>
+            <w:tcMar>
+              <w:top w:w="0" w:type="dxa"/>
+              <w:bottom w:w="0" w:type="dxa"/>
+              <w:left w:w="0" w:type="dxa"/>
+              <w:right w:w="0" w:type="dxa"/>
+            </w:tcMar>
+            <w:vAlign w:val="center"/>
+          </w:tcPr>
+          <w:p>
+            <w:pPr>
+              <w:pStyle w:val="Normal"/>
+              <w:jc w:val="right"/>
+              <w:pBdr>
+                <w:bottom w:val="none" w:sz="0" w:space="0" w:color="000000"/>
+                <w:top w:val="none" w:sz="0" w:space="0" w:color="000000"/>
+                <w:left w:val="none" w:sz="0" w:space="0" w:color="000000"/>
+                <w:right w:val="none" w:sz="0" w:space="0" w:color="000000"/>
+              </w:pBdr>
+              <w:spacing w:after="100" w:before="100" w:line="240"/>
+              <w:ind w:left="100" w:right="100" w:firstLine="0" w:firstLineChars="0"/>
+              <w:rPr>
+                <w:rFonts w:ascii="Times New Roman" w:hAnsi="Times New Roman" w:eastAsia="Times New Roman" w:cs="Times New Roman"/>
+                <w:i w:val="false"/>
+                <w:b w:val="false"/>
+                <w:u w:val="none"/>
+                <w:strike w:val="false"/>
+                <w:sz w:val="18"/>
+                <w:szCs w:val="18"/>
+                <w:color w:val="000000"/>
+              </w:rPr>
+            </w:pPr>
+            <w:r>
+              <w:rPr>
+                <w:rFonts w:ascii="Times New Roman" w:hAnsi="Times New Roman" w:eastAsia="Times New Roman" w:cs="Times New Roman"/>
+                <w:i w:val="false"/>
+                <w:b w:val="false"/>
+                <w:u w:val="none"/>
+                <w:strike w:val="false"/>
+                <w:sz w:val="18"/>
+                <w:szCs w:val="18"/>
+                <w:color w:val="000000"/>
+              </w:rPr>
+              <w:t xml:space="preserve">30</w:t>
+            </w:r>
+          </w:p>
+        </w:tc>
+        <w:tc>
+          <w:tcPr>
+            <w:tcBorders>
+              <w:bottom w:val="none" w:sz="0" w:space="0" w:color="000000"/>
+              <w:top w:val="none" w:sz="0" w:space="0" w:color="000000"/>
+              <w:left w:val="none" w:sz="0" w:space="0" w:color="000000"/>
+              <w:right w:val="none" w:sz="0" w:space="0" w:color="000000"/>
+            </w:tcBorders>
+            <w:shd w:val="clear" w:color="auto" w:fill="FFFFFF"/>
+            <w:tcMar>
+              <w:top w:w="0" w:type="dxa"/>
+              <w:bottom w:w="0" w:type="dxa"/>
+              <w:left w:w="0" w:type="dxa"/>
+              <w:right w:w="0" w:type="dxa"/>
+            </w:tcMar>
+            <w:vAlign w:val="center"/>
+          </w:tcPr>
+          <w:p>
+            <w:pPr>
+              <w:pStyle w:val="Normal"/>
+              <w:jc w:val="left"/>
+              <w:pBdr>
+                <w:bottom w:val="none" w:sz="0" w:space="0" w:color="000000"/>
+                <w:top w:val="none" w:sz="0" w:space="0" w:color="000000"/>
+                <w:left w:val="none" w:sz="0" w:space="0" w:color="000000"/>
+                <w:right w:val="none" w:sz="0" w:space="0" w:color="000000"/>
+              </w:pBdr>
+              <w:spacing w:after="100" w:before="100" w:line="240"/>
+              <w:ind w:left="100" w:right="100" w:firstLine="0" w:firstLineChars="0"/>
+              <w:rPr>
+                <w:rFonts w:ascii="Times New Roman" w:hAnsi="Times New Roman" w:eastAsia="Times New Roman" w:cs="Times New Roman"/>
+                <w:i w:val="false"/>
+                <w:b w:val="false"/>
+                <w:u w:val="none"/>
+                <w:strike w:val="false"/>
+                <w:sz w:val="18"/>
+                <w:szCs w:val="18"/>
+                <w:color w:val="000000"/>
+              </w:rPr>
+            </w:pPr>
+            <w:r>
+              <w:rPr>
+                <w:rFonts w:ascii="Times New Roman" w:hAnsi="Times New Roman" w:eastAsia="Times New Roman" w:cs="Times New Roman"/>
+                <w:i w:val="false"/>
+                <w:b w:val="false"/>
+                <w:u w:val="none"/>
+                <w:strike w:val="false"/>
+                <w:sz w:val="18"/>
+                <w:szCs w:val="18"/>
+                <w:color w:val="000000"/>
+              </w:rPr>
+              <w:t xml:space="preserve">Reference</w:t>
             </w:r>
           </w:p>
         </w:tc>
@@ -11075,226 +11295,6 @@
                 <w:color w:val="000000"/>
               </w:rPr>
               <w:t xml:space="preserve"/>
-            </w:r>
-          </w:p>
-        </w:tc>
-        <w:tc>
-          <w:tcPr>
-            <w:tcBorders>
-              <w:bottom w:val="none" w:sz="0" w:space="0" w:color="000000"/>
-              <w:top w:val="none" w:sz="0" w:space="0" w:color="000000"/>
-              <w:left w:val="none" w:sz="0" w:space="0" w:color="000000"/>
-              <w:right w:val="none" w:sz="0" w:space="0" w:color="000000"/>
-            </w:tcBorders>
-            <w:shd w:val="clear" w:color="auto" w:fill="FFFFFF"/>
-            <w:tcMar>
-              <w:top w:w="0" w:type="dxa"/>
-              <w:bottom w:w="0" w:type="dxa"/>
-              <w:left w:w="0" w:type="dxa"/>
-              <w:right w:w="0" w:type="dxa"/>
-            </w:tcMar>
-            <w:vAlign w:val="center"/>
-          </w:tcPr>
-          <w:p>
-            <w:pPr>
-              <w:pStyle w:val="Normal"/>
-              <w:jc w:val="right"/>
-              <w:pBdr>
-                <w:bottom w:val="none" w:sz="0" w:space="0" w:color="000000"/>
-                <w:top w:val="none" w:sz="0" w:space="0" w:color="000000"/>
-                <w:left w:val="none" w:sz="0" w:space="0" w:color="000000"/>
-                <w:right w:val="none" w:sz="0" w:space="0" w:color="000000"/>
-              </w:pBdr>
-              <w:spacing w:after="100" w:before="100" w:line="240"/>
-              <w:ind w:left="100" w:right="100" w:firstLine="0" w:firstLineChars="0"/>
-              <w:rPr>
-                <w:rFonts w:ascii="Times New Roman" w:hAnsi="Times New Roman" w:eastAsia="Times New Roman" w:cs="Times New Roman"/>
-                <w:i w:val="false"/>
-                <w:b w:val="false"/>
-                <w:u w:val="none"/>
-                <w:strike w:val="false"/>
-                <w:sz w:val="18"/>
-                <w:szCs w:val="18"/>
-                <w:color w:val="000000"/>
-              </w:rPr>
-            </w:pPr>
-            <w:r>
-              <w:rPr>
-                <w:rFonts w:ascii="Times New Roman" w:hAnsi="Times New Roman" w:eastAsia="Times New Roman" w:cs="Times New Roman"/>
-                <w:i w:val="false"/>
-                <w:b w:val="false"/>
-                <w:u w:val="none"/>
-                <w:strike w:val="false"/>
-                <w:sz w:val="18"/>
-                <w:szCs w:val="18"/>
-                <w:color w:val="000000"/>
-              </w:rPr>
-              <w:t xml:space="preserve">439</w:t>
-            </w:r>
-          </w:p>
-        </w:tc>
-        <w:tc>
-          <w:tcPr>
-            <w:tcBorders>
-              <w:bottom w:val="none" w:sz="0" w:space="0" w:color="000000"/>
-              <w:top w:val="none" w:sz="0" w:space="0" w:color="000000"/>
-              <w:left w:val="none" w:sz="0" w:space="0" w:color="000000"/>
-              <w:right w:val="none" w:sz="0" w:space="0" w:color="000000"/>
-            </w:tcBorders>
-            <w:shd w:val="clear" w:color="auto" w:fill="FFFFFF"/>
-            <w:tcMar>
-              <w:top w:w="0" w:type="dxa"/>
-              <w:bottom w:w="0" w:type="dxa"/>
-              <w:left w:w="0" w:type="dxa"/>
-              <w:right w:w="0" w:type="dxa"/>
-            </w:tcMar>
-            <w:vAlign w:val="center"/>
-          </w:tcPr>
-          <w:p>
-            <w:pPr>
-              <w:pStyle w:val="Normal"/>
-              <w:jc w:val="right"/>
-              <w:pBdr>
-                <w:bottom w:val="none" w:sz="0" w:space="0" w:color="000000"/>
-                <w:top w:val="none" w:sz="0" w:space="0" w:color="000000"/>
-                <w:left w:val="none" w:sz="0" w:space="0" w:color="000000"/>
-                <w:right w:val="none" w:sz="0" w:space="0" w:color="000000"/>
-              </w:pBdr>
-              <w:spacing w:after="100" w:before="100" w:line="240"/>
-              <w:ind w:left="100" w:right="100" w:firstLine="0" w:firstLineChars="0"/>
-              <w:rPr>
-                <w:rFonts w:ascii="Times New Roman" w:hAnsi="Times New Roman" w:eastAsia="Times New Roman" w:cs="Times New Roman"/>
-                <w:i w:val="false"/>
-                <w:b w:val="false"/>
-                <w:u w:val="none"/>
-                <w:strike w:val="false"/>
-                <w:sz w:val="18"/>
-                <w:szCs w:val="18"/>
-                <w:color w:val="000000"/>
-              </w:rPr>
-            </w:pPr>
-            <w:r>
-              <w:rPr>
-                <w:rFonts w:ascii="Times New Roman" w:hAnsi="Times New Roman" w:eastAsia="Times New Roman" w:cs="Times New Roman"/>
-                <w:i w:val="false"/>
-                <w:b w:val="false"/>
-                <w:u w:val="none"/>
-                <w:strike w:val="false"/>
-                <w:sz w:val="18"/>
-                <w:szCs w:val="18"/>
-                <w:color w:val="000000"/>
-              </w:rPr>
-              <w:t xml:space="preserve">97</w:t>
-            </w:r>
-          </w:p>
-        </w:tc>
-        <w:tc>
-          <w:tcPr>
-            <w:tcBorders>
-              <w:bottom w:val="none" w:sz="0" w:space="0" w:color="000000"/>
-              <w:top w:val="none" w:sz="0" w:space="0" w:color="000000"/>
-              <w:left w:val="none" w:sz="0" w:space="0" w:color="000000"/>
-              <w:right w:val="none" w:sz="0" w:space="0" w:color="000000"/>
-            </w:tcBorders>
-            <w:shd w:val="clear" w:color="auto" w:fill="FFFFFF"/>
-            <w:tcMar>
-              <w:top w:w="0" w:type="dxa"/>
-              <w:bottom w:w="0" w:type="dxa"/>
-              <w:left w:w="0" w:type="dxa"/>
-              <w:right w:w="0" w:type="dxa"/>
-            </w:tcMar>
-            <w:vAlign w:val="center"/>
-          </w:tcPr>
-          <w:p>
-            <w:pPr>
-              <w:pStyle w:val="Normal"/>
-              <w:jc w:val="left"/>
-              <w:pBdr>
-                <w:bottom w:val="none" w:sz="0" w:space="0" w:color="000000"/>
-                <w:top w:val="none" w:sz="0" w:space="0" w:color="000000"/>
-                <w:left w:val="none" w:sz="0" w:space="0" w:color="000000"/>
-                <w:right w:val="none" w:sz="0" w:space="0" w:color="000000"/>
-              </w:pBdr>
-              <w:spacing w:after="100" w:before="100" w:line="240"/>
-              <w:ind w:left="100" w:right="100" w:firstLine="0" w:firstLineChars="0"/>
-              <w:rPr>
-                <w:rFonts w:ascii="Times New Roman" w:hAnsi="Times New Roman" w:eastAsia="Times New Roman" w:cs="Times New Roman"/>
-                <w:i w:val="false"/>
-                <w:b w:val="false"/>
-                <w:u w:val="none"/>
-                <w:strike w:val="false"/>
-                <w:sz w:val="18"/>
-                <w:szCs w:val="18"/>
-                <w:color w:val="000000"/>
-              </w:rPr>
-            </w:pPr>
-            <w:r>
-              <w:rPr>
-                <w:rFonts w:ascii="Times New Roman" w:hAnsi="Times New Roman" w:eastAsia="Times New Roman" w:cs="Times New Roman"/>
-                <w:i w:val="false"/>
-                <w:b w:val="false"/>
-                <w:u w:val="none"/>
-                <w:strike w:val="false"/>
-                <w:sz w:val="18"/>
-                <w:szCs w:val="18"/>
-                <w:color w:val="000000"/>
-              </w:rPr>
-              <w:t xml:space="preserve">1.19 (1.01–1.40)</w:t>
-            </w:r>
-          </w:p>
-        </w:tc>
-        <w:tc>
-          <w:tcPr>
-            <w:tcBorders>
-              <w:bottom w:val="none" w:sz="0" w:space="0" w:color="000000"/>
-              <w:top w:val="none" w:sz="0" w:space="0" w:color="000000"/>
-              <w:left w:val="none" w:sz="0" w:space="0" w:color="000000"/>
-              <w:right w:val="none" w:sz="0" w:space="0" w:color="000000"/>
-            </w:tcBorders>
-            <w:shd w:val="clear" w:color="auto" w:fill="FFFFFF"/>
-            <w:tcMar>
-              <w:top w:w="0" w:type="dxa"/>
-              <w:bottom w:w="0" w:type="dxa"/>
-              <w:left w:w="0" w:type="dxa"/>
-              <w:right w:w="0" w:type="dxa"/>
-            </w:tcMar>
-            <w:vAlign w:val="center"/>
-          </w:tcPr>
-          <w:p>
-            <w:pPr>
-              <w:pStyle w:val="Normal"/>
-              <w:jc w:val="left"/>
-              <w:pBdr>
-                <w:bottom w:val="none" w:sz="0" w:space="0" w:color="000000"/>
-                <w:top w:val="none" w:sz="0" w:space="0" w:color="000000"/>
-                <w:left w:val="none" w:sz="0" w:space="0" w:color="000000"/>
-                <w:right w:val="none" w:sz="0" w:space="0" w:color="000000"/>
-              </w:pBdr>
-              <w:spacing w:after="100" w:before="100" w:line="240"/>
-              <w:ind w:left="100" w:right="100" w:firstLine="0" w:firstLineChars="0"/>
-              <w:rPr>
-                <w:rFonts w:ascii="Times New Roman" w:hAnsi="Times New Roman" w:eastAsia="Times New Roman" w:cs="Times New Roman"/>
-                <w:i w:val="false"/>
-                <w:b w:val="false"/>
-                <w:u w:val="none"/>
-                <w:strike w:val="false"/>
-                <w:sz w:val="18"/>
-                <w:szCs w:val="18"/>
-                <w:color w:val="000000"/>
-              </w:rPr>
-            </w:pPr>
-            <w:r>
-              <w:rPr>
-                <w:rFonts w:ascii="Times New Roman" w:hAnsi="Times New Roman" w:eastAsia="Times New Roman" w:cs="Times New Roman"/>
-                <w:i w:val="false"/>
-                <w:b w:val="false"/>
-                <w:u w:val="none"/>
-                <w:strike w:val="false"/>
-                <w:sz w:val="18"/>
-                <w:szCs w:val="18"/>
-                <w:color w:val="000000"/>
-              </w:rPr>
-              <w:t xml:space="preserve">0.041</w:t>
             </w:r>
           </w:p>
         </w:tc>
@@ -11409,62 +11409,62 @@
                 <w:szCs w:val="18"/>
                 <w:color w:val="000000"/>
               </w:rPr>
-              <w:t xml:space="preserve">Sex</w:t>
-            </w:r>
-          </w:p>
-        </w:tc>
-        <w:tc>
-          <w:tcPr>
-            <w:tcBorders>
-              <w:bottom w:val="none" w:sz="0" w:space="0" w:color="000000"/>
-              <w:top w:val="none" w:sz="0" w:space="0" w:color="000000"/>
-              <w:left w:val="none" w:sz="0" w:space="0" w:color="000000"/>
-              <w:right w:val="none" w:sz="0" w:space="0" w:color="000000"/>
-            </w:tcBorders>
-            <w:shd w:val="clear" w:color="auto" w:fill="FFFFFF"/>
-            <w:tcMar>
-              <w:top w:w="0" w:type="dxa"/>
-              <w:bottom w:w="0" w:type="dxa"/>
-              <w:left w:w="0" w:type="dxa"/>
-              <w:right w:w="0" w:type="dxa"/>
-            </w:tcMar>
-            <w:vAlign w:val="center"/>
-          </w:tcPr>
-          <w:p>
-            <w:pPr>
-              <w:pStyle w:val="Normal"/>
-              <w:jc w:val="left"/>
-              <w:pBdr>
-                <w:bottom w:val="none" w:sz="0" w:space="0" w:color="000000"/>
-                <w:top w:val="none" w:sz="0" w:space="0" w:color="000000"/>
-                <w:left w:val="none" w:sz="0" w:space="0" w:color="000000"/>
-                <w:right w:val="none" w:sz="0" w:space="0" w:color="000000"/>
-              </w:pBdr>
-              <w:spacing w:after="100" w:before="100" w:line="240"/>
-              <w:ind w:left="100" w:right="100" w:firstLine="0" w:firstLineChars="0"/>
-              <w:rPr>
-                <w:rFonts w:ascii="Times New Roman" w:hAnsi="Times New Roman" w:eastAsia="Times New Roman" w:cs="Times New Roman"/>
-                <w:i w:val="false"/>
-                <w:b w:val="false"/>
-                <w:u w:val="none"/>
-                <w:strike w:val="false"/>
-                <w:sz w:val="18"/>
-                <w:szCs w:val="18"/>
-                <w:color w:val="000000"/>
-              </w:rPr>
-            </w:pPr>
-            <w:r>
-              <w:rPr>
-                <w:rFonts w:ascii="Times New Roman" w:hAnsi="Times New Roman" w:eastAsia="Times New Roman" w:cs="Times New Roman"/>
-                <w:i w:val="false"/>
-                <w:b w:val="false"/>
-                <w:u w:val="none"/>
-                <w:strike w:val="false"/>
-                <w:sz w:val="18"/>
-                <w:szCs w:val="18"/>
-                <w:color w:val="000000"/>
-              </w:rPr>
-              <w:t xml:space="preserve">Male (ref)</w:t>
+              <w:t xml:space="preserve"/>
+            </w:r>
+          </w:p>
+        </w:tc>
+        <w:tc>
+          <w:tcPr>
+            <w:tcBorders>
+              <w:bottom w:val="none" w:sz="0" w:space="0" w:color="000000"/>
+              <w:top w:val="none" w:sz="0" w:space="0" w:color="000000"/>
+              <w:left w:val="none" w:sz="0" w:space="0" w:color="000000"/>
+              <w:right w:val="none" w:sz="0" w:space="0" w:color="000000"/>
+            </w:tcBorders>
+            <w:shd w:val="clear" w:color="auto" w:fill="FFFFFF"/>
+            <w:tcMar>
+              <w:top w:w="0" w:type="dxa"/>
+              <w:bottom w:w="0" w:type="dxa"/>
+              <w:left w:w="0" w:type="dxa"/>
+              <w:right w:w="0" w:type="dxa"/>
+            </w:tcMar>
+            <w:vAlign w:val="center"/>
+          </w:tcPr>
+          <w:p>
+            <w:pPr>
+              <w:pStyle w:val="Normal"/>
+              <w:jc w:val="left"/>
+              <w:pBdr>
+                <w:bottom w:val="none" w:sz="0" w:space="0" w:color="000000"/>
+                <w:top w:val="none" w:sz="0" w:space="0" w:color="000000"/>
+                <w:left w:val="none" w:sz="0" w:space="0" w:color="000000"/>
+                <w:right w:val="none" w:sz="0" w:space="0" w:color="000000"/>
+              </w:pBdr>
+              <w:spacing w:after="100" w:before="100" w:line="240"/>
+              <w:ind w:left="100" w:right="100" w:firstLine="0" w:firstLineChars="0"/>
+              <w:rPr>
+                <w:rFonts w:ascii="Times New Roman" w:hAnsi="Times New Roman" w:eastAsia="Times New Roman" w:cs="Times New Roman"/>
+                <w:i w:val="false"/>
+                <w:b w:val="false"/>
+                <w:u w:val="none"/>
+                <w:strike w:val="false"/>
+                <w:sz w:val="18"/>
+                <w:szCs w:val="18"/>
+                <w:color w:val="000000"/>
+              </w:rPr>
+            </w:pPr>
+            <w:r>
+              <w:rPr>
+                <w:rFonts w:ascii="Times New Roman" w:hAnsi="Times New Roman" w:eastAsia="Times New Roman" w:cs="Times New Roman"/>
+                <w:i w:val="false"/>
+                <w:b w:val="false"/>
+                <w:u w:val="none"/>
+                <w:strike w:val="false"/>
+                <w:sz w:val="18"/>
+                <w:szCs w:val="18"/>
+                <w:color w:val="000000"/>
+              </w:rPr>
+              <w:t xml:space="preserve">≥66</w:t>
             </w:r>
           </w:p>
         </w:tc>
@@ -11519,7 +11519,7 @@
                 <w:szCs w:val="18"/>
                 <w:color w:val="000000"/>
               </w:rPr>
-              <w:t xml:space="preserve">234</w:t>
+              <w:t xml:space="preserve">255</w:t>
             </w:r>
           </w:p>
         </w:tc>
@@ -11574,117 +11574,117 @@
                 <w:szCs w:val="18"/>
                 <w:color w:val="000000"/>
               </w:rPr>
-              <w:t xml:space="preserve">53</w:t>
-            </w:r>
-          </w:p>
-        </w:tc>
-        <w:tc>
-          <w:tcPr>
-            <w:tcBorders>
-              <w:bottom w:val="none" w:sz="0" w:space="0" w:color="000000"/>
-              <w:top w:val="none" w:sz="0" w:space="0" w:color="000000"/>
-              <w:left w:val="none" w:sz="0" w:space="0" w:color="000000"/>
-              <w:right w:val="none" w:sz="0" w:space="0" w:color="000000"/>
-            </w:tcBorders>
-            <w:shd w:val="clear" w:color="auto" w:fill="FFFFFF"/>
-            <w:tcMar>
-              <w:top w:w="0" w:type="dxa"/>
-              <w:bottom w:w="0" w:type="dxa"/>
-              <w:left w:w="0" w:type="dxa"/>
-              <w:right w:w="0" w:type="dxa"/>
-            </w:tcMar>
-            <w:vAlign w:val="center"/>
-          </w:tcPr>
-          <w:p>
-            <w:pPr>
-              <w:pStyle w:val="Normal"/>
-              <w:jc w:val="left"/>
-              <w:pBdr>
-                <w:bottom w:val="none" w:sz="0" w:space="0" w:color="000000"/>
-                <w:top w:val="none" w:sz="0" w:space="0" w:color="000000"/>
-                <w:left w:val="none" w:sz="0" w:space="0" w:color="000000"/>
-                <w:right w:val="none" w:sz="0" w:space="0" w:color="000000"/>
-              </w:pBdr>
-              <w:spacing w:after="100" w:before="100" w:line="240"/>
-              <w:ind w:left="100" w:right="100" w:firstLine="0" w:firstLineChars="0"/>
-              <w:rPr>
-                <w:rFonts w:ascii="Times New Roman" w:hAnsi="Times New Roman" w:eastAsia="Times New Roman" w:cs="Times New Roman"/>
-                <w:i w:val="false"/>
-                <w:b w:val="false"/>
-                <w:u w:val="none"/>
-                <w:strike w:val="false"/>
-                <w:sz w:val="18"/>
-                <w:szCs w:val="18"/>
-                <w:color w:val="000000"/>
-              </w:rPr>
-            </w:pPr>
-            <w:r>
-              <w:rPr>
-                <w:rFonts w:ascii="Times New Roman" w:hAnsi="Times New Roman" w:eastAsia="Times New Roman" w:cs="Times New Roman"/>
-                <w:i w:val="false"/>
-                <w:b w:val="false"/>
-                <w:u w:val="none"/>
-                <w:strike w:val="false"/>
-                <w:sz w:val="18"/>
-                <w:szCs w:val="18"/>
-                <w:color w:val="000000"/>
-              </w:rPr>
-              <w:t xml:space="preserve">Reference</w:t>
-            </w:r>
-          </w:p>
-        </w:tc>
-        <w:tc>
-          <w:tcPr>
-            <w:tcBorders>
-              <w:bottom w:val="none" w:sz="0" w:space="0" w:color="000000"/>
-              <w:top w:val="none" w:sz="0" w:space="0" w:color="000000"/>
-              <w:left w:val="none" w:sz="0" w:space="0" w:color="000000"/>
-              <w:right w:val="none" w:sz="0" w:space="0" w:color="000000"/>
-            </w:tcBorders>
-            <w:shd w:val="clear" w:color="auto" w:fill="FFFFFF"/>
-            <w:tcMar>
-              <w:top w:w="0" w:type="dxa"/>
-              <w:bottom w:w="0" w:type="dxa"/>
-              <w:left w:w="0" w:type="dxa"/>
-              <w:right w:w="0" w:type="dxa"/>
-            </w:tcMar>
-            <w:vAlign w:val="center"/>
-          </w:tcPr>
-          <w:p>
-            <w:pPr>
-              <w:pStyle w:val="Normal"/>
-              <w:jc w:val="left"/>
-              <w:pBdr>
-                <w:bottom w:val="none" w:sz="0" w:space="0" w:color="000000"/>
-                <w:top w:val="none" w:sz="0" w:space="0" w:color="000000"/>
-                <w:left w:val="none" w:sz="0" w:space="0" w:color="000000"/>
-                <w:right w:val="none" w:sz="0" w:space="0" w:color="000000"/>
-              </w:pBdr>
-              <w:spacing w:after="100" w:before="100" w:line="240"/>
-              <w:ind w:left="100" w:right="100" w:firstLine="0" w:firstLineChars="0"/>
-              <w:rPr>
-                <w:rFonts w:ascii="Times New Roman" w:hAnsi="Times New Roman" w:eastAsia="Times New Roman" w:cs="Times New Roman"/>
-                <w:i w:val="false"/>
-                <w:b w:val="false"/>
-                <w:u w:val="none"/>
-                <w:strike w:val="false"/>
-                <w:sz w:val="18"/>
-                <w:szCs w:val="18"/>
-                <w:color w:val="000000"/>
-              </w:rPr>
-            </w:pPr>
-            <w:r>
-              <w:rPr>
-                <w:rFonts w:ascii="Times New Roman" w:hAnsi="Times New Roman" w:eastAsia="Times New Roman" w:cs="Times New Roman"/>
-                <w:i w:val="false"/>
-                <w:b w:val="false"/>
-                <w:u w:val="none"/>
-                <w:strike w:val="false"/>
-                <w:sz w:val="18"/>
-                <w:szCs w:val="18"/>
-                <w:color w:val="000000"/>
-              </w:rPr>
-              <w:t xml:space="preserve"/>
+              <w:t xml:space="preserve">67</w:t>
+            </w:r>
+          </w:p>
+        </w:tc>
+        <w:tc>
+          <w:tcPr>
+            <w:tcBorders>
+              <w:bottom w:val="none" w:sz="0" w:space="0" w:color="000000"/>
+              <w:top w:val="none" w:sz="0" w:space="0" w:color="000000"/>
+              <w:left w:val="none" w:sz="0" w:space="0" w:color="000000"/>
+              <w:right w:val="none" w:sz="0" w:space="0" w:color="000000"/>
+            </w:tcBorders>
+            <w:shd w:val="clear" w:color="auto" w:fill="FFFFFF"/>
+            <w:tcMar>
+              <w:top w:w="0" w:type="dxa"/>
+              <w:bottom w:w="0" w:type="dxa"/>
+              <w:left w:w="0" w:type="dxa"/>
+              <w:right w:w="0" w:type="dxa"/>
+            </w:tcMar>
+            <w:vAlign w:val="center"/>
+          </w:tcPr>
+          <w:p>
+            <w:pPr>
+              <w:pStyle w:val="Normal"/>
+              <w:jc w:val="left"/>
+              <w:pBdr>
+                <w:bottom w:val="none" w:sz="0" w:space="0" w:color="000000"/>
+                <w:top w:val="none" w:sz="0" w:space="0" w:color="000000"/>
+                <w:left w:val="none" w:sz="0" w:space="0" w:color="000000"/>
+                <w:right w:val="none" w:sz="0" w:space="0" w:color="000000"/>
+              </w:pBdr>
+              <w:spacing w:after="100" w:before="100" w:line="240"/>
+              <w:ind w:left="100" w:right="100" w:firstLine="0" w:firstLineChars="0"/>
+              <w:rPr>
+                <w:rFonts w:ascii="Times New Roman" w:hAnsi="Times New Roman" w:eastAsia="Times New Roman" w:cs="Times New Roman"/>
+                <w:i w:val="false"/>
+                <w:b w:val="false"/>
+                <w:u w:val="none"/>
+                <w:strike w:val="false"/>
+                <w:sz w:val="18"/>
+                <w:szCs w:val="18"/>
+                <w:color w:val="000000"/>
+              </w:rPr>
+            </w:pPr>
+            <w:r>
+              <w:rPr>
+                <w:rFonts w:ascii="Times New Roman" w:hAnsi="Times New Roman" w:eastAsia="Times New Roman" w:cs="Times New Roman"/>
+                <w:i w:val="false"/>
+                <w:b w:val="false"/>
+                <w:u w:val="none"/>
+                <w:strike w:val="false"/>
+                <w:sz w:val="18"/>
+                <w:szCs w:val="18"/>
+                <w:color w:val="000000"/>
+              </w:rPr>
+              <w:t xml:space="preserve">1.53 (1.00–2.36)</w:t>
+            </w:r>
+          </w:p>
+        </w:tc>
+        <w:tc>
+          <w:tcPr>
+            <w:tcBorders>
+              <w:bottom w:val="none" w:sz="0" w:space="0" w:color="000000"/>
+              <w:top w:val="none" w:sz="0" w:space="0" w:color="000000"/>
+              <w:left w:val="none" w:sz="0" w:space="0" w:color="000000"/>
+              <w:right w:val="none" w:sz="0" w:space="0" w:color="000000"/>
+            </w:tcBorders>
+            <w:shd w:val="clear" w:color="auto" w:fill="FFFFFF"/>
+            <w:tcMar>
+              <w:top w:w="0" w:type="dxa"/>
+              <w:bottom w:w="0" w:type="dxa"/>
+              <w:left w:w="0" w:type="dxa"/>
+              <w:right w:w="0" w:type="dxa"/>
+            </w:tcMar>
+            <w:vAlign w:val="center"/>
+          </w:tcPr>
+          <w:p>
+            <w:pPr>
+              <w:pStyle w:val="Normal"/>
+              <w:jc w:val="left"/>
+              <w:pBdr>
+                <w:bottom w:val="none" w:sz="0" w:space="0" w:color="000000"/>
+                <w:top w:val="none" w:sz="0" w:space="0" w:color="000000"/>
+                <w:left w:val="none" w:sz="0" w:space="0" w:color="000000"/>
+                <w:right w:val="none" w:sz="0" w:space="0" w:color="000000"/>
+              </w:pBdr>
+              <w:spacing w:after="100" w:before="100" w:line="240"/>
+              <w:ind w:left="100" w:right="100" w:firstLine="0" w:firstLineChars="0"/>
+              <w:rPr>
+                <w:rFonts w:ascii="Times New Roman" w:hAnsi="Times New Roman" w:eastAsia="Times New Roman" w:cs="Times New Roman"/>
+                <w:i w:val="false"/>
+                <w:b w:val="false"/>
+                <w:u w:val="none"/>
+                <w:strike w:val="false"/>
+                <w:sz w:val="18"/>
+                <w:szCs w:val="18"/>
+                <w:color w:val="000000"/>
+              </w:rPr>
+            </w:pPr>
+            <w:r>
+              <w:rPr>
+                <w:rFonts w:ascii="Times New Roman" w:hAnsi="Times New Roman" w:eastAsia="Times New Roman" w:cs="Times New Roman"/>
+                <w:i w:val="false"/>
+                <w:b w:val="false"/>
+                <w:u w:val="none"/>
+                <w:strike w:val="false"/>
+                <w:sz w:val="18"/>
+                <w:szCs w:val="18"/>
+                <w:color w:val="000000"/>
+              </w:rPr>
+              <w:t xml:space="preserve">0.052</w:t>
             </w:r>
           </w:p>
         </w:tc>
@@ -11799,282 +11799,282 @@
                 <w:szCs w:val="18"/>
                 <w:color w:val="000000"/>
               </w:rPr>
+              <w:t xml:space="preserve">Sex</w:t>
+            </w:r>
+          </w:p>
+        </w:tc>
+        <w:tc>
+          <w:tcPr>
+            <w:tcBorders>
+              <w:bottom w:val="none" w:sz="0" w:space="0" w:color="000000"/>
+              <w:top w:val="none" w:sz="0" w:space="0" w:color="000000"/>
+              <w:left w:val="none" w:sz="0" w:space="0" w:color="000000"/>
+              <w:right w:val="none" w:sz="0" w:space="0" w:color="000000"/>
+            </w:tcBorders>
+            <w:shd w:val="clear" w:color="auto" w:fill="FFFFFF"/>
+            <w:tcMar>
+              <w:top w:w="0" w:type="dxa"/>
+              <w:bottom w:w="0" w:type="dxa"/>
+              <w:left w:w="0" w:type="dxa"/>
+              <w:right w:w="0" w:type="dxa"/>
+            </w:tcMar>
+            <w:vAlign w:val="center"/>
+          </w:tcPr>
+          <w:p>
+            <w:pPr>
+              <w:pStyle w:val="Normal"/>
+              <w:jc w:val="left"/>
+              <w:pBdr>
+                <w:bottom w:val="none" w:sz="0" w:space="0" w:color="000000"/>
+                <w:top w:val="none" w:sz="0" w:space="0" w:color="000000"/>
+                <w:left w:val="none" w:sz="0" w:space="0" w:color="000000"/>
+                <w:right w:val="none" w:sz="0" w:space="0" w:color="000000"/>
+              </w:pBdr>
+              <w:spacing w:after="100" w:before="100" w:line="240"/>
+              <w:ind w:left="100" w:right="100" w:firstLine="0" w:firstLineChars="0"/>
+              <w:rPr>
+                <w:rFonts w:ascii="Times New Roman" w:hAnsi="Times New Roman" w:eastAsia="Times New Roman" w:cs="Times New Roman"/>
+                <w:i w:val="false"/>
+                <w:b w:val="false"/>
+                <w:u w:val="none"/>
+                <w:strike w:val="false"/>
+                <w:sz w:val="18"/>
+                <w:szCs w:val="18"/>
+                <w:color w:val="000000"/>
+              </w:rPr>
+            </w:pPr>
+            <w:r>
+              <w:rPr>
+                <w:rFonts w:ascii="Times New Roman" w:hAnsi="Times New Roman" w:eastAsia="Times New Roman" w:cs="Times New Roman"/>
+                <w:i w:val="false"/>
+                <w:b w:val="false"/>
+                <w:u w:val="none"/>
+                <w:strike w:val="false"/>
+                <w:sz w:val="18"/>
+                <w:szCs w:val="18"/>
+                <w:color w:val="000000"/>
+              </w:rPr>
+              <w:t xml:space="preserve">Male (ref)</w:t>
+            </w:r>
+          </w:p>
+        </w:tc>
+        <w:tc>
+          <w:tcPr>
+            <w:tcBorders>
+              <w:bottom w:val="none" w:sz="0" w:space="0" w:color="000000"/>
+              <w:top w:val="none" w:sz="0" w:space="0" w:color="000000"/>
+              <w:left w:val="none" w:sz="0" w:space="0" w:color="000000"/>
+              <w:right w:val="none" w:sz="0" w:space="0" w:color="000000"/>
+            </w:tcBorders>
+            <w:shd w:val="clear" w:color="auto" w:fill="FFFFFF"/>
+            <w:tcMar>
+              <w:top w:w="0" w:type="dxa"/>
+              <w:bottom w:w="0" w:type="dxa"/>
+              <w:left w:w="0" w:type="dxa"/>
+              <w:right w:w="0" w:type="dxa"/>
+            </w:tcMar>
+            <w:vAlign w:val="center"/>
+          </w:tcPr>
+          <w:p>
+            <w:pPr>
+              <w:pStyle w:val="Normal"/>
+              <w:jc w:val="right"/>
+              <w:pBdr>
+                <w:bottom w:val="none" w:sz="0" w:space="0" w:color="000000"/>
+                <w:top w:val="none" w:sz="0" w:space="0" w:color="000000"/>
+                <w:left w:val="none" w:sz="0" w:space="0" w:color="000000"/>
+                <w:right w:val="none" w:sz="0" w:space="0" w:color="000000"/>
+              </w:pBdr>
+              <w:spacing w:after="100" w:before="100" w:line="240"/>
+              <w:ind w:left="100" w:right="100" w:firstLine="0" w:firstLineChars="0"/>
+              <w:rPr>
+                <w:rFonts w:ascii="Times New Roman" w:hAnsi="Times New Roman" w:eastAsia="Times New Roman" w:cs="Times New Roman"/>
+                <w:i w:val="false"/>
+                <w:b w:val="false"/>
+                <w:u w:val="none"/>
+                <w:strike w:val="false"/>
+                <w:sz w:val="18"/>
+                <w:szCs w:val="18"/>
+                <w:color w:val="000000"/>
+              </w:rPr>
+            </w:pPr>
+            <w:r>
+              <w:rPr>
+                <w:rFonts w:ascii="Times New Roman" w:hAnsi="Times New Roman" w:eastAsia="Times New Roman" w:cs="Times New Roman"/>
+                <w:i w:val="false"/>
+                <w:b w:val="false"/>
+                <w:u w:val="none"/>
+                <w:strike w:val="false"/>
+                <w:sz w:val="18"/>
+                <w:szCs w:val="18"/>
+                <w:color w:val="000000"/>
+              </w:rPr>
+              <w:t xml:space="preserve">234</w:t>
+            </w:r>
+          </w:p>
+        </w:tc>
+        <w:tc>
+          <w:tcPr>
+            <w:tcBorders>
+              <w:bottom w:val="none" w:sz="0" w:space="0" w:color="000000"/>
+              <w:top w:val="none" w:sz="0" w:space="0" w:color="000000"/>
+              <w:left w:val="none" w:sz="0" w:space="0" w:color="000000"/>
+              <w:right w:val="none" w:sz="0" w:space="0" w:color="000000"/>
+            </w:tcBorders>
+            <w:shd w:val="clear" w:color="auto" w:fill="FFFFFF"/>
+            <w:tcMar>
+              <w:top w:w="0" w:type="dxa"/>
+              <w:bottom w:w="0" w:type="dxa"/>
+              <w:left w:w="0" w:type="dxa"/>
+              <w:right w:w="0" w:type="dxa"/>
+            </w:tcMar>
+            <w:vAlign w:val="center"/>
+          </w:tcPr>
+          <w:p>
+            <w:pPr>
+              <w:pStyle w:val="Normal"/>
+              <w:jc w:val="right"/>
+              <w:pBdr>
+                <w:bottom w:val="none" w:sz="0" w:space="0" w:color="000000"/>
+                <w:top w:val="none" w:sz="0" w:space="0" w:color="000000"/>
+                <w:left w:val="none" w:sz="0" w:space="0" w:color="000000"/>
+                <w:right w:val="none" w:sz="0" w:space="0" w:color="000000"/>
+              </w:pBdr>
+              <w:spacing w:after="100" w:before="100" w:line="240"/>
+              <w:ind w:left="100" w:right="100" w:firstLine="0" w:firstLineChars="0"/>
+              <w:rPr>
+                <w:rFonts w:ascii="Times New Roman" w:hAnsi="Times New Roman" w:eastAsia="Times New Roman" w:cs="Times New Roman"/>
+                <w:i w:val="false"/>
+                <w:b w:val="false"/>
+                <w:u w:val="none"/>
+                <w:strike w:val="false"/>
+                <w:sz w:val="18"/>
+                <w:szCs w:val="18"/>
+                <w:color w:val="000000"/>
+              </w:rPr>
+            </w:pPr>
+            <w:r>
+              <w:rPr>
+                <w:rFonts w:ascii="Times New Roman" w:hAnsi="Times New Roman" w:eastAsia="Times New Roman" w:cs="Times New Roman"/>
+                <w:i w:val="false"/>
+                <w:b w:val="false"/>
+                <w:u w:val="none"/>
+                <w:strike w:val="false"/>
+                <w:sz w:val="18"/>
+                <w:szCs w:val="18"/>
+                <w:color w:val="000000"/>
+              </w:rPr>
+              <w:t xml:space="preserve">53</w:t>
+            </w:r>
+          </w:p>
+        </w:tc>
+        <w:tc>
+          <w:tcPr>
+            <w:tcBorders>
+              <w:bottom w:val="none" w:sz="0" w:space="0" w:color="000000"/>
+              <w:top w:val="none" w:sz="0" w:space="0" w:color="000000"/>
+              <w:left w:val="none" w:sz="0" w:space="0" w:color="000000"/>
+              <w:right w:val="none" w:sz="0" w:space="0" w:color="000000"/>
+            </w:tcBorders>
+            <w:shd w:val="clear" w:color="auto" w:fill="FFFFFF"/>
+            <w:tcMar>
+              <w:top w:w="0" w:type="dxa"/>
+              <w:bottom w:w="0" w:type="dxa"/>
+              <w:left w:w="0" w:type="dxa"/>
+              <w:right w:w="0" w:type="dxa"/>
+            </w:tcMar>
+            <w:vAlign w:val="center"/>
+          </w:tcPr>
+          <w:p>
+            <w:pPr>
+              <w:pStyle w:val="Normal"/>
+              <w:jc w:val="left"/>
+              <w:pBdr>
+                <w:bottom w:val="none" w:sz="0" w:space="0" w:color="000000"/>
+                <w:top w:val="none" w:sz="0" w:space="0" w:color="000000"/>
+                <w:left w:val="none" w:sz="0" w:space="0" w:color="000000"/>
+                <w:right w:val="none" w:sz="0" w:space="0" w:color="000000"/>
+              </w:pBdr>
+              <w:spacing w:after="100" w:before="100" w:line="240"/>
+              <w:ind w:left="100" w:right="100" w:firstLine="0" w:firstLineChars="0"/>
+              <w:rPr>
+                <w:rFonts w:ascii="Times New Roman" w:hAnsi="Times New Roman" w:eastAsia="Times New Roman" w:cs="Times New Roman"/>
+                <w:i w:val="false"/>
+                <w:b w:val="false"/>
+                <w:u w:val="none"/>
+                <w:strike w:val="false"/>
+                <w:sz w:val="18"/>
+                <w:szCs w:val="18"/>
+                <w:color w:val="000000"/>
+              </w:rPr>
+            </w:pPr>
+            <w:r>
+              <w:rPr>
+                <w:rFonts w:ascii="Times New Roman" w:hAnsi="Times New Roman" w:eastAsia="Times New Roman" w:cs="Times New Roman"/>
+                <w:i w:val="false"/>
+                <w:b w:val="false"/>
+                <w:u w:val="none"/>
+                <w:strike w:val="false"/>
+                <w:sz w:val="18"/>
+                <w:szCs w:val="18"/>
+                <w:color w:val="000000"/>
+              </w:rPr>
+              <w:t xml:space="preserve">Reference</w:t>
+            </w:r>
+          </w:p>
+        </w:tc>
+        <w:tc>
+          <w:tcPr>
+            <w:tcBorders>
+              <w:bottom w:val="none" w:sz="0" w:space="0" w:color="000000"/>
+              <w:top w:val="none" w:sz="0" w:space="0" w:color="000000"/>
+              <w:left w:val="none" w:sz="0" w:space="0" w:color="000000"/>
+              <w:right w:val="none" w:sz="0" w:space="0" w:color="000000"/>
+            </w:tcBorders>
+            <w:shd w:val="clear" w:color="auto" w:fill="FFFFFF"/>
+            <w:tcMar>
+              <w:top w:w="0" w:type="dxa"/>
+              <w:bottom w:w="0" w:type="dxa"/>
+              <w:left w:w="0" w:type="dxa"/>
+              <w:right w:w="0" w:type="dxa"/>
+            </w:tcMar>
+            <w:vAlign w:val="center"/>
+          </w:tcPr>
+          <w:p>
+            <w:pPr>
+              <w:pStyle w:val="Normal"/>
+              <w:jc w:val="left"/>
+              <w:pBdr>
+                <w:bottom w:val="none" w:sz="0" w:space="0" w:color="000000"/>
+                <w:top w:val="none" w:sz="0" w:space="0" w:color="000000"/>
+                <w:left w:val="none" w:sz="0" w:space="0" w:color="000000"/>
+                <w:right w:val="none" w:sz="0" w:space="0" w:color="000000"/>
+              </w:pBdr>
+              <w:spacing w:after="100" w:before="100" w:line="240"/>
+              <w:ind w:left="100" w:right="100" w:firstLine="0" w:firstLineChars="0"/>
+              <w:rPr>
+                <w:rFonts w:ascii="Times New Roman" w:hAnsi="Times New Roman" w:eastAsia="Times New Roman" w:cs="Times New Roman"/>
+                <w:i w:val="false"/>
+                <w:b w:val="false"/>
+                <w:u w:val="none"/>
+                <w:strike w:val="false"/>
+                <w:sz w:val="18"/>
+                <w:szCs w:val="18"/>
+                <w:color w:val="000000"/>
+              </w:rPr>
+            </w:pPr>
+            <w:r>
+              <w:rPr>
+                <w:rFonts w:ascii="Times New Roman" w:hAnsi="Times New Roman" w:eastAsia="Times New Roman" w:cs="Times New Roman"/>
+                <w:i w:val="false"/>
+                <w:b w:val="false"/>
+                <w:u w:val="none"/>
+                <w:strike w:val="false"/>
+                <w:sz w:val="18"/>
+                <w:szCs w:val="18"/>
+                <w:color w:val="000000"/>
+              </w:rPr>
               <w:t xml:space="preserve"/>
-            </w:r>
-          </w:p>
-        </w:tc>
-        <w:tc>
-          <w:tcPr>
-            <w:tcBorders>
-              <w:bottom w:val="none" w:sz="0" w:space="0" w:color="000000"/>
-              <w:top w:val="none" w:sz="0" w:space="0" w:color="000000"/>
-              <w:left w:val="none" w:sz="0" w:space="0" w:color="000000"/>
-              <w:right w:val="none" w:sz="0" w:space="0" w:color="000000"/>
-            </w:tcBorders>
-            <w:shd w:val="clear" w:color="auto" w:fill="FFFFFF"/>
-            <w:tcMar>
-              <w:top w:w="0" w:type="dxa"/>
-              <w:bottom w:w="0" w:type="dxa"/>
-              <w:left w:w="0" w:type="dxa"/>
-              <w:right w:w="0" w:type="dxa"/>
-            </w:tcMar>
-            <w:vAlign w:val="center"/>
-          </w:tcPr>
-          <w:p>
-            <w:pPr>
-              <w:pStyle w:val="Normal"/>
-              <w:jc w:val="left"/>
-              <w:pBdr>
-                <w:bottom w:val="none" w:sz="0" w:space="0" w:color="000000"/>
-                <w:top w:val="none" w:sz="0" w:space="0" w:color="000000"/>
-                <w:left w:val="none" w:sz="0" w:space="0" w:color="000000"/>
-                <w:right w:val="none" w:sz="0" w:space="0" w:color="000000"/>
-              </w:pBdr>
-              <w:spacing w:after="100" w:before="100" w:line="240"/>
-              <w:ind w:left="100" w:right="100" w:firstLine="0" w:firstLineChars="0"/>
-              <w:rPr>
-                <w:rFonts w:ascii="Times New Roman" w:hAnsi="Times New Roman" w:eastAsia="Times New Roman" w:cs="Times New Roman"/>
-                <w:i w:val="false"/>
-                <w:b w:val="false"/>
-                <w:u w:val="none"/>
-                <w:strike w:val="false"/>
-                <w:sz w:val="18"/>
-                <w:szCs w:val="18"/>
-                <w:color w:val="000000"/>
-              </w:rPr>
-            </w:pPr>
-            <w:r>
-              <w:rPr>
-                <w:rFonts w:ascii="Times New Roman" w:hAnsi="Times New Roman" w:eastAsia="Times New Roman" w:cs="Times New Roman"/>
-                <w:i w:val="false"/>
-                <w:b w:val="false"/>
-                <w:u w:val="none"/>
-                <w:strike w:val="false"/>
-                <w:sz w:val="18"/>
-                <w:szCs w:val="18"/>
-                <w:color w:val="000000"/>
-              </w:rPr>
-              <w:t xml:space="preserve">Female</w:t>
-            </w:r>
-          </w:p>
-        </w:tc>
-        <w:tc>
-          <w:tcPr>
-            <w:tcBorders>
-              <w:bottom w:val="none" w:sz="0" w:space="0" w:color="000000"/>
-              <w:top w:val="none" w:sz="0" w:space="0" w:color="000000"/>
-              <w:left w:val="none" w:sz="0" w:space="0" w:color="000000"/>
-              <w:right w:val="none" w:sz="0" w:space="0" w:color="000000"/>
-            </w:tcBorders>
-            <w:shd w:val="clear" w:color="auto" w:fill="FFFFFF"/>
-            <w:tcMar>
-              <w:top w:w="0" w:type="dxa"/>
-              <w:bottom w:w="0" w:type="dxa"/>
-              <w:left w:w="0" w:type="dxa"/>
-              <w:right w:w="0" w:type="dxa"/>
-            </w:tcMar>
-            <w:vAlign w:val="center"/>
-          </w:tcPr>
-          <w:p>
-            <w:pPr>
-              <w:pStyle w:val="Normal"/>
-              <w:jc w:val="right"/>
-              <w:pBdr>
-                <w:bottom w:val="none" w:sz="0" w:space="0" w:color="000000"/>
-                <w:top w:val="none" w:sz="0" w:space="0" w:color="000000"/>
-                <w:left w:val="none" w:sz="0" w:space="0" w:color="000000"/>
-                <w:right w:val="none" w:sz="0" w:space="0" w:color="000000"/>
-              </w:pBdr>
-              <w:spacing w:after="100" w:before="100" w:line="240"/>
-              <w:ind w:left="100" w:right="100" w:firstLine="0" w:firstLineChars="0"/>
-              <w:rPr>
-                <w:rFonts w:ascii="Times New Roman" w:hAnsi="Times New Roman" w:eastAsia="Times New Roman" w:cs="Times New Roman"/>
-                <w:i w:val="false"/>
-                <w:b w:val="false"/>
-                <w:u w:val="none"/>
-                <w:strike w:val="false"/>
-                <w:sz w:val="18"/>
-                <w:szCs w:val="18"/>
-                <w:color w:val="000000"/>
-              </w:rPr>
-            </w:pPr>
-            <w:r>
-              <w:rPr>
-                <w:rFonts w:ascii="Times New Roman" w:hAnsi="Times New Roman" w:eastAsia="Times New Roman" w:cs="Times New Roman"/>
-                <w:i w:val="false"/>
-                <w:b w:val="false"/>
-                <w:u w:val="none"/>
-                <w:strike w:val="false"/>
-                <w:sz w:val="18"/>
-                <w:szCs w:val="18"/>
-                <w:color w:val="000000"/>
-              </w:rPr>
-              <w:t xml:space="preserve">205</w:t>
-            </w:r>
-          </w:p>
-        </w:tc>
-        <w:tc>
-          <w:tcPr>
-            <w:tcBorders>
-              <w:bottom w:val="none" w:sz="0" w:space="0" w:color="000000"/>
-              <w:top w:val="none" w:sz="0" w:space="0" w:color="000000"/>
-              <w:left w:val="none" w:sz="0" w:space="0" w:color="000000"/>
-              <w:right w:val="none" w:sz="0" w:space="0" w:color="000000"/>
-            </w:tcBorders>
-            <w:shd w:val="clear" w:color="auto" w:fill="FFFFFF"/>
-            <w:tcMar>
-              <w:top w:w="0" w:type="dxa"/>
-              <w:bottom w:w="0" w:type="dxa"/>
-              <w:left w:w="0" w:type="dxa"/>
-              <w:right w:w="0" w:type="dxa"/>
-            </w:tcMar>
-            <w:vAlign w:val="center"/>
-          </w:tcPr>
-          <w:p>
-            <w:pPr>
-              <w:pStyle w:val="Normal"/>
-              <w:jc w:val="right"/>
-              <w:pBdr>
-                <w:bottom w:val="none" w:sz="0" w:space="0" w:color="000000"/>
-                <w:top w:val="none" w:sz="0" w:space="0" w:color="000000"/>
-                <w:left w:val="none" w:sz="0" w:space="0" w:color="000000"/>
-                <w:right w:val="none" w:sz="0" w:space="0" w:color="000000"/>
-              </w:pBdr>
-              <w:spacing w:after="100" w:before="100" w:line="240"/>
-              <w:ind w:left="100" w:right="100" w:firstLine="0" w:firstLineChars="0"/>
-              <w:rPr>
-                <w:rFonts w:ascii="Times New Roman" w:hAnsi="Times New Roman" w:eastAsia="Times New Roman" w:cs="Times New Roman"/>
-                <w:i w:val="false"/>
-                <w:b w:val="false"/>
-                <w:u w:val="none"/>
-                <w:strike w:val="false"/>
-                <w:sz w:val="18"/>
-                <w:szCs w:val="18"/>
-                <w:color w:val="000000"/>
-              </w:rPr>
-            </w:pPr>
-            <w:r>
-              <w:rPr>
-                <w:rFonts w:ascii="Times New Roman" w:hAnsi="Times New Roman" w:eastAsia="Times New Roman" w:cs="Times New Roman"/>
-                <w:i w:val="false"/>
-                <w:b w:val="false"/>
-                <w:u w:val="none"/>
-                <w:strike w:val="false"/>
-                <w:sz w:val="18"/>
-                <w:szCs w:val="18"/>
-                <w:color w:val="000000"/>
-              </w:rPr>
-              <w:t xml:space="preserve">44</w:t>
-            </w:r>
-          </w:p>
-        </w:tc>
-        <w:tc>
-          <w:tcPr>
-            <w:tcBorders>
-              <w:bottom w:val="none" w:sz="0" w:space="0" w:color="000000"/>
-              <w:top w:val="none" w:sz="0" w:space="0" w:color="000000"/>
-              <w:left w:val="none" w:sz="0" w:space="0" w:color="000000"/>
-              <w:right w:val="none" w:sz="0" w:space="0" w:color="000000"/>
-            </w:tcBorders>
-            <w:shd w:val="clear" w:color="auto" w:fill="FFFFFF"/>
-            <w:tcMar>
-              <w:top w:w="0" w:type="dxa"/>
-              <w:bottom w:w="0" w:type="dxa"/>
-              <w:left w:w="0" w:type="dxa"/>
-              <w:right w:w="0" w:type="dxa"/>
-            </w:tcMar>
-            <w:vAlign w:val="center"/>
-          </w:tcPr>
-          <w:p>
-            <w:pPr>
-              <w:pStyle w:val="Normal"/>
-              <w:jc w:val="left"/>
-              <w:pBdr>
-                <w:bottom w:val="none" w:sz="0" w:space="0" w:color="000000"/>
-                <w:top w:val="none" w:sz="0" w:space="0" w:color="000000"/>
-                <w:left w:val="none" w:sz="0" w:space="0" w:color="000000"/>
-                <w:right w:val="none" w:sz="0" w:space="0" w:color="000000"/>
-              </w:pBdr>
-              <w:spacing w:after="100" w:before="100" w:line="240"/>
-              <w:ind w:left="100" w:right="100" w:firstLine="0" w:firstLineChars="0"/>
-              <w:rPr>
-                <w:rFonts w:ascii="Times New Roman" w:hAnsi="Times New Roman" w:eastAsia="Times New Roman" w:cs="Times New Roman"/>
-                <w:i w:val="false"/>
-                <w:b w:val="false"/>
-                <w:u w:val="none"/>
-                <w:strike w:val="false"/>
-                <w:sz w:val="18"/>
-                <w:szCs w:val="18"/>
-                <w:color w:val="000000"/>
-              </w:rPr>
-            </w:pPr>
-            <w:r>
-              <w:rPr>
-                <w:rFonts w:ascii="Times New Roman" w:hAnsi="Times New Roman" w:eastAsia="Times New Roman" w:cs="Times New Roman"/>
-                <w:i w:val="false"/>
-                <w:b w:val="false"/>
-                <w:u w:val="none"/>
-                <w:strike w:val="false"/>
-                <w:sz w:val="18"/>
-                <w:szCs w:val="18"/>
-                <w:color w:val="000000"/>
-              </w:rPr>
-              <w:t xml:space="preserve">0.88 (0.59–1.32)</w:t>
-            </w:r>
-          </w:p>
-        </w:tc>
-        <w:tc>
-          <w:tcPr>
-            <w:tcBorders>
-              <w:bottom w:val="none" w:sz="0" w:space="0" w:color="000000"/>
-              <w:top w:val="none" w:sz="0" w:space="0" w:color="000000"/>
-              <w:left w:val="none" w:sz="0" w:space="0" w:color="000000"/>
-              <w:right w:val="none" w:sz="0" w:space="0" w:color="000000"/>
-            </w:tcBorders>
-            <w:shd w:val="clear" w:color="auto" w:fill="FFFFFF"/>
-            <w:tcMar>
-              <w:top w:w="0" w:type="dxa"/>
-              <w:bottom w:w="0" w:type="dxa"/>
-              <w:left w:w="0" w:type="dxa"/>
-              <w:right w:w="0" w:type="dxa"/>
-            </w:tcMar>
-            <w:vAlign w:val="center"/>
-          </w:tcPr>
-          <w:p>
-            <w:pPr>
-              <w:pStyle w:val="Normal"/>
-              <w:jc w:val="left"/>
-              <w:pBdr>
-                <w:bottom w:val="none" w:sz="0" w:space="0" w:color="000000"/>
-                <w:top w:val="none" w:sz="0" w:space="0" w:color="000000"/>
-                <w:left w:val="none" w:sz="0" w:space="0" w:color="000000"/>
-                <w:right w:val="none" w:sz="0" w:space="0" w:color="000000"/>
-              </w:pBdr>
-              <w:spacing w:after="100" w:before="100" w:line="240"/>
-              <w:ind w:left="100" w:right="100" w:firstLine="0" w:firstLineChars="0"/>
-              <w:rPr>
-                <w:rFonts w:ascii="Times New Roman" w:hAnsi="Times New Roman" w:eastAsia="Times New Roman" w:cs="Times New Roman"/>
-                <w:i w:val="false"/>
-                <w:b w:val="false"/>
-                <w:u w:val="none"/>
-                <w:strike w:val="false"/>
-                <w:sz w:val="18"/>
-                <w:szCs w:val="18"/>
-                <w:color w:val="000000"/>
-              </w:rPr>
-            </w:pPr>
-            <w:r>
-              <w:rPr>
-                <w:rFonts w:ascii="Times New Roman" w:hAnsi="Times New Roman" w:eastAsia="Times New Roman" w:cs="Times New Roman"/>
-                <w:i w:val="false"/>
-                <w:b w:val="false"/>
-                <w:u w:val="none"/>
-                <w:strike w:val="false"/>
-                <w:sz w:val="18"/>
-                <w:szCs w:val="18"/>
-                <w:color w:val="000000"/>
-              </w:rPr>
-              <w:t xml:space="preserve">0.549</w:t>
             </w:r>
           </w:p>
         </w:tc>
@@ -12189,62 +12189,62 @@
                 <w:szCs w:val="18"/>
                 <w:color w:val="000000"/>
               </w:rPr>
-              <w:t xml:space="preserve">Pathologic stage</w:t>
-            </w:r>
-          </w:p>
-        </w:tc>
-        <w:tc>
-          <w:tcPr>
-            <w:tcBorders>
-              <w:bottom w:val="none" w:sz="0" w:space="0" w:color="000000"/>
-              <w:top w:val="none" w:sz="0" w:space="0" w:color="000000"/>
-              <w:left w:val="none" w:sz="0" w:space="0" w:color="000000"/>
-              <w:right w:val="none" w:sz="0" w:space="0" w:color="000000"/>
-            </w:tcBorders>
-            <w:shd w:val="clear" w:color="auto" w:fill="FFFFFF"/>
-            <w:tcMar>
-              <w:top w:w="0" w:type="dxa"/>
-              <w:bottom w:w="0" w:type="dxa"/>
-              <w:left w:w="0" w:type="dxa"/>
-              <w:right w:w="0" w:type="dxa"/>
-            </w:tcMar>
-            <w:vAlign w:val="center"/>
-          </w:tcPr>
-          <w:p>
-            <w:pPr>
-              <w:pStyle w:val="Normal"/>
-              <w:jc w:val="left"/>
-              <w:pBdr>
-                <w:bottom w:val="none" w:sz="0" w:space="0" w:color="000000"/>
-                <w:top w:val="none" w:sz="0" w:space="0" w:color="000000"/>
-                <w:left w:val="none" w:sz="0" w:space="0" w:color="000000"/>
-                <w:right w:val="none" w:sz="0" w:space="0" w:color="000000"/>
-              </w:pBdr>
-              <w:spacing w:after="100" w:before="100" w:line="240"/>
-              <w:ind w:left="100" w:right="100" w:firstLine="0" w:firstLineChars="0"/>
-              <w:rPr>
-                <w:rFonts w:ascii="Times New Roman" w:hAnsi="Times New Roman" w:eastAsia="Times New Roman" w:cs="Times New Roman"/>
-                <w:i w:val="false"/>
-                <w:b w:val="false"/>
-                <w:u w:val="none"/>
-                <w:strike w:val="false"/>
-                <w:sz w:val="18"/>
-                <w:szCs w:val="18"/>
-                <w:color w:val="000000"/>
-              </w:rPr>
-            </w:pPr>
-            <w:r>
-              <w:rPr>
-                <w:rFonts w:ascii="Times New Roman" w:hAnsi="Times New Roman" w:eastAsia="Times New Roman" w:cs="Times New Roman"/>
-                <w:i w:val="false"/>
-                <w:b w:val="false"/>
-                <w:u w:val="none"/>
-                <w:strike w:val="false"/>
-                <w:sz w:val="18"/>
-                <w:szCs w:val="18"/>
-                <w:color w:val="000000"/>
-              </w:rPr>
-              <w:t xml:space="preserve">I (ref)</w:t>
+              <w:t xml:space="preserve"/>
+            </w:r>
+          </w:p>
+        </w:tc>
+        <w:tc>
+          <w:tcPr>
+            <w:tcBorders>
+              <w:bottom w:val="none" w:sz="0" w:space="0" w:color="000000"/>
+              <w:top w:val="none" w:sz="0" w:space="0" w:color="000000"/>
+              <w:left w:val="none" w:sz="0" w:space="0" w:color="000000"/>
+              <w:right w:val="none" w:sz="0" w:space="0" w:color="000000"/>
+            </w:tcBorders>
+            <w:shd w:val="clear" w:color="auto" w:fill="FFFFFF"/>
+            <w:tcMar>
+              <w:top w:w="0" w:type="dxa"/>
+              <w:bottom w:w="0" w:type="dxa"/>
+              <w:left w:w="0" w:type="dxa"/>
+              <w:right w:w="0" w:type="dxa"/>
+            </w:tcMar>
+            <w:vAlign w:val="center"/>
+          </w:tcPr>
+          <w:p>
+            <w:pPr>
+              <w:pStyle w:val="Normal"/>
+              <w:jc w:val="left"/>
+              <w:pBdr>
+                <w:bottom w:val="none" w:sz="0" w:space="0" w:color="000000"/>
+                <w:top w:val="none" w:sz="0" w:space="0" w:color="000000"/>
+                <w:left w:val="none" w:sz="0" w:space="0" w:color="000000"/>
+                <w:right w:val="none" w:sz="0" w:space="0" w:color="000000"/>
+              </w:pBdr>
+              <w:spacing w:after="100" w:before="100" w:line="240"/>
+              <w:ind w:left="100" w:right="100" w:firstLine="0" w:firstLineChars="0"/>
+              <w:rPr>
+                <w:rFonts w:ascii="Times New Roman" w:hAnsi="Times New Roman" w:eastAsia="Times New Roman" w:cs="Times New Roman"/>
+                <w:i w:val="false"/>
+                <w:b w:val="false"/>
+                <w:u w:val="none"/>
+                <w:strike w:val="false"/>
+                <w:sz w:val="18"/>
+                <w:szCs w:val="18"/>
+                <w:color w:val="000000"/>
+              </w:rPr>
+            </w:pPr>
+            <w:r>
+              <w:rPr>
+                <w:rFonts w:ascii="Times New Roman" w:hAnsi="Times New Roman" w:eastAsia="Times New Roman" w:cs="Times New Roman"/>
+                <w:i w:val="false"/>
+                <w:b w:val="false"/>
+                <w:u w:val="none"/>
+                <w:strike w:val="false"/>
+                <w:sz w:val="18"/>
+                <w:szCs w:val="18"/>
+                <w:color w:val="000000"/>
+              </w:rPr>
+              <w:t xml:space="preserve">Female</w:t>
             </w:r>
           </w:p>
         </w:tc>
@@ -12299,7 +12299,7 @@
                 <w:szCs w:val="18"/>
                 <w:color w:val="000000"/>
               </w:rPr>
-              <w:t xml:space="preserve">72</w:t>
+              <w:t xml:space="preserve">205</w:t>
             </w:r>
           </w:p>
         </w:tc>
@@ -12354,62 +12354,117 @@
                 <w:szCs w:val="18"/>
                 <w:color w:val="000000"/>
               </w:rPr>
-              <w:t xml:space="preserve">4</w:t>
-            </w:r>
-          </w:p>
-        </w:tc>
-        <w:tc>
-          <w:tcPr>
-            <w:tcBorders>
-              <w:bottom w:val="none" w:sz="0" w:space="0" w:color="000000"/>
-              <w:top w:val="none" w:sz="0" w:space="0" w:color="000000"/>
-              <w:left w:val="none" w:sz="0" w:space="0" w:color="000000"/>
-              <w:right w:val="none" w:sz="0" w:space="0" w:color="000000"/>
-            </w:tcBorders>
-            <w:shd w:val="clear" w:color="auto" w:fill="FFFFFF"/>
-            <w:tcMar>
-              <w:top w:w="0" w:type="dxa"/>
-              <w:bottom w:w="0" w:type="dxa"/>
-              <w:left w:w="0" w:type="dxa"/>
-              <w:right w:w="0" w:type="dxa"/>
-            </w:tcMar>
-            <w:vAlign w:val="center"/>
-          </w:tcPr>
-          <w:p>
-            <w:pPr>
-              <w:pStyle w:val="Normal"/>
-              <w:jc w:val="left"/>
-              <w:pBdr>
-                <w:bottom w:val="none" w:sz="0" w:space="0" w:color="000000"/>
-                <w:top w:val="none" w:sz="0" w:space="0" w:color="000000"/>
-                <w:left w:val="none" w:sz="0" w:space="0" w:color="000000"/>
-                <w:right w:val="none" w:sz="0" w:space="0" w:color="000000"/>
-              </w:pBdr>
-              <w:spacing w:after="100" w:before="100" w:line="240"/>
-              <w:ind w:left="100" w:right="100" w:firstLine="0" w:firstLineChars="0"/>
-              <w:rPr>
-                <w:rFonts w:ascii="Times New Roman" w:hAnsi="Times New Roman" w:eastAsia="Times New Roman" w:cs="Times New Roman"/>
-                <w:i w:val="false"/>
-                <w:b w:val="false"/>
-                <w:u w:val="none"/>
-                <w:strike w:val="false"/>
-                <w:sz w:val="18"/>
-                <w:szCs w:val="18"/>
-                <w:color w:val="000000"/>
-              </w:rPr>
-            </w:pPr>
-            <w:r>
-              <w:rPr>
-                <w:rFonts w:ascii="Times New Roman" w:hAnsi="Times New Roman" w:eastAsia="Times New Roman" w:cs="Times New Roman"/>
-                <w:i w:val="false"/>
-                <w:b w:val="false"/>
-                <w:u w:val="none"/>
-                <w:strike w:val="false"/>
-                <w:sz w:val="18"/>
-                <w:szCs w:val="18"/>
-                <w:color w:val="000000"/>
-              </w:rPr>
-              <w:t xml:space="preserve">Reference</w:t>
+              <w:t xml:space="preserve">44</w:t>
+            </w:r>
+          </w:p>
+        </w:tc>
+        <w:tc>
+          <w:tcPr>
+            <w:tcBorders>
+              <w:bottom w:val="none" w:sz="0" w:space="0" w:color="000000"/>
+              <w:top w:val="none" w:sz="0" w:space="0" w:color="000000"/>
+              <w:left w:val="none" w:sz="0" w:space="0" w:color="000000"/>
+              <w:right w:val="none" w:sz="0" w:space="0" w:color="000000"/>
+            </w:tcBorders>
+            <w:shd w:val="clear" w:color="auto" w:fill="FFFFFF"/>
+            <w:tcMar>
+              <w:top w:w="0" w:type="dxa"/>
+              <w:bottom w:w="0" w:type="dxa"/>
+              <w:left w:w="0" w:type="dxa"/>
+              <w:right w:w="0" w:type="dxa"/>
+            </w:tcMar>
+            <w:vAlign w:val="center"/>
+          </w:tcPr>
+          <w:p>
+            <w:pPr>
+              <w:pStyle w:val="Normal"/>
+              <w:jc w:val="left"/>
+              <w:pBdr>
+                <w:bottom w:val="none" w:sz="0" w:space="0" w:color="000000"/>
+                <w:top w:val="none" w:sz="0" w:space="0" w:color="000000"/>
+                <w:left w:val="none" w:sz="0" w:space="0" w:color="000000"/>
+                <w:right w:val="none" w:sz="0" w:space="0" w:color="000000"/>
+              </w:pBdr>
+              <w:spacing w:after="100" w:before="100" w:line="240"/>
+              <w:ind w:left="100" w:right="100" w:firstLine="0" w:firstLineChars="0"/>
+              <w:rPr>
+                <w:rFonts w:ascii="Times New Roman" w:hAnsi="Times New Roman" w:eastAsia="Times New Roman" w:cs="Times New Roman"/>
+                <w:i w:val="false"/>
+                <w:b w:val="false"/>
+                <w:u w:val="none"/>
+                <w:strike w:val="false"/>
+                <w:sz w:val="18"/>
+                <w:szCs w:val="18"/>
+                <w:color w:val="000000"/>
+              </w:rPr>
+            </w:pPr>
+            <w:r>
+              <w:rPr>
+                <w:rFonts w:ascii="Times New Roman" w:hAnsi="Times New Roman" w:eastAsia="Times New Roman" w:cs="Times New Roman"/>
+                <w:i w:val="false"/>
+                <w:b w:val="false"/>
+                <w:u w:val="none"/>
+                <w:strike w:val="false"/>
+                <w:sz w:val="18"/>
+                <w:szCs w:val="18"/>
+                <w:color w:val="000000"/>
+              </w:rPr>
+              <w:t xml:space="preserve">0.88 (0.59–1.32)</w:t>
+            </w:r>
+          </w:p>
+        </w:tc>
+        <w:tc>
+          <w:tcPr>
+            <w:tcBorders>
+              <w:bottom w:val="none" w:sz="0" w:space="0" w:color="000000"/>
+              <w:top w:val="none" w:sz="0" w:space="0" w:color="000000"/>
+              <w:left w:val="none" w:sz="0" w:space="0" w:color="000000"/>
+              <w:right w:val="none" w:sz="0" w:space="0" w:color="000000"/>
+            </w:tcBorders>
+            <w:shd w:val="clear" w:color="auto" w:fill="FFFFFF"/>
+            <w:tcMar>
+              <w:top w:w="0" w:type="dxa"/>
+              <w:bottom w:w="0" w:type="dxa"/>
+              <w:left w:w="0" w:type="dxa"/>
+              <w:right w:w="0" w:type="dxa"/>
+            </w:tcMar>
+            <w:vAlign w:val="center"/>
+          </w:tcPr>
+          <w:p>
+            <w:pPr>
+              <w:pStyle w:val="Normal"/>
+              <w:jc w:val="left"/>
+              <w:pBdr>
+                <w:bottom w:val="none" w:sz="0" w:space="0" w:color="000000"/>
+                <w:top w:val="none" w:sz="0" w:space="0" w:color="000000"/>
+                <w:left w:val="none" w:sz="0" w:space="0" w:color="000000"/>
+                <w:right w:val="none" w:sz="0" w:space="0" w:color="000000"/>
+              </w:pBdr>
+              <w:spacing w:after="100" w:before="100" w:line="240"/>
+              <w:ind w:left="100" w:right="100" w:firstLine="0" w:firstLineChars="0"/>
+              <w:rPr>
+                <w:rFonts w:ascii="Times New Roman" w:hAnsi="Times New Roman" w:eastAsia="Times New Roman" w:cs="Times New Roman"/>
+                <w:i w:val="false"/>
+                <w:b w:val="false"/>
+                <w:u w:val="none"/>
+                <w:strike w:val="false"/>
+                <w:sz w:val="18"/>
+                <w:szCs w:val="18"/>
+                <w:color w:val="000000"/>
+              </w:rPr>
+            </w:pPr>
+            <w:r>
+              <w:rPr>
+                <w:rFonts w:ascii="Times New Roman" w:hAnsi="Times New Roman" w:eastAsia="Times New Roman" w:cs="Times New Roman"/>
+                <w:i w:val="false"/>
+                <w:b w:val="false"/>
+                <w:u w:val="none"/>
+                <w:strike w:val="false"/>
+                <w:sz w:val="18"/>
+                <w:szCs w:val="18"/>
+                <w:color w:val="000000"/>
+              </w:rPr>
+              <w:t xml:space="preserve">0.549</w:t>
             </w:r>
           </w:p>
         </w:tc>
@@ -12465,61 +12520,6 @@
                 <w:color w:val="000000"/>
               </w:rPr>
               <w:t xml:space="preserve"/>
-            </w:r>
-          </w:p>
-        </w:tc>
-        <w:tc>
-          <w:tcPr>
-            <w:tcBorders>
-              <w:bottom w:val="none" w:sz="0" w:space="0" w:color="000000"/>
-              <w:top w:val="none" w:sz="0" w:space="0" w:color="000000"/>
-              <w:left w:val="none" w:sz="0" w:space="0" w:color="000000"/>
-              <w:right w:val="none" w:sz="0" w:space="0" w:color="000000"/>
-            </w:tcBorders>
-            <w:shd w:val="clear" w:color="auto" w:fill="FFFFFF"/>
-            <w:tcMar>
-              <w:top w:w="0" w:type="dxa"/>
-              <w:bottom w:w="0" w:type="dxa"/>
-              <w:left w:w="0" w:type="dxa"/>
-              <w:right w:w="0" w:type="dxa"/>
-            </w:tcMar>
-            <w:vAlign w:val="center"/>
-          </w:tcPr>
-          <w:p>
-            <w:pPr>
-              <w:pStyle w:val="Normal"/>
-              <w:jc w:val="left"/>
-              <w:pBdr>
-                <w:bottom w:val="none" w:sz="0" w:space="0" w:color="000000"/>
-                <w:top w:val="none" w:sz="0" w:space="0" w:color="000000"/>
-                <w:left w:val="none" w:sz="0" w:space="0" w:color="000000"/>
-                <w:right w:val="none" w:sz="0" w:space="0" w:color="000000"/>
-              </w:pBdr>
-              <w:spacing w:after="100" w:before="100" w:line="240"/>
-              <w:ind w:left="100" w:right="100" w:firstLine="0" w:firstLineChars="0"/>
-              <w:rPr>
-                <w:rFonts w:ascii="Times New Roman" w:hAnsi="Times New Roman" w:eastAsia="Times New Roman" w:cs="Times New Roman"/>
-                <w:i w:val="false"/>
-                <w:b w:val="false"/>
-                <w:u w:val="none"/>
-                <w:strike w:val="false"/>
-                <w:sz w:val="18"/>
-                <w:szCs w:val="18"/>
-                <w:color w:val="000000"/>
-              </w:rPr>
-            </w:pPr>
-            <w:r>
-              <w:rPr>
-                <w:rFonts w:ascii="Times New Roman" w:hAnsi="Times New Roman" w:eastAsia="Times New Roman" w:cs="Times New Roman"/>
-                <w:i w:val="false"/>
-                <w:b w:val="false"/>
-                <w:u w:val="none"/>
-                <w:strike w:val="false"/>
-                <w:sz w:val="18"/>
-                <w:szCs w:val="18"/>
-                <w:color w:val="000000"/>
-              </w:rPr>
-              <w:t xml:space="preserve">&lt;0.001</w:t>
             </w:r>
           </w:p>
         </w:tc>
@@ -12579,282 +12579,282 @@
                 <w:szCs w:val="18"/>
                 <w:color w:val="000000"/>
               </w:rPr>
+              <w:t xml:space="preserve">Pathologic stage group</w:t>
+            </w:r>
+          </w:p>
+        </w:tc>
+        <w:tc>
+          <w:tcPr>
+            <w:tcBorders>
+              <w:bottom w:val="none" w:sz="0" w:space="0" w:color="000000"/>
+              <w:top w:val="none" w:sz="0" w:space="0" w:color="000000"/>
+              <w:left w:val="none" w:sz="0" w:space="0" w:color="000000"/>
+              <w:right w:val="none" w:sz="0" w:space="0" w:color="000000"/>
+            </w:tcBorders>
+            <w:shd w:val="clear" w:color="auto" w:fill="FFFFFF"/>
+            <w:tcMar>
+              <w:top w:w="0" w:type="dxa"/>
+              <w:bottom w:w="0" w:type="dxa"/>
+              <w:left w:w="0" w:type="dxa"/>
+              <w:right w:w="0" w:type="dxa"/>
+            </w:tcMar>
+            <w:vAlign w:val="center"/>
+          </w:tcPr>
+          <w:p>
+            <w:pPr>
+              <w:pStyle w:val="Normal"/>
+              <w:jc w:val="left"/>
+              <w:pBdr>
+                <w:bottom w:val="none" w:sz="0" w:space="0" w:color="000000"/>
+                <w:top w:val="none" w:sz="0" w:space="0" w:color="000000"/>
+                <w:left w:val="none" w:sz="0" w:space="0" w:color="000000"/>
+                <w:right w:val="none" w:sz="0" w:space="0" w:color="000000"/>
+              </w:pBdr>
+              <w:spacing w:after="100" w:before="100" w:line="240"/>
+              <w:ind w:left="100" w:right="100" w:firstLine="0" w:firstLineChars="0"/>
+              <w:rPr>
+                <w:rFonts w:ascii="Times New Roman" w:hAnsi="Times New Roman" w:eastAsia="Times New Roman" w:cs="Times New Roman"/>
+                <w:i w:val="false"/>
+                <w:b w:val="false"/>
+                <w:u w:val="none"/>
+                <w:strike w:val="false"/>
+                <w:sz w:val="18"/>
+                <w:szCs w:val="18"/>
+                <w:color w:val="000000"/>
+              </w:rPr>
+            </w:pPr>
+            <w:r>
+              <w:rPr>
+                <w:rFonts w:ascii="Times New Roman" w:hAnsi="Times New Roman" w:eastAsia="Times New Roman" w:cs="Times New Roman"/>
+                <w:i w:val="false"/>
+                <w:b w:val="false"/>
+                <w:u w:val="none"/>
+                <w:strike w:val="false"/>
+                <w:sz w:val="18"/>
+                <w:szCs w:val="18"/>
+                <w:color w:val="000000"/>
+              </w:rPr>
+              <w:t xml:space="preserve">I–II (ref)</w:t>
+            </w:r>
+          </w:p>
+        </w:tc>
+        <w:tc>
+          <w:tcPr>
+            <w:tcBorders>
+              <w:bottom w:val="none" w:sz="0" w:space="0" w:color="000000"/>
+              <w:top w:val="none" w:sz="0" w:space="0" w:color="000000"/>
+              <w:left w:val="none" w:sz="0" w:space="0" w:color="000000"/>
+              <w:right w:val="none" w:sz="0" w:space="0" w:color="000000"/>
+            </w:tcBorders>
+            <w:shd w:val="clear" w:color="auto" w:fill="FFFFFF"/>
+            <w:tcMar>
+              <w:top w:w="0" w:type="dxa"/>
+              <w:bottom w:w="0" w:type="dxa"/>
+              <w:left w:w="0" w:type="dxa"/>
+              <w:right w:w="0" w:type="dxa"/>
+            </w:tcMar>
+            <w:vAlign w:val="center"/>
+          </w:tcPr>
+          <w:p>
+            <w:pPr>
+              <w:pStyle w:val="Normal"/>
+              <w:jc w:val="right"/>
+              <w:pBdr>
+                <w:bottom w:val="none" w:sz="0" w:space="0" w:color="000000"/>
+                <w:top w:val="none" w:sz="0" w:space="0" w:color="000000"/>
+                <w:left w:val="none" w:sz="0" w:space="0" w:color="000000"/>
+                <w:right w:val="none" w:sz="0" w:space="0" w:color="000000"/>
+              </w:pBdr>
+              <w:spacing w:after="100" w:before="100" w:line="240"/>
+              <w:ind w:left="100" w:right="100" w:firstLine="0" w:firstLineChars="0"/>
+              <w:rPr>
+                <w:rFonts w:ascii="Times New Roman" w:hAnsi="Times New Roman" w:eastAsia="Times New Roman" w:cs="Times New Roman"/>
+                <w:i w:val="false"/>
+                <w:b w:val="false"/>
+                <w:u w:val="none"/>
+                <w:strike w:val="false"/>
+                <w:sz w:val="18"/>
+                <w:szCs w:val="18"/>
+                <w:color w:val="000000"/>
+              </w:rPr>
+            </w:pPr>
+            <w:r>
+              <w:rPr>
+                <w:rFonts w:ascii="Times New Roman" w:hAnsi="Times New Roman" w:eastAsia="Times New Roman" w:cs="Times New Roman"/>
+                <w:i w:val="false"/>
+                <w:b w:val="false"/>
+                <w:u w:val="none"/>
+                <w:strike w:val="false"/>
+                <w:sz w:val="18"/>
+                <w:szCs w:val="18"/>
+                <w:color w:val="000000"/>
+              </w:rPr>
+              <w:t xml:space="preserve">242</w:t>
+            </w:r>
+          </w:p>
+        </w:tc>
+        <w:tc>
+          <w:tcPr>
+            <w:tcBorders>
+              <w:bottom w:val="none" w:sz="0" w:space="0" w:color="000000"/>
+              <w:top w:val="none" w:sz="0" w:space="0" w:color="000000"/>
+              <w:left w:val="none" w:sz="0" w:space="0" w:color="000000"/>
+              <w:right w:val="none" w:sz="0" w:space="0" w:color="000000"/>
+            </w:tcBorders>
+            <w:shd w:val="clear" w:color="auto" w:fill="FFFFFF"/>
+            <w:tcMar>
+              <w:top w:w="0" w:type="dxa"/>
+              <w:bottom w:w="0" w:type="dxa"/>
+              <w:left w:w="0" w:type="dxa"/>
+              <w:right w:w="0" w:type="dxa"/>
+            </w:tcMar>
+            <w:vAlign w:val="center"/>
+          </w:tcPr>
+          <w:p>
+            <w:pPr>
+              <w:pStyle w:val="Normal"/>
+              <w:jc w:val="right"/>
+              <w:pBdr>
+                <w:bottom w:val="none" w:sz="0" w:space="0" w:color="000000"/>
+                <w:top w:val="none" w:sz="0" w:space="0" w:color="000000"/>
+                <w:left w:val="none" w:sz="0" w:space="0" w:color="000000"/>
+                <w:right w:val="none" w:sz="0" w:space="0" w:color="000000"/>
+              </w:pBdr>
+              <w:spacing w:after="100" w:before="100" w:line="240"/>
+              <w:ind w:left="100" w:right="100" w:firstLine="0" w:firstLineChars="0"/>
+              <w:rPr>
+                <w:rFonts w:ascii="Times New Roman" w:hAnsi="Times New Roman" w:eastAsia="Times New Roman" w:cs="Times New Roman"/>
+                <w:i w:val="false"/>
+                <w:b w:val="false"/>
+                <w:u w:val="none"/>
+                <w:strike w:val="false"/>
+                <w:sz w:val="18"/>
+                <w:szCs w:val="18"/>
+                <w:color w:val="000000"/>
+              </w:rPr>
+            </w:pPr>
+            <w:r>
+              <w:rPr>
+                <w:rFonts w:ascii="Times New Roman" w:hAnsi="Times New Roman" w:eastAsia="Times New Roman" w:cs="Times New Roman"/>
+                <w:i w:val="false"/>
+                <w:b w:val="false"/>
+                <w:u w:val="none"/>
+                <w:strike w:val="false"/>
+                <w:sz w:val="18"/>
+                <w:szCs w:val="18"/>
+                <w:color w:val="000000"/>
+              </w:rPr>
+              <w:t xml:space="preserve">32</w:t>
+            </w:r>
+          </w:p>
+        </w:tc>
+        <w:tc>
+          <w:tcPr>
+            <w:tcBorders>
+              <w:bottom w:val="none" w:sz="0" w:space="0" w:color="000000"/>
+              <w:top w:val="none" w:sz="0" w:space="0" w:color="000000"/>
+              <w:left w:val="none" w:sz="0" w:space="0" w:color="000000"/>
+              <w:right w:val="none" w:sz="0" w:space="0" w:color="000000"/>
+            </w:tcBorders>
+            <w:shd w:val="clear" w:color="auto" w:fill="FFFFFF"/>
+            <w:tcMar>
+              <w:top w:w="0" w:type="dxa"/>
+              <w:bottom w:w="0" w:type="dxa"/>
+              <w:left w:w="0" w:type="dxa"/>
+              <w:right w:w="0" w:type="dxa"/>
+            </w:tcMar>
+            <w:vAlign w:val="center"/>
+          </w:tcPr>
+          <w:p>
+            <w:pPr>
+              <w:pStyle w:val="Normal"/>
+              <w:jc w:val="left"/>
+              <w:pBdr>
+                <w:bottom w:val="none" w:sz="0" w:space="0" w:color="000000"/>
+                <w:top w:val="none" w:sz="0" w:space="0" w:color="000000"/>
+                <w:left w:val="none" w:sz="0" w:space="0" w:color="000000"/>
+                <w:right w:val="none" w:sz="0" w:space="0" w:color="000000"/>
+              </w:pBdr>
+              <w:spacing w:after="100" w:before="100" w:line="240"/>
+              <w:ind w:left="100" w:right="100" w:firstLine="0" w:firstLineChars="0"/>
+              <w:rPr>
+                <w:rFonts w:ascii="Times New Roman" w:hAnsi="Times New Roman" w:eastAsia="Times New Roman" w:cs="Times New Roman"/>
+                <w:i w:val="false"/>
+                <w:b w:val="false"/>
+                <w:u w:val="none"/>
+                <w:strike w:val="false"/>
+                <w:sz w:val="18"/>
+                <w:szCs w:val="18"/>
+                <w:color w:val="000000"/>
+              </w:rPr>
+            </w:pPr>
+            <w:r>
+              <w:rPr>
+                <w:rFonts w:ascii="Times New Roman" w:hAnsi="Times New Roman" w:eastAsia="Times New Roman" w:cs="Times New Roman"/>
+                <w:i w:val="false"/>
+                <w:b w:val="false"/>
+                <w:u w:val="none"/>
+                <w:strike w:val="false"/>
+                <w:sz w:val="18"/>
+                <w:szCs w:val="18"/>
+                <w:color w:val="000000"/>
+              </w:rPr>
+              <w:t xml:space="preserve">Reference</w:t>
+            </w:r>
+          </w:p>
+        </w:tc>
+        <w:tc>
+          <w:tcPr>
+            <w:tcBorders>
+              <w:bottom w:val="none" w:sz="0" w:space="0" w:color="000000"/>
+              <w:top w:val="none" w:sz="0" w:space="0" w:color="000000"/>
+              <w:left w:val="none" w:sz="0" w:space="0" w:color="000000"/>
+              <w:right w:val="none" w:sz="0" w:space="0" w:color="000000"/>
+            </w:tcBorders>
+            <w:shd w:val="clear" w:color="auto" w:fill="FFFFFF"/>
+            <w:tcMar>
+              <w:top w:w="0" w:type="dxa"/>
+              <w:bottom w:w="0" w:type="dxa"/>
+              <w:left w:w="0" w:type="dxa"/>
+              <w:right w:w="0" w:type="dxa"/>
+            </w:tcMar>
+            <w:vAlign w:val="center"/>
+          </w:tcPr>
+          <w:p>
+            <w:pPr>
+              <w:pStyle w:val="Normal"/>
+              <w:jc w:val="left"/>
+              <w:pBdr>
+                <w:bottom w:val="none" w:sz="0" w:space="0" w:color="000000"/>
+                <w:top w:val="none" w:sz="0" w:space="0" w:color="000000"/>
+                <w:left w:val="none" w:sz="0" w:space="0" w:color="000000"/>
+                <w:right w:val="none" w:sz="0" w:space="0" w:color="000000"/>
+              </w:pBdr>
+              <w:spacing w:after="100" w:before="100" w:line="240"/>
+              <w:ind w:left="100" w:right="100" w:firstLine="0" w:firstLineChars="0"/>
+              <w:rPr>
+                <w:rFonts w:ascii="Times New Roman" w:hAnsi="Times New Roman" w:eastAsia="Times New Roman" w:cs="Times New Roman"/>
+                <w:i w:val="false"/>
+                <w:b w:val="false"/>
+                <w:u w:val="none"/>
+                <w:strike w:val="false"/>
+                <w:sz w:val="18"/>
+                <w:szCs w:val="18"/>
+                <w:color w:val="000000"/>
+              </w:rPr>
+            </w:pPr>
+            <w:r>
+              <w:rPr>
+                <w:rFonts w:ascii="Times New Roman" w:hAnsi="Times New Roman" w:eastAsia="Times New Roman" w:cs="Times New Roman"/>
+                <w:i w:val="false"/>
+                <w:b w:val="false"/>
+                <w:u w:val="none"/>
+                <w:strike w:val="false"/>
+                <w:sz w:val="18"/>
+                <w:szCs w:val="18"/>
+                <w:color w:val="000000"/>
+              </w:rPr>
               <w:t xml:space="preserve"/>
-            </w:r>
-          </w:p>
-        </w:tc>
-        <w:tc>
-          <w:tcPr>
-            <w:tcBorders>
-              <w:bottom w:val="none" w:sz="0" w:space="0" w:color="000000"/>
-              <w:top w:val="none" w:sz="0" w:space="0" w:color="000000"/>
-              <w:left w:val="none" w:sz="0" w:space="0" w:color="000000"/>
-              <w:right w:val="none" w:sz="0" w:space="0" w:color="000000"/>
-            </w:tcBorders>
-            <w:shd w:val="clear" w:color="auto" w:fill="FFFFFF"/>
-            <w:tcMar>
-              <w:top w:w="0" w:type="dxa"/>
-              <w:bottom w:w="0" w:type="dxa"/>
-              <w:left w:w="0" w:type="dxa"/>
-              <w:right w:w="0" w:type="dxa"/>
-            </w:tcMar>
-            <w:vAlign w:val="center"/>
-          </w:tcPr>
-          <w:p>
-            <w:pPr>
-              <w:pStyle w:val="Normal"/>
-              <w:jc w:val="left"/>
-              <w:pBdr>
-                <w:bottom w:val="none" w:sz="0" w:space="0" w:color="000000"/>
-                <w:top w:val="none" w:sz="0" w:space="0" w:color="000000"/>
-                <w:left w:val="none" w:sz="0" w:space="0" w:color="000000"/>
-                <w:right w:val="none" w:sz="0" w:space="0" w:color="000000"/>
-              </w:pBdr>
-              <w:spacing w:after="100" w:before="100" w:line="240"/>
-              <w:ind w:left="100" w:right="100" w:firstLine="0" w:firstLineChars="0"/>
-              <w:rPr>
-                <w:rFonts w:ascii="Times New Roman" w:hAnsi="Times New Roman" w:eastAsia="Times New Roman" w:cs="Times New Roman"/>
-                <w:i w:val="false"/>
-                <w:b w:val="false"/>
-                <w:u w:val="none"/>
-                <w:strike w:val="false"/>
-                <w:sz w:val="18"/>
-                <w:szCs w:val="18"/>
-                <w:color w:val="000000"/>
-              </w:rPr>
-            </w:pPr>
-            <w:r>
-              <w:rPr>
-                <w:rFonts w:ascii="Times New Roman" w:hAnsi="Times New Roman" w:eastAsia="Times New Roman" w:cs="Times New Roman"/>
-                <w:i w:val="false"/>
-                <w:b w:val="false"/>
-                <w:u w:val="none"/>
-                <w:strike w:val="false"/>
-                <w:sz w:val="18"/>
-                <w:szCs w:val="18"/>
-                <w:color w:val="000000"/>
-              </w:rPr>
-              <w:t xml:space="preserve">II</w:t>
-            </w:r>
-          </w:p>
-        </w:tc>
-        <w:tc>
-          <w:tcPr>
-            <w:tcBorders>
-              <w:bottom w:val="none" w:sz="0" w:space="0" w:color="000000"/>
-              <w:top w:val="none" w:sz="0" w:space="0" w:color="000000"/>
-              <w:left w:val="none" w:sz="0" w:space="0" w:color="000000"/>
-              <w:right w:val="none" w:sz="0" w:space="0" w:color="000000"/>
-            </w:tcBorders>
-            <w:shd w:val="clear" w:color="auto" w:fill="FFFFFF"/>
-            <w:tcMar>
-              <w:top w:w="0" w:type="dxa"/>
-              <w:bottom w:w="0" w:type="dxa"/>
-              <w:left w:w="0" w:type="dxa"/>
-              <w:right w:w="0" w:type="dxa"/>
-            </w:tcMar>
-            <w:vAlign w:val="center"/>
-          </w:tcPr>
-          <w:p>
-            <w:pPr>
-              <w:pStyle w:val="Normal"/>
-              <w:jc w:val="right"/>
-              <w:pBdr>
-                <w:bottom w:val="none" w:sz="0" w:space="0" w:color="000000"/>
-                <w:top w:val="none" w:sz="0" w:space="0" w:color="000000"/>
-                <w:left w:val="none" w:sz="0" w:space="0" w:color="000000"/>
-                <w:right w:val="none" w:sz="0" w:space="0" w:color="000000"/>
-              </w:pBdr>
-              <w:spacing w:after="100" w:before="100" w:line="240"/>
-              <w:ind w:left="100" w:right="100" w:firstLine="0" w:firstLineChars="0"/>
-              <w:rPr>
-                <w:rFonts w:ascii="Times New Roman" w:hAnsi="Times New Roman" w:eastAsia="Times New Roman" w:cs="Times New Roman"/>
-                <w:i w:val="false"/>
-                <w:b w:val="false"/>
-                <w:u w:val="none"/>
-                <w:strike w:val="false"/>
-                <w:sz w:val="18"/>
-                <w:szCs w:val="18"/>
-                <w:color w:val="000000"/>
-              </w:rPr>
-            </w:pPr>
-            <w:r>
-              <w:rPr>
-                <w:rFonts w:ascii="Times New Roman" w:hAnsi="Times New Roman" w:eastAsia="Times New Roman" w:cs="Times New Roman"/>
-                <w:i w:val="false"/>
-                <w:b w:val="false"/>
-                <w:u w:val="none"/>
-                <w:strike w:val="false"/>
-                <w:sz w:val="18"/>
-                <w:szCs w:val="18"/>
-                <w:color w:val="000000"/>
-              </w:rPr>
-              <w:t xml:space="preserve">170</w:t>
-            </w:r>
-          </w:p>
-        </w:tc>
-        <w:tc>
-          <w:tcPr>
-            <w:tcBorders>
-              <w:bottom w:val="none" w:sz="0" w:space="0" w:color="000000"/>
-              <w:top w:val="none" w:sz="0" w:space="0" w:color="000000"/>
-              <w:left w:val="none" w:sz="0" w:space="0" w:color="000000"/>
-              <w:right w:val="none" w:sz="0" w:space="0" w:color="000000"/>
-            </w:tcBorders>
-            <w:shd w:val="clear" w:color="auto" w:fill="FFFFFF"/>
-            <w:tcMar>
-              <w:top w:w="0" w:type="dxa"/>
-              <w:bottom w:w="0" w:type="dxa"/>
-              <w:left w:w="0" w:type="dxa"/>
-              <w:right w:w="0" w:type="dxa"/>
-            </w:tcMar>
-            <w:vAlign w:val="center"/>
-          </w:tcPr>
-          <w:p>
-            <w:pPr>
-              <w:pStyle w:val="Normal"/>
-              <w:jc w:val="right"/>
-              <w:pBdr>
-                <w:bottom w:val="none" w:sz="0" w:space="0" w:color="000000"/>
-                <w:top w:val="none" w:sz="0" w:space="0" w:color="000000"/>
-                <w:left w:val="none" w:sz="0" w:space="0" w:color="000000"/>
-                <w:right w:val="none" w:sz="0" w:space="0" w:color="000000"/>
-              </w:pBdr>
-              <w:spacing w:after="100" w:before="100" w:line="240"/>
-              <w:ind w:left="100" w:right="100" w:firstLine="0" w:firstLineChars="0"/>
-              <w:rPr>
-                <w:rFonts w:ascii="Times New Roman" w:hAnsi="Times New Roman" w:eastAsia="Times New Roman" w:cs="Times New Roman"/>
-                <w:i w:val="false"/>
-                <w:b w:val="false"/>
-                <w:u w:val="none"/>
-                <w:strike w:val="false"/>
-                <w:sz w:val="18"/>
-                <w:szCs w:val="18"/>
-                <w:color w:val="000000"/>
-              </w:rPr>
-            </w:pPr>
-            <w:r>
-              <w:rPr>
-                <w:rFonts w:ascii="Times New Roman" w:hAnsi="Times New Roman" w:eastAsia="Times New Roman" w:cs="Times New Roman"/>
-                <w:i w:val="false"/>
-                <w:b w:val="false"/>
-                <w:u w:val="none"/>
-                <w:strike w:val="false"/>
-                <w:sz w:val="18"/>
-                <w:szCs w:val="18"/>
-                <w:color w:val="000000"/>
-              </w:rPr>
-              <w:t xml:space="preserve">28</w:t>
-            </w:r>
-          </w:p>
-        </w:tc>
-        <w:tc>
-          <w:tcPr>
-            <w:tcBorders>
-              <w:bottom w:val="none" w:sz="0" w:space="0" w:color="000000"/>
-              <w:top w:val="none" w:sz="0" w:space="0" w:color="000000"/>
-              <w:left w:val="none" w:sz="0" w:space="0" w:color="000000"/>
-              <w:right w:val="none" w:sz="0" w:space="0" w:color="000000"/>
-            </w:tcBorders>
-            <w:shd w:val="clear" w:color="auto" w:fill="FFFFFF"/>
-            <w:tcMar>
-              <w:top w:w="0" w:type="dxa"/>
-              <w:bottom w:w="0" w:type="dxa"/>
-              <w:left w:w="0" w:type="dxa"/>
-              <w:right w:w="0" w:type="dxa"/>
-            </w:tcMar>
-            <w:vAlign w:val="center"/>
-          </w:tcPr>
-          <w:p>
-            <w:pPr>
-              <w:pStyle w:val="Normal"/>
-              <w:jc w:val="left"/>
-              <w:pBdr>
-                <w:bottom w:val="none" w:sz="0" w:space="0" w:color="000000"/>
-                <w:top w:val="none" w:sz="0" w:space="0" w:color="000000"/>
-                <w:left w:val="none" w:sz="0" w:space="0" w:color="000000"/>
-                <w:right w:val="none" w:sz="0" w:space="0" w:color="000000"/>
-              </w:pBdr>
-              <w:spacing w:after="100" w:before="100" w:line="240"/>
-              <w:ind w:left="100" w:right="100" w:firstLine="0" w:firstLineChars="0"/>
-              <w:rPr>
-                <w:rFonts w:ascii="Times New Roman" w:hAnsi="Times New Roman" w:eastAsia="Times New Roman" w:cs="Times New Roman"/>
-                <w:i w:val="false"/>
-                <w:b w:val="false"/>
-                <w:u w:val="none"/>
-                <w:strike w:val="false"/>
-                <w:sz w:val="18"/>
-                <w:szCs w:val="18"/>
-                <w:color w:val="000000"/>
-              </w:rPr>
-            </w:pPr>
-            <w:r>
-              <w:rPr>
-                <w:rFonts w:ascii="Times New Roman" w:hAnsi="Times New Roman" w:eastAsia="Times New Roman" w:cs="Times New Roman"/>
-                <w:i w:val="false"/>
-                <w:b w:val="false"/>
-                <w:u w:val="none"/>
-                <w:strike w:val="false"/>
-                <w:sz w:val="18"/>
-                <w:szCs w:val="18"/>
-                <w:color w:val="000000"/>
-              </w:rPr>
-              <w:t xml:space="preserve">2.26 (0.79–6.46)</w:t>
-            </w:r>
-          </w:p>
-        </w:tc>
-        <w:tc>
-          <w:tcPr>
-            <w:tcBorders>
-              <w:bottom w:val="none" w:sz="0" w:space="0" w:color="000000"/>
-              <w:top w:val="none" w:sz="0" w:space="0" w:color="000000"/>
-              <w:left w:val="none" w:sz="0" w:space="0" w:color="000000"/>
-              <w:right w:val="none" w:sz="0" w:space="0" w:color="000000"/>
-            </w:tcBorders>
-            <w:shd w:val="clear" w:color="auto" w:fill="FFFFFF"/>
-            <w:tcMar>
-              <w:top w:w="0" w:type="dxa"/>
-              <w:bottom w:w="0" w:type="dxa"/>
-              <w:left w:w="0" w:type="dxa"/>
-              <w:right w:w="0" w:type="dxa"/>
-            </w:tcMar>
-            <w:vAlign w:val="center"/>
-          </w:tcPr>
-          <w:p>
-            <w:pPr>
-              <w:pStyle w:val="Normal"/>
-              <w:jc w:val="left"/>
-              <w:pBdr>
-                <w:bottom w:val="none" w:sz="0" w:space="0" w:color="000000"/>
-                <w:top w:val="none" w:sz="0" w:space="0" w:color="000000"/>
-                <w:left w:val="none" w:sz="0" w:space="0" w:color="000000"/>
-                <w:right w:val="none" w:sz="0" w:space="0" w:color="000000"/>
-              </w:pBdr>
-              <w:spacing w:after="100" w:before="100" w:line="240"/>
-              <w:ind w:left="100" w:right="100" w:firstLine="0" w:firstLineChars="0"/>
-              <w:rPr>
-                <w:rFonts w:ascii="Times New Roman" w:hAnsi="Times New Roman" w:eastAsia="Times New Roman" w:cs="Times New Roman"/>
-                <w:i w:val="false"/>
-                <w:b w:val="false"/>
-                <w:u w:val="none"/>
-                <w:strike w:val="false"/>
-                <w:sz w:val="18"/>
-                <w:szCs w:val="18"/>
-                <w:color w:val="000000"/>
-              </w:rPr>
-            </w:pPr>
-            <w:r>
-              <w:rPr>
-                <w:rFonts w:ascii="Times New Roman" w:hAnsi="Times New Roman" w:eastAsia="Times New Roman" w:cs="Times New Roman"/>
-                <w:i w:val="false"/>
-                <w:b w:val="false"/>
-                <w:u w:val="none"/>
-                <w:strike w:val="false"/>
-                <w:sz w:val="18"/>
-                <w:szCs w:val="18"/>
-                <w:color w:val="000000"/>
-              </w:rPr>
-              <w:t xml:space="preserve">0.128</w:t>
             </w:r>
           </w:p>
         </w:tc>
@@ -13024,7 +13024,7 @@
                 <w:szCs w:val="18"/>
                 <w:color w:val="000000"/>
               </w:rPr>
-              <w:t xml:space="preserve">III</w:t>
+              <w:t xml:space="preserve">III–IV</w:t>
             </w:r>
           </w:p>
         </w:tc>
@@ -13079,7 +13079,7 @@
                 <w:szCs w:val="18"/>
                 <w:color w:val="000000"/>
               </w:rPr>
-              <w:t xml:space="preserve">128</w:t>
+              <w:t xml:space="preserve">188</w:t>
             </w:r>
           </w:p>
         </w:tc>
@@ -13134,117 +13134,117 @@
                 <w:szCs w:val="18"/>
                 <w:color w:val="000000"/>
               </w:rPr>
-              <w:t xml:space="preserve">31</w:t>
-            </w:r>
-          </w:p>
-        </w:tc>
-        <w:tc>
-          <w:tcPr>
-            <w:tcBorders>
-              <w:bottom w:val="none" w:sz="0" w:space="0" w:color="000000"/>
-              <w:top w:val="none" w:sz="0" w:space="0" w:color="000000"/>
-              <w:left w:val="none" w:sz="0" w:space="0" w:color="000000"/>
-              <w:right w:val="none" w:sz="0" w:space="0" w:color="000000"/>
-            </w:tcBorders>
-            <w:shd w:val="clear" w:color="auto" w:fill="FFFFFF"/>
-            <w:tcMar>
-              <w:top w:w="0" w:type="dxa"/>
-              <w:bottom w:w="0" w:type="dxa"/>
-              <w:left w:w="0" w:type="dxa"/>
-              <w:right w:w="0" w:type="dxa"/>
-            </w:tcMar>
-            <w:vAlign w:val="center"/>
-          </w:tcPr>
-          <w:p>
-            <w:pPr>
-              <w:pStyle w:val="Normal"/>
-              <w:jc w:val="left"/>
-              <w:pBdr>
-                <w:bottom w:val="none" w:sz="0" w:space="0" w:color="000000"/>
-                <w:top w:val="none" w:sz="0" w:space="0" w:color="000000"/>
-                <w:left w:val="none" w:sz="0" w:space="0" w:color="000000"/>
-                <w:right w:val="none" w:sz="0" w:space="0" w:color="000000"/>
-              </w:pBdr>
-              <w:spacing w:after="100" w:before="100" w:line="240"/>
-              <w:ind w:left="100" w:right="100" w:firstLine="0" w:firstLineChars="0"/>
-              <w:rPr>
-                <w:rFonts w:ascii="Times New Roman" w:hAnsi="Times New Roman" w:eastAsia="Times New Roman" w:cs="Times New Roman"/>
-                <w:i w:val="false"/>
-                <w:b w:val="false"/>
-                <w:u w:val="none"/>
-                <w:strike w:val="false"/>
-                <w:sz w:val="18"/>
-                <w:szCs w:val="18"/>
-                <w:color w:val="000000"/>
-              </w:rPr>
-            </w:pPr>
-            <w:r>
-              <w:rPr>
-                <w:rFonts w:ascii="Times New Roman" w:hAnsi="Times New Roman" w:eastAsia="Times New Roman" w:cs="Times New Roman"/>
-                <w:i w:val="false"/>
-                <w:b w:val="false"/>
-                <w:u w:val="none"/>
-                <w:strike w:val="false"/>
-                <w:sz w:val="18"/>
-                <w:szCs w:val="18"/>
-                <w:color w:val="000000"/>
-              </w:rPr>
-              <w:t xml:space="preserve">3.92 (1.38–11.11)</w:t>
-            </w:r>
-          </w:p>
-        </w:tc>
-        <w:tc>
-          <w:tcPr>
-            <w:tcBorders>
-              <w:bottom w:val="none" w:sz="0" w:space="0" w:color="000000"/>
-              <w:top w:val="none" w:sz="0" w:space="0" w:color="000000"/>
-              <w:left w:val="none" w:sz="0" w:space="0" w:color="000000"/>
-              <w:right w:val="none" w:sz="0" w:space="0" w:color="000000"/>
-            </w:tcBorders>
-            <w:shd w:val="clear" w:color="auto" w:fill="FFFFFF"/>
-            <w:tcMar>
-              <w:top w:w="0" w:type="dxa"/>
-              <w:bottom w:w="0" w:type="dxa"/>
-              <w:left w:w="0" w:type="dxa"/>
-              <w:right w:w="0" w:type="dxa"/>
-            </w:tcMar>
-            <w:vAlign w:val="center"/>
-          </w:tcPr>
-          <w:p>
-            <w:pPr>
-              <w:pStyle w:val="Normal"/>
-              <w:jc w:val="left"/>
-              <w:pBdr>
-                <w:bottom w:val="none" w:sz="0" w:space="0" w:color="000000"/>
-                <w:top w:val="none" w:sz="0" w:space="0" w:color="000000"/>
-                <w:left w:val="none" w:sz="0" w:space="0" w:color="000000"/>
-                <w:right w:val="none" w:sz="0" w:space="0" w:color="000000"/>
-              </w:pBdr>
-              <w:spacing w:after="100" w:before="100" w:line="240"/>
-              <w:ind w:left="100" w:right="100" w:firstLine="0" w:firstLineChars="0"/>
-              <w:rPr>
-                <w:rFonts w:ascii="Times New Roman" w:hAnsi="Times New Roman" w:eastAsia="Times New Roman" w:cs="Times New Roman"/>
-                <w:i w:val="false"/>
-                <w:b w:val="false"/>
-                <w:u w:val="none"/>
-                <w:strike w:val="false"/>
-                <w:sz w:val="18"/>
-                <w:szCs w:val="18"/>
-                <w:color w:val="000000"/>
-              </w:rPr>
-            </w:pPr>
-            <w:r>
-              <w:rPr>
-                <w:rFonts w:ascii="Times New Roman" w:hAnsi="Times New Roman" w:eastAsia="Times New Roman" w:cs="Times New Roman"/>
-                <w:i w:val="false"/>
-                <w:b w:val="false"/>
-                <w:u w:val="none"/>
-                <w:strike w:val="false"/>
-                <w:sz w:val="18"/>
-                <w:szCs w:val="18"/>
-                <w:color w:val="000000"/>
-              </w:rPr>
-              <w:t xml:space="preserve">0.010</w:t>
+              <w:t xml:space="preserve">61</w:t>
+            </w:r>
+          </w:p>
+        </w:tc>
+        <w:tc>
+          <w:tcPr>
+            <w:tcBorders>
+              <w:bottom w:val="none" w:sz="0" w:space="0" w:color="000000"/>
+              <w:top w:val="none" w:sz="0" w:space="0" w:color="000000"/>
+              <w:left w:val="none" w:sz="0" w:space="0" w:color="000000"/>
+              <w:right w:val="none" w:sz="0" w:space="0" w:color="000000"/>
+            </w:tcBorders>
+            <w:shd w:val="clear" w:color="auto" w:fill="FFFFFF"/>
+            <w:tcMar>
+              <w:top w:w="0" w:type="dxa"/>
+              <w:bottom w:w="0" w:type="dxa"/>
+              <w:left w:w="0" w:type="dxa"/>
+              <w:right w:w="0" w:type="dxa"/>
+            </w:tcMar>
+            <w:vAlign w:val="center"/>
+          </w:tcPr>
+          <w:p>
+            <w:pPr>
+              <w:pStyle w:val="Normal"/>
+              <w:jc w:val="left"/>
+              <w:pBdr>
+                <w:bottom w:val="none" w:sz="0" w:space="0" w:color="000000"/>
+                <w:top w:val="none" w:sz="0" w:space="0" w:color="000000"/>
+                <w:left w:val="none" w:sz="0" w:space="0" w:color="000000"/>
+                <w:right w:val="none" w:sz="0" w:space="0" w:color="000000"/>
+              </w:pBdr>
+              <w:spacing w:after="100" w:before="100" w:line="240"/>
+              <w:ind w:left="100" w:right="100" w:firstLine="0" w:firstLineChars="0"/>
+              <w:rPr>
+                <w:rFonts w:ascii="Times New Roman" w:hAnsi="Times New Roman" w:eastAsia="Times New Roman" w:cs="Times New Roman"/>
+                <w:i w:val="false"/>
+                <w:b w:val="false"/>
+                <w:u w:val="none"/>
+                <w:strike w:val="false"/>
+                <w:sz w:val="18"/>
+                <w:szCs w:val="18"/>
+                <w:color w:val="000000"/>
+              </w:rPr>
+            </w:pPr>
+            <w:r>
+              <w:rPr>
+                <w:rFonts w:ascii="Times New Roman" w:hAnsi="Times New Roman" w:eastAsia="Times New Roman" w:cs="Times New Roman"/>
+                <w:i w:val="false"/>
+                <w:b w:val="false"/>
+                <w:u w:val="none"/>
+                <w:strike w:val="false"/>
+                <w:sz w:val="18"/>
+                <w:szCs w:val="18"/>
+                <w:color w:val="000000"/>
+              </w:rPr>
+              <w:t xml:space="preserve">2.95 (1.92–4.53)</w:t>
+            </w:r>
+          </w:p>
+        </w:tc>
+        <w:tc>
+          <w:tcPr>
+            <w:tcBorders>
+              <w:bottom w:val="none" w:sz="0" w:space="0" w:color="000000"/>
+              <w:top w:val="none" w:sz="0" w:space="0" w:color="000000"/>
+              <w:left w:val="none" w:sz="0" w:space="0" w:color="000000"/>
+              <w:right w:val="none" w:sz="0" w:space="0" w:color="000000"/>
+            </w:tcBorders>
+            <w:shd w:val="clear" w:color="auto" w:fill="FFFFFF"/>
+            <w:tcMar>
+              <w:top w:w="0" w:type="dxa"/>
+              <w:bottom w:w="0" w:type="dxa"/>
+              <w:left w:w="0" w:type="dxa"/>
+              <w:right w:w="0" w:type="dxa"/>
+            </w:tcMar>
+            <w:vAlign w:val="center"/>
+          </w:tcPr>
+          <w:p>
+            <w:pPr>
+              <w:pStyle w:val="Normal"/>
+              <w:jc w:val="left"/>
+              <w:pBdr>
+                <w:bottom w:val="none" w:sz="0" w:space="0" w:color="000000"/>
+                <w:top w:val="none" w:sz="0" w:space="0" w:color="000000"/>
+                <w:left w:val="none" w:sz="0" w:space="0" w:color="000000"/>
+                <w:right w:val="none" w:sz="0" w:space="0" w:color="000000"/>
+              </w:pBdr>
+              <w:spacing w:after="100" w:before="100" w:line="240"/>
+              <w:ind w:left="100" w:right="100" w:firstLine="0" w:firstLineChars="0"/>
+              <w:rPr>
+                <w:rFonts w:ascii="Times New Roman" w:hAnsi="Times New Roman" w:eastAsia="Times New Roman" w:cs="Times New Roman"/>
+                <w:i w:val="false"/>
+                <w:b w:val="false"/>
+                <w:u w:val="none"/>
+                <w:strike w:val="false"/>
+                <w:sz w:val="18"/>
+                <w:szCs w:val="18"/>
+                <w:color w:val="000000"/>
+              </w:rPr>
+            </w:pPr>
+            <w:r>
+              <w:rPr>
+                <w:rFonts w:ascii="Times New Roman" w:hAnsi="Times New Roman" w:eastAsia="Times New Roman" w:cs="Times New Roman"/>
+                <w:i w:val="false"/>
+                <w:b w:val="false"/>
+                <w:u w:val="none"/>
+                <w:strike w:val="false"/>
+                <w:sz w:val="18"/>
+                <w:szCs w:val="18"/>
+                <w:color w:val="000000"/>
+              </w:rPr>
+              <w:t xml:space="preserve">&lt;0.001</w:t>
             </w:r>
           </w:p>
         </w:tc>
@@ -13359,62 +13359,62 @@
                 <w:szCs w:val="18"/>
                 <w:color w:val="000000"/>
               </w:rPr>
-              <w:t xml:space="preserve"/>
-            </w:r>
-          </w:p>
-        </w:tc>
-        <w:tc>
-          <w:tcPr>
-            <w:tcBorders>
-              <w:bottom w:val="none" w:sz="0" w:space="0" w:color="000000"/>
-              <w:top w:val="none" w:sz="0" w:space="0" w:color="000000"/>
-              <w:left w:val="none" w:sz="0" w:space="0" w:color="000000"/>
-              <w:right w:val="none" w:sz="0" w:space="0" w:color="000000"/>
-            </w:tcBorders>
-            <w:shd w:val="clear" w:color="auto" w:fill="FFFFFF"/>
-            <w:tcMar>
-              <w:top w:w="0" w:type="dxa"/>
-              <w:bottom w:w="0" w:type="dxa"/>
-              <w:left w:w="0" w:type="dxa"/>
-              <w:right w:w="0" w:type="dxa"/>
-            </w:tcMar>
-            <w:vAlign w:val="center"/>
-          </w:tcPr>
-          <w:p>
-            <w:pPr>
-              <w:pStyle w:val="Normal"/>
-              <w:jc w:val="left"/>
-              <w:pBdr>
-                <w:bottom w:val="none" w:sz="0" w:space="0" w:color="000000"/>
-                <w:top w:val="none" w:sz="0" w:space="0" w:color="000000"/>
-                <w:left w:val="none" w:sz="0" w:space="0" w:color="000000"/>
-                <w:right w:val="none" w:sz="0" w:space="0" w:color="000000"/>
-              </w:pBdr>
-              <w:spacing w:after="100" w:before="100" w:line="240"/>
-              <w:ind w:left="100" w:right="100" w:firstLine="0" w:firstLineChars="0"/>
-              <w:rPr>
-                <w:rFonts w:ascii="Times New Roman" w:hAnsi="Times New Roman" w:eastAsia="Times New Roman" w:cs="Times New Roman"/>
-                <w:i w:val="false"/>
-                <w:b w:val="false"/>
-                <w:u w:val="none"/>
-                <w:strike w:val="false"/>
-                <w:sz w:val="18"/>
-                <w:szCs w:val="18"/>
-                <w:color w:val="000000"/>
-              </w:rPr>
-            </w:pPr>
-            <w:r>
-              <w:rPr>
-                <w:rFonts w:ascii="Times New Roman" w:hAnsi="Times New Roman" w:eastAsia="Times New Roman" w:cs="Times New Roman"/>
-                <w:i w:val="false"/>
-                <w:b w:val="false"/>
-                <w:u w:val="none"/>
-                <w:strike w:val="false"/>
-                <w:sz w:val="18"/>
-                <w:szCs w:val="18"/>
-                <w:color w:val="000000"/>
-              </w:rPr>
-              <w:t xml:space="preserve">IV</w:t>
+              <w:t xml:space="preserve">Pretreatment CEA</w:t>
+            </w:r>
+          </w:p>
+        </w:tc>
+        <w:tc>
+          <w:tcPr>
+            <w:tcBorders>
+              <w:bottom w:val="none" w:sz="0" w:space="0" w:color="000000"/>
+              <w:top w:val="none" w:sz="0" w:space="0" w:color="000000"/>
+              <w:left w:val="none" w:sz="0" w:space="0" w:color="000000"/>
+              <w:right w:val="none" w:sz="0" w:space="0" w:color="000000"/>
+            </w:tcBorders>
+            <w:shd w:val="clear" w:color="auto" w:fill="FFFFFF"/>
+            <w:tcMar>
+              <w:top w:w="0" w:type="dxa"/>
+              <w:bottom w:w="0" w:type="dxa"/>
+              <w:left w:w="0" w:type="dxa"/>
+              <w:right w:w="0" w:type="dxa"/>
+            </w:tcMar>
+            <w:vAlign w:val="center"/>
+          </w:tcPr>
+          <w:p>
+            <w:pPr>
+              <w:pStyle w:val="Normal"/>
+              <w:jc w:val="left"/>
+              <w:pBdr>
+                <w:bottom w:val="none" w:sz="0" w:space="0" w:color="000000"/>
+                <w:top w:val="none" w:sz="0" w:space="0" w:color="000000"/>
+                <w:left w:val="none" w:sz="0" w:space="0" w:color="000000"/>
+                <w:right w:val="none" w:sz="0" w:space="0" w:color="000000"/>
+              </w:pBdr>
+              <w:spacing w:after="100" w:before="100" w:line="240"/>
+              <w:ind w:left="100" w:right="100" w:firstLine="0" w:firstLineChars="0"/>
+              <w:rPr>
+                <w:rFonts w:ascii="Times New Roman" w:hAnsi="Times New Roman" w:eastAsia="Times New Roman" w:cs="Times New Roman"/>
+                <w:i w:val="false"/>
+                <w:b w:val="false"/>
+                <w:u w:val="none"/>
+                <w:strike w:val="false"/>
+                <w:sz w:val="18"/>
+                <w:szCs w:val="18"/>
+                <w:color w:val="000000"/>
+              </w:rPr>
+            </w:pPr>
+            <w:r>
+              <w:rPr>
+                <w:rFonts w:ascii="Times New Roman" w:hAnsi="Times New Roman" w:eastAsia="Times New Roman" w:cs="Times New Roman"/>
+                <w:i w:val="false"/>
+                <w:b w:val="false"/>
+                <w:u w:val="none"/>
+                <w:strike w:val="false"/>
+                <w:sz w:val="18"/>
+                <w:szCs w:val="18"/>
+                <w:color w:val="000000"/>
+              </w:rPr>
+              <w:t xml:space="preserve">≤5 ng/mL (ref)</w:t>
             </w:r>
           </w:p>
         </w:tc>
@@ -13469,7 +13469,7 @@
                 <w:szCs w:val="18"/>
                 <w:color w:val="000000"/>
               </w:rPr>
-              <w:t xml:space="preserve">60</w:t>
+              <w:t xml:space="preserve">181</w:t>
             </w:r>
           </w:p>
         </w:tc>
@@ -13524,397 +13524,7 @@
                 <w:szCs w:val="18"/>
                 <w:color w:val="000000"/>
               </w:rPr>
-              <w:t xml:space="preserve">30</w:t>
-            </w:r>
-          </w:p>
-        </w:tc>
-        <w:tc>
-          <w:tcPr>
-            <w:tcBorders>
-              <w:bottom w:val="none" w:sz="0" w:space="0" w:color="000000"/>
-              <w:top w:val="none" w:sz="0" w:space="0" w:color="000000"/>
-              <w:left w:val="none" w:sz="0" w:space="0" w:color="000000"/>
-              <w:right w:val="none" w:sz="0" w:space="0" w:color="000000"/>
-            </w:tcBorders>
-            <w:shd w:val="clear" w:color="auto" w:fill="FFFFFF"/>
-            <w:tcMar>
-              <w:top w:w="0" w:type="dxa"/>
-              <w:bottom w:w="0" w:type="dxa"/>
-              <w:left w:w="0" w:type="dxa"/>
-              <w:right w:w="0" w:type="dxa"/>
-            </w:tcMar>
-            <w:vAlign w:val="center"/>
-          </w:tcPr>
-          <w:p>
-            <w:pPr>
-              <w:pStyle w:val="Normal"/>
-              <w:jc w:val="left"/>
-              <w:pBdr>
-                <w:bottom w:val="none" w:sz="0" w:space="0" w:color="000000"/>
-                <w:top w:val="none" w:sz="0" w:space="0" w:color="000000"/>
-                <w:left w:val="none" w:sz="0" w:space="0" w:color="000000"/>
-                <w:right w:val="none" w:sz="0" w:space="0" w:color="000000"/>
-              </w:pBdr>
-              <w:spacing w:after="100" w:before="100" w:line="240"/>
-              <w:ind w:left="100" w:right="100" w:firstLine="0" w:firstLineChars="0"/>
-              <w:rPr>
-                <w:rFonts w:ascii="Times New Roman" w:hAnsi="Times New Roman" w:eastAsia="Times New Roman" w:cs="Times New Roman"/>
-                <w:i w:val="false"/>
-                <w:b w:val="false"/>
-                <w:u w:val="none"/>
-                <w:strike w:val="false"/>
-                <w:sz w:val="18"/>
-                <w:szCs w:val="18"/>
-                <w:color w:val="000000"/>
-              </w:rPr>
-            </w:pPr>
-            <w:r>
-              <w:rPr>
-                <w:rFonts w:ascii="Times New Roman" w:hAnsi="Times New Roman" w:eastAsia="Times New Roman" w:cs="Times New Roman"/>
-                <w:i w:val="false"/>
-                <w:b w:val="false"/>
-                <w:u w:val="none"/>
-                <w:strike w:val="false"/>
-                <w:sz w:val="18"/>
-                <w:szCs w:val="18"/>
-                <w:color w:val="000000"/>
-              </w:rPr>
-              <w:t xml:space="preserve">11.22 (3.95–31.89)</w:t>
-            </w:r>
-          </w:p>
-        </w:tc>
-        <w:tc>
-          <w:tcPr>
-            <w:tcBorders>
-              <w:bottom w:val="none" w:sz="0" w:space="0" w:color="000000"/>
-              <w:top w:val="none" w:sz="0" w:space="0" w:color="000000"/>
-              <w:left w:val="none" w:sz="0" w:space="0" w:color="000000"/>
-              <w:right w:val="none" w:sz="0" w:space="0" w:color="000000"/>
-            </w:tcBorders>
-            <w:shd w:val="clear" w:color="auto" w:fill="FFFFFF"/>
-            <w:tcMar>
-              <w:top w:w="0" w:type="dxa"/>
-              <w:bottom w:w="0" w:type="dxa"/>
-              <w:left w:w="0" w:type="dxa"/>
-              <w:right w:w="0" w:type="dxa"/>
-            </w:tcMar>
-            <w:vAlign w:val="center"/>
-          </w:tcPr>
-          <w:p>
-            <w:pPr>
-              <w:pStyle w:val="Normal"/>
-              <w:jc w:val="left"/>
-              <w:pBdr>
-                <w:bottom w:val="none" w:sz="0" w:space="0" w:color="000000"/>
-                <w:top w:val="none" w:sz="0" w:space="0" w:color="000000"/>
-                <w:left w:val="none" w:sz="0" w:space="0" w:color="000000"/>
-                <w:right w:val="none" w:sz="0" w:space="0" w:color="000000"/>
-              </w:pBdr>
-              <w:spacing w:after="100" w:before="100" w:line="240"/>
-              <w:ind w:left="100" w:right="100" w:firstLine="0" w:firstLineChars="0"/>
-              <w:rPr>
-                <w:rFonts w:ascii="Times New Roman" w:hAnsi="Times New Roman" w:eastAsia="Times New Roman" w:cs="Times New Roman"/>
-                <w:i w:val="false"/>
-                <w:b w:val="false"/>
-                <w:u w:val="none"/>
-                <w:strike w:val="false"/>
-                <w:sz w:val="18"/>
-                <w:szCs w:val="18"/>
-                <w:color w:val="000000"/>
-              </w:rPr>
-            </w:pPr>
-            <w:r>
-              <w:rPr>
-                <w:rFonts w:ascii="Times New Roman" w:hAnsi="Times New Roman" w:eastAsia="Times New Roman" w:cs="Times New Roman"/>
-                <w:i w:val="false"/>
-                <w:b w:val="false"/>
-                <w:u w:val="none"/>
-                <w:strike w:val="false"/>
-                <w:sz w:val="18"/>
-                <w:szCs w:val="18"/>
-                <w:color w:val="000000"/>
-              </w:rPr>
-              <w:t xml:space="preserve">&lt;0.001</w:t>
-            </w:r>
-          </w:p>
-        </w:tc>
-        <w:tc>
-          <w:tcPr>
-            <w:tcBorders>
-              <w:bottom w:val="none" w:sz="0" w:space="0" w:color="000000"/>
-              <w:top w:val="none" w:sz="0" w:space="0" w:color="000000"/>
-              <w:left w:val="none" w:sz="0" w:space="0" w:color="000000"/>
-              <w:right w:val="none" w:sz="0" w:space="0" w:color="000000"/>
-            </w:tcBorders>
-            <w:shd w:val="clear" w:color="auto" w:fill="FFFFFF"/>
-            <w:tcMar>
-              <w:top w:w="0" w:type="dxa"/>
-              <w:bottom w:w="0" w:type="dxa"/>
-              <w:left w:w="0" w:type="dxa"/>
-              <w:right w:w="0" w:type="dxa"/>
-            </w:tcMar>
-            <w:vAlign w:val="center"/>
-          </w:tcPr>
-          <w:p>
-            <w:pPr>
-              <w:pStyle w:val="Normal"/>
-              <w:jc w:val="left"/>
-              <w:pBdr>
-                <w:bottom w:val="none" w:sz="0" w:space="0" w:color="000000"/>
-                <w:top w:val="none" w:sz="0" w:space="0" w:color="000000"/>
-                <w:left w:val="none" w:sz="0" w:space="0" w:color="000000"/>
-                <w:right w:val="none" w:sz="0" w:space="0" w:color="000000"/>
-              </w:pBdr>
-              <w:spacing w:after="100" w:before="100" w:line="240"/>
-              <w:ind w:left="100" w:right="100" w:firstLine="0" w:firstLineChars="0"/>
-              <w:rPr>
-                <w:rFonts w:ascii="Times New Roman" w:hAnsi="Times New Roman" w:eastAsia="Times New Roman" w:cs="Times New Roman"/>
-                <w:i w:val="false"/>
-                <w:b w:val="false"/>
-                <w:u w:val="none"/>
-                <w:strike w:val="false"/>
-                <w:sz w:val="18"/>
-                <w:szCs w:val="18"/>
-                <w:color w:val="000000"/>
-              </w:rPr>
-            </w:pPr>
-            <w:r>
-              <w:rPr>
-                <w:rFonts w:ascii="Times New Roman" w:hAnsi="Times New Roman" w:eastAsia="Times New Roman" w:cs="Times New Roman"/>
-                <w:i w:val="false"/>
-                <w:b w:val="false"/>
-                <w:u w:val="none"/>
-                <w:strike w:val="false"/>
-                <w:sz w:val="18"/>
-                <w:szCs w:val="18"/>
-                <w:color w:val="000000"/>
-              </w:rPr>
-              <w:t xml:space="preserve"/>
-            </w:r>
-          </w:p>
-        </w:tc>
-      </w:tr>
-      <w:tr>
-        <w:trPr>
-          <w:trHeight w:val="560" w:hRule="auto"/>
-        </w:trPr>
-        <w:tc>
-          <w:tcPr>
-            <w:tcBorders>
-              <w:bottom w:val="none" w:sz="0" w:space="0" w:color="000000"/>
-              <w:top w:val="none" w:sz="0" w:space="0" w:color="000000"/>
-              <w:left w:val="none" w:sz="0" w:space="0" w:color="000000"/>
-              <w:right w:val="none" w:sz="0" w:space="0" w:color="000000"/>
-            </w:tcBorders>
-            <w:shd w:val="clear" w:color="auto" w:fill="FFFFFF"/>
-            <w:tcMar>
-              <w:top w:w="0" w:type="dxa"/>
-              <w:bottom w:w="0" w:type="dxa"/>
-              <w:left w:w="0" w:type="dxa"/>
-              <w:right w:w="0" w:type="dxa"/>
-            </w:tcMar>
-            <w:vAlign w:val="center"/>
-          </w:tcPr>
-          <w:p>
-            <w:pPr>
-              <w:pStyle w:val="Normal"/>
-              <w:jc w:val="left"/>
-              <w:pBdr>
-                <w:bottom w:val="none" w:sz="0" w:space="0" w:color="000000"/>
-                <w:top w:val="none" w:sz="0" w:space="0" w:color="000000"/>
-                <w:left w:val="none" w:sz="0" w:space="0" w:color="000000"/>
-                <w:right w:val="none" w:sz="0" w:space="0" w:color="000000"/>
-              </w:pBdr>
-              <w:spacing w:after="100" w:before="100" w:line="240"/>
-              <w:ind w:left="100" w:right="100" w:firstLine="0" w:firstLineChars="0"/>
-              <w:rPr>
-                <w:rFonts w:ascii="Times New Roman" w:hAnsi="Times New Roman" w:eastAsia="Times New Roman" w:cs="Times New Roman"/>
-                <w:i w:val="false"/>
-                <w:b w:val="false"/>
-                <w:u w:val="none"/>
-                <w:strike w:val="false"/>
-                <w:sz w:val="18"/>
-                <w:szCs w:val="18"/>
-                <w:color w:val="000000"/>
-              </w:rPr>
-            </w:pPr>
-            <w:r>
-              <w:rPr>
-                <w:rFonts w:ascii="Times New Roman" w:hAnsi="Times New Roman" w:eastAsia="Times New Roman" w:cs="Times New Roman"/>
-                <w:i w:val="false"/>
-                <w:b w:val="false"/>
-                <w:u w:val="none"/>
-                <w:strike w:val="false"/>
-                <w:sz w:val="18"/>
-                <w:szCs w:val="18"/>
-                <w:color w:val="000000"/>
-              </w:rPr>
-              <w:t xml:space="preserve">Pathologic stage group</w:t>
-            </w:r>
-          </w:p>
-        </w:tc>
-        <w:tc>
-          <w:tcPr>
-            <w:tcBorders>
-              <w:bottom w:val="none" w:sz="0" w:space="0" w:color="000000"/>
-              <w:top w:val="none" w:sz="0" w:space="0" w:color="000000"/>
-              <w:left w:val="none" w:sz="0" w:space="0" w:color="000000"/>
-              <w:right w:val="none" w:sz="0" w:space="0" w:color="000000"/>
-            </w:tcBorders>
-            <w:shd w:val="clear" w:color="auto" w:fill="FFFFFF"/>
-            <w:tcMar>
-              <w:top w:w="0" w:type="dxa"/>
-              <w:bottom w:w="0" w:type="dxa"/>
-              <w:left w:w="0" w:type="dxa"/>
-              <w:right w:w="0" w:type="dxa"/>
-            </w:tcMar>
-            <w:vAlign w:val="center"/>
-          </w:tcPr>
-          <w:p>
-            <w:pPr>
-              <w:pStyle w:val="Normal"/>
-              <w:jc w:val="left"/>
-              <w:pBdr>
-                <w:bottom w:val="none" w:sz="0" w:space="0" w:color="000000"/>
-                <w:top w:val="none" w:sz="0" w:space="0" w:color="000000"/>
-                <w:left w:val="none" w:sz="0" w:space="0" w:color="000000"/>
-                <w:right w:val="none" w:sz="0" w:space="0" w:color="000000"/>
-              </w:pBdr>
-              <w:spacing w:after="100" w:before="100" w:line="240"/>
-              <w:ind w:left="100" w:right="100" w:firstLine="0" w:firstLineChars="0"/>
-              <w:rPr>
-                <w:rFonts w:ascii="Times New Roman" w:hAnsi="Times New Roman" w:eastAsia="Times New Roman" w:cs="Times New Roman"/>
-                <w:i w:val="false"/>
-                <w:b w:val="false"/>
-                <w:u w:val="none"/>
-                <w:strike w:val="false"/>
-                <w:sz w:val="18"/>
-                <w:szCs w:val="18"/>
-                <w:color w:val="000000"/>
-              </w:rPr>
-            </w:pPr>
-            <w:r>
-              <w:rPr>
-                <w:rFonts w:ascii="Times New Roman" w:hAnsi="Times New Roman" w:eastAsia="Times New Roman" w:cs="Times New Roman"/>
-                <w:i w:val="false"/>
-                <w:b w:val="false"/>
-                <w:u w:val="none"/>
-                <w:strike w:val="false"/>
-                <w:sz w:val="18"/>
-                <w:szCs w:val="18"/>
-                <w:color w:val="000000"/>
-              </w:rPr>
-              <w:t xml:space="preserve">I–II (ref)</w:t>
-            </w:r>
-          </w:p>
-        </w:tc>
-        <w:tc>
-          <w:tcPr>
-            <w:tcBorders>
-              <w:bottom w:val="none" w:sz="0" w:space="0" w:color="000000"/>
-              <w:top w:val="none" w:sz="0" w:space="0" w:color="000000"/>
-              <w:left w:val="none" w:sz="0" w:space="0" w:color="000000"/>
-              <w:right w:val="none" w:sz="0" w:space="0" w:color="000000"/>
-            </w:tcBorders>
-            <w:shd w:val="clear" w:color="auto" w:fill="FFFFFF"/>
-            <w:tcMar>
-              <w:top w:w="0" w:type="dxa"/>
-              <w:bottom w:w="0" w:type="dxa"/>
-              <w:left w:w="0" w:type="dxa"/>
-              <w:right w:w="0" w:type="dxa"/>
-            </w:tcMar>
-            <w:vAlign w:val="center"/>
-          </w:tcPr>
-          <w:p>
-            <w:pPr>
-              <w:pStyle w:val="Normal"/>
-              <w:jc w:val="right"/>
-              <w:pBdr>
-                <w:bottom w:val="none" w:sz="0" w:space="0" w:color="000000"/>
-                <w:top w:val="none" w:sz="0" w:space="0" w:color="000000"/>
-                <w:left w:val="none" w:sz="0" w:space="0" w:color="000000"/>
-                <w:right w:val="none" w:sz="0" w:space="0" w:color="000000"/>
-              </w:pBdr>
-              <w:spacing w:after="100" w:before="100" w:line="240"/>
-              <w:ind w:left="100" w:right="100" w:firstLine="0" w:firstLineChars="0"/>
-              <w:rPr>
-                <w:rFonts w:ascii="Times New Roman" w:hAnsi="Times New Roman" w:eastAsia="Times New Roman" w:cs="Times New Roman"/>
-                <w:i w:val="false"/>
-                <w:b w:val="false"/>
-                <w:u w:val="none"/>
-                <w:strike w:val="false"/>
-                <w:sz w:val="18"/>
-                <w:szCs w:val="18"/>
-                <w:color w:val="000000"/>
-              </w:rPr>
-            </w:pPr>
-            <w:r>
-              <w:rPr>
-                <w:rFonts w:ascii="Times New Roman" w:hAnsi="Times New Roman" w:eastAsia="Times New Roman" w:cs="Times New Roman"/>
-                <w:i w:val="false"/>
-                <w:b w:val="false"/>
-                <w:u w:val="none"/>
-                <w:strike w:val="false"/>
-                <w:sz w:val="18"/>
-                <w:szCs w:val="18"/>
-                <w:color w:val="000000"/>
-              </w:rPr>
-              <w:t xml:space="preserve">242</w:t>
-            </w:r>
-          </w:p>
-        </w:tc>
-        <w:tc>
-          <w:tcPr>
-            <w:tcBorders>
-              <w:bottom w:val="none" w:sz="0" w:space="0" w:color="000000"/>
-              <w:top w:val="none" w:sz="0" w:space="0" w:color="000000"/>
-              <w:left w:val="none" w:sz="0" w:space="0" w:color="000000"/>
-              <w:right w:val="none" w:sz="0" w:space="0" w:color="000000"/>
-            </w:tcBorders>
-            <w:shd w:val="clear" w:color="auto" w:fill="FFFFFF"/>
-            <w:tcMar>
-              <w:top w:w="0" w:type="dxa"/>
-              <w:bottom w:w="0" w:type="dxa"/>
-              <w:left w:w="0" w:type="dxa"/>
-              <w:right w:w="0" w:type="dxa"/>
-            </w:tcMar>
-            <w:vAlign w:val="center"/>
-          </w:tcPr>
-          <w:p>
-            <w:pPr>
-              <w:pStyle w:val="Normal"/>
-              <w:jc w:val="right"/>
-              <w:pBdr>
-                <w:bottom w:val="none" w:sz="0" w:space="0" w:color="000000"/>
-                <w:top w:val="none" w:sz="0" w:space="0" w:color="000000"/>
-                <w:left w:val="none" w:sz="0" w:space="0" w:color="000000"/>
-                <w:right w:val="none" w:sz="0" w:space="0" w:color="000000"/>
-              </w:pBdr>
-              <w:spacing w:after="100" w:before="100" w:line="240"/>
-              <w:ind w:left="100" w:right="100" w:firstLine="0" w:firstLineChars="0"/>
-              <w:rPr>
-                <w:rFonts w:ascii="Times New Roman" w:hAnsi="Times New Roman" w:eastAsia="Times New Roman" w:cs="Times New Roman"/>
-                <w:i w:val="false"/>
-                <w:b w:val="false"/>
-                <w:u w:val="none"/>
-                <w:strike w:val="false"/>
-                <w:sz w:val="18"/>
-                <w:szCs w:val="18"/>
-                <w:color w:val="000000"/>
-              </w:rPr>
-            </w:pPr>
-            <w:r>
-              <w:rPr>
-                <w:rFonts w:ascii="Times New Roman" w:hAnsi="Times New Roman" w:eastAsia="Times New Roman" w:cs="Times New Roman"/>
-                <w:i w:val="false"/>
-                <w:b w:val="false"/>
-                <w:u w:val="none"/>
-                <w:strike w:val="false"/>
-                <w:sz w:val="18"/>
-                <w:szCs w:val="18"/>
-                <w:color w:val="000000"/>
-              </w:rPr>
-              <w:t xml:space="preserve">32</w:t>
+              <w:t xml:space="preserve">21</w:t>
             </w:r>
           </w:p>
         </w:tc>
@@ -14194,7 +13804,7 @@
                 <w:szCs w:val="18"/>
                 <w:color w:val="000000"/>
               </w:rPr>
-              <w:t xml:space="preserve">III–IV</w:t>
+              <w:t xml:space="preserve">&gt;5 ng/mL</w:t>
             </w:r>
           </w:p>
         </w:tc>
@@ -14249,7 +13859,7 @@
                 <w:szCs w:val="18"/>
                 <w:color w:val="000000"/>
               </w:rPr>
-              <w:t xml:space="preserve">188</w:t>
+              <w:t xml:space="preserve">97</w:t>
             </w:r>
           </w:p>
         </w:tc>
@@ -14304,7 +13914,7 @@
                 <w:szCs w:val="18"/>
                 <w:color w:val="000000"/>
               </w:rPr>
-              <w:t xml:space="preserve">61</w:t>
+              <w:t xml:space="preserve">29</w:t>
             </w:r>
           </w:p>
         </w:tc>
@@ -14359,7 +13969,7 @@
                 <w:szCs w:val="18"/>
                 <w:color w:val="000000"/>
               </w:rPr>
-              <w:t xml:space="preserve">2.95 (1.92–4.53)</w:t>
+              <w:t xml:space="preserve">2.80 (1.60–4.92)</w:t>
             </w:r>
           </w:p>
         </w:tc>

--- a/output/tables/COAD/COAD_cox_uni.docx
+++ b/output/tables/COAD/COAD_cox_uni.docx
@@ -11019,62 +11019,62 @@
                 <w:szCs w:val="18"/>
                 <w:color w:val="000000"/>
               </w:rPr>
-              <w:t xml:space="preserve">Age group, years</w:t>
-            </w:r>
-          </w:p>
-        </w:tc>
-        <w:tc>
-          <w:tcPr>
-            <w:tcBorders>
-              <w:bottom w:val="none" w:sz="0" w:space="0" w:color="000000"/>
-              <w:top w:val="none" w:sz="0" w:space="0" w:color="000000"/>
-              <w:left w:val="none" w:sz="0" w:space="0" w:color="000000"/>
-              <w:right w:val="none" w:sz="0" w:space="0" w:color="000000"/>
-            </w:tcBorders>
-            <w:shd w:val="clear" w:color="auto" w:fill="FFFFFF"/>
-            <w:tcMar>
-              <w:top w:w="0" w:type="dxa"/>
-              <w:bottom w:w="0" w:type="dxa"/>
-              <w:left w:w="0" w:type="dxa"/>
-              <w:right w:w="0" w:type="dxa"/>
-            </w:tcMar>
-            <w:vAlign w:val="center"/>
-          </w:tcPr>
-          <w:p>
-            <w:pPr>
-              <w:pStyle w:val="Normal"/>
-              <w:jc w:val="left"/>
-              <w:pBdr>
-                <w:bottom w:val="none" w:sz="0" w:space="0" w:color="000000"/>
-                <w:top w:val="none" w:sz="0" w:space="0" w:color="000000"/>
-                <w:left w:val="none" w:sz="0" w:space="0" w:color="000000"/>
-                <w:right w:val="none" w:sz="0" w:space="0" w:color="000000"/>
-              </w:pBdr>
-              <w:spacing w:after="100" w:before="100" w:line="240"/>
-              <w:ind w:left="100" w:right="100" w:firstLine="0" w:firstLineChars="0"/>
-              <w:rPr>
-                <w:rFonts w:ascii="Times New Roman" w:hAnsi="Times New Roman" w:eastAsia="Times New Roman" w:cs="Times New Roman"/>
-                <w:i w:val="false"/>
-                <w:b w:val="false"/>
-                <w:u w:val="none"/>
-                <w:strike w:val="false"/>
-                <w:sz w:val="18"/>
-                <w:szCs w:val="18"/>
-                <w:color w:val="000000"/>
-              </w:rPr>
-            </w:pPr>
-            <w:r>
-              <w:rPr>
-                <w:rFonts w:ascii="Times New Roman" w:hAnsi="Times New Roman" w:eastAsia="Times New Roman" w:cs="Times New Roman"/>
-                <w:i w:val="false"/>
-                <w:b w:val="false"/>
-                <w:u w:val="none"/>
-                <w:strike w:val="false"/>
-                <w:sz w:val="18"/>
-                <w:szCs w:val="18"/>
-                <w:color w:val="000000"/>
-              </w:rPr>
-              <w:t xml:space="preserve">≤65 (ref)</w:t>
+              <w:t xml:space="preserve">Age (per 10 years)</w:t>
+            </w:r>
+          </w:p>
+        </w:tc>
+        <w:tc>
+          <w:tcPr>
+            <w:tcBorders>
+              <w:bottom w:val="none" w:sz="0" w:space="0" w:color="000000"/>
+              <w:top w:val="none" w:sz="0" w:space="0" w:color="000000"/>
+              <w:left w:val="none" w:sz="0" w:space="0" w:color="000000"/>
+              <w:right w:val="none" w:sz="0" w:space="0" w:color="000000"/>
+            </w:tcBorders>
+            <w:shd w:val="clear" w:color="auto" w:fill="FFFFFF"/>
+            <w:tcMar>
+              <w:top w:w="0" w:type="dxa"/>
+              <w:bottom w:w="0" w:type="dxa"/>
+              <w:left w:w="0" w:type="dxa"/>
+              <w:right w:w="0" w:type="dxa"/>
+            </w:tcMar>
+            <w:vAlign w:val="center"/>
+          </w:tcPr>
+          <w:p>
+            <w:pPr>
+              <w:pStyle w:val="Normal"/>
+              <w:jc w:val="left"/>
+              <w:pBdr>
+                <w:bottom w:val="none" w:sz="0" w:space="0" w:color="000000"/>
+                <w:top w:val="none" w:sz="0" w:space="0" w:color="000000"/>
+                <w:left w:val="none" w:sz="0" w:space="0" w:color="000000"/>
+                <w:right w:val="none" w:sz="0" w:space="0" w:color="000000"/>
+              </w:pBdr>
+              <w:spacing w:after="100" w:before="100" w:line="240"/>
+              <w:ind w:left="100" w:right="100" w:firstLine="0" w:firstLineChars="0"/>
+              <w:rPr>
+                <w:rFonts w:ascii="Times New Roman" w:hAnsi="Times New Roman" w:eastAsia="Times New Roman" w:cs="Times New Roman"/>
+                <w:i w:val="false"/>
+                <w:b w:val="false"/>
+                <w:u w:val="none"/>
+                <w:strike w:val="false"/>
+                <w:sz w:val="18"/>
+                <w:szCs w:val="18"/>
+                <w:color w:val="000000"/>
+              </w:rPr>
+            </w:pPr>
+            <w:r>
+              <w:rPr>
+                <w:rFonts w:ascii="Times New Roman" w:hAnsi="Times New Roman" w:eastAsia="Times New Roman" w:cs="Times New Roman"/>
+                <w:i w:val="false"/>
+                <w:b w:val="false"/>
+                <w:u w:val="none"/>
+                <w:strike w:val="false"/>
+                <w:sz w:val="18"/>
+                <w:szCs w:val="18"/>
+                <w:color w:val="000000"/>
+              </w:rPr>
+              <w:t xml:space="preserve"/>
             </w:r>
           </w:p>
         </w:tc>
@@ -11129,7 +11129,7 @@
                 <w:szCs w:val="18"/>
                 <w:color w:val="000000"/>
               </w:rPr>
-              <w:t xml:space="preserve">184</w:t>
+              <w:t xml:space="preserve">439</w:t>
             </w:r>
           </w:p>
         </w:tc>
@@ -11184,507 +11184,117 @@
                 <w:szCs w:val="18"/>
                 <w:color w:val="000000"/>
               </w:rPr>
-              <w:t xml:space="preserve">30</w:t>
-            </w:r>
-          </w:p>
-        </w:tc>
-        <w:tc>
-          <w:tcPr>
-            <w:tcBorders>
-              <w:bottom w:val="none" w:sz="0" w:space="0" w:color="000000"/>
-              <w:top w:val="none" w:sz="0" w:space="0" w:color="000000"/>
-              <w:left w:val="none" w:sz="0" w:space="0" w:color="000000"/>
-              <w:right w:val="none" w:sz="0" w:space="0" w:color="000000"/>
-            </w:tcBorders>
-            <w:shd w:val="clear" w:color="auto" w:fill="FFFFFF"/>
-            <w:tcMar>
-              <w:top w:w="0" w:type="dxa"/>
-              <w:bottom w:w="0" w:type="dxa"/>
-              <w:left w:w="0" w:type="dxa"/>
-              <w:right w:w="0" w:type="dxa"/>
-            </w:tcMar>
-            <w:vAlign w:val="center"/>
-          </w:tcPr>
-          <w:p>
-            <w:pPr>
-              <w:pStyle w:val="Normal"/>
-              <w:jc w:val="left"/>
-              <w:pBdr>
-                <w:bottom w:val="none" w:sz="0" w:space="0" w:color="000000"/>
-                <w:top w:val="none" w:sz="0" w:space="0" w:color="000000"/>
-                <w:left w:val="none" w:sz="0" w:space="0" w:color="000000"/>
-                <w:right w:val="none" w:sz="0" w:space="0" w:color="000000"/>
-              </w:pBdr>
-              <w:spacing w:after="100" w:before="100" w:line="240"/>
-              <w:ind w:left="100" w:right="100" w:firstLine="0" w:firstLineChars="0"/>
-              <w:rPr>
-                <w:rFonts w:ascii="Times New Roman" w:hAnsi="Times New Roman" w:eastAsia="Times New Roman" w:cs="Times New Roman"/>
-                <w:i w:val="false"/>
-                <w:b w:val="false"/>
-                <w:u w:val="none"/>
-                <w:strike w:val="false"/>
-                <w:sz w:val="18"/>
-                <w:szCs w:val="18"/>
-                <w:color w:val="000000"/>
-              </w:rPr>
-            </w:pPr>
-            <w:r>
-              <w:rPr>
-                <w:rFonts w:ascii="Times New Roman" w:hAnsi="Times New Roman" w:eastAsia="Times New Roman" w:cs="Times New Roman"/>
-                <w:i w:val="false"/>
-                <w:b w:val="false"/>
-                <w:u w:val="none"/>
-                <w:strike w:val="false"/>
-                <w:sz w:val="18"/>
-                <w:szCs w:val="18"/>
-                <w:color w:val="000000"/>
-              </w:rPr>
-              <w:t xml:space="preserve">Reference</w:t>
-            </w:r>
-          </w:p>
-        </w:tc>
-        <w:tc>
-          <w:tcPr>
-            <w:tcBorders>
-              <w:bottom w:val="none" w:sz="0" w:space="0" w:color="000000"/>
-              <w:top w:val="none" w:sz="0" w:space="0" w:color="000000"/>
-              <w:left w:val="none" w:sz="0" w:space="0" w:color="000000"/>
-              <w:right w:val="none" w:sz="0" w:space="0" w:color="000000"/>
-            </w:tcBorders>
-            <w:shd w:val="clear" w:color="auto" w:fill="FFFFFF"/>
-            <w:tcMar>
-              <w:top w:w="0" w:type="dxa"/>
-              <w:bottom w:w="0" w:type="dxa"/>
-              <w:left w:w="0" w:type="dxa"/>
-              <w:right w:w="0" w:type="dxa"/>
-            </w:tcMar>
-            <w:vAlign w:val="center"/>
-          </w:tcPr>
-          <w:p>
-            <w:pPr>
-              <w:pStyle w:val="Normal"/>
-              <w:jc w:val="left"/>
-              <w:pBdr>
-                <w:bottom w:val="none" w:sz="0" w:space="0" w:color="000000"/>
-                <w:top w:val="none" w:sz="0" w:space="0" w:color="000000"/>
-                <w:left w:val="none" w:sz="0" w:space="0" w:color="000000"/>
-                <w:right w:val="none" w:sz="0" w:space="0" w:color="000000"/>
-              </w:pBdr>
-              <w:spacing w:after="100" w:before="100" w:line="240"/>
-              <w:ind w:left="100" w:right="100" w:firstLine="0" w:firstLineChars="0"/>
-              <w:rPr>
-                <w:rFonts w:ascii="Times New Roman" w:hAnsi="Times New Roman" w:eastAsia="Times New Roman" w:cs="Times New Roman"/>
-                <w:i w:val="false"/>
-                <w:b w:val="false"/>
-                <w:u w:val="none"/>
-                <w:strike w:val="false"/>
-                <w:sz w:val="18"/>
-                <w:szCs w:val="18"/>
-                <w:color w:val="000000"/>
-              </w:rPr>
-            </w:pPr>
-            <w:r>
-              <w:rPr>
-                <w:rFonts w:ascii="Times New Roman" w:hAnsi="Times New Roman" w:eastAsia="Times New Roman" w:cs="Times New Roman"/>
-                <w:i w:val="false"/>
-                <w:b w:val="false"/>
-                <w:u w:val="none"/>
-                <w:strike w:val="false"/>
-                <w:sz w:val="18"/>
-                <w:szCs w:val="18"/>
-                <w:color w:val="000000"/>
-              </w:rPr>
-              <w:t xml:space="preserve"/>
-            </w:r>
-          </w:p>
-        </w:tc>
-        <w:tc>
-          <w:tcPr>
-            <w:tcBorders>
-              <w:bottom w:val="none" w:sz="0" w:space="0" w:color="000000"/>
-              <w:top w:val="none" w:sz="0" w:space="0" w:color="000000"/>
-              <w:left w:val="none" w:sz="0" w:space="0" w:color="000000"/>
-              <w:right w:val="none" w:sz="0" w:space="0" w:color="000000"/>
-            </w:tcBorders>
-            <w:shd w:val="clear" w:color="auto" w:fill="FFFFFF"/>
-            <w:tcMar>
-              <w:top w:w="0" w:type="dxa"/>
-              <w:bottom w:w="0" w:type="dxa"/>
-              <w:left w:w="0" w:type="dxa"/>
-              <w:right w:w="0" w:type="dxa"/>
-            </w:tcMar>
-            <w:vAlign w:val="center"/>
-          </w:tcPr>
-          <w:p>
-            <w:pPr>
-              <w:pStyle w:val="Normal"/>
-              <w:jc w:val="left"/>
-              <w:pBdr>
-                <w:bottom w:val="none" w:sz="0" w:space="0" w:color="000000"/>
-                <w:top w:val="none" w:sz="0" w:space="0" w:color="000000"/>
-                <w:left w:val="none" w:sz="0" w:space="0" w:color="000000"/>
-                <w:right w:val="none" w:sz="0" w:space="0" w:color="000000"/>
-              </w:pBdr>
-              <w:spacing w:after="100" w:before="100" w:line="240"/>
-              <w:ind w:left="100" w:right="100" w:firstLine="0" w:firstLineChars="0"/>
-              <w:rPr>
-                <w:rFonts w:ascii="Times New Roman" w:hAnsi="Times New Roman" w:eastAsia="Times New Roman" w:cs="Times New Roman"/>
-                <w:i w:val="false"/>
-                <w:b w:val="false"/>
-                <w:u w:val="none"/>
-                <w:strike w:val="false"/>
-                <w:sz w:val="18"/>
-                <w:szCs w:val="18"/>
-                <w:color w:val="000000"/>
-              </w:rPr>
-            </w:pPr>
-            <w:r>
-              <w:rPr>
-                <w:rFonts w:ascii="Times New Roman" w:hAnsi="Times New Roman" w:eastAsia="Times New Roman" w:cs="Times New Roman"/>
-                <w:i w:val="false"/>
-                <w:b w:val="false"/>
-                <w:u w:val="none"/>
-                <w:strike w:val="false"/>
-                <w:sz w:val="18"/>
-                <w:szCs w:val="18"/>
-                <w:color w:val="000000"/>
-              </w:rPr>
-              <w:t xml:space="preserve"/>
-            </w:r>
-          </w:p>
-        </w:tc>
-      </w:tr>
-      <w:tr>
-        <w:trPr>
-          <w:trHeight w:val="560" w:hRule="auto"/>
-        </w:trPr>
-        <w:tc>
-          <w:tcPr>
-            <w:tcBorders>
-              <w:bottom w:val="none" w:sz="0" w:space="0" w:color="000000"/>
-              <w:top w:val="none" w:sz="0" w:space="0" w:color="000000"/>
-              <w:left w:val="none" w:sz="0" w:space="0" w:color="000000"/>
-              <w:right w:val="none" w:sz="0" w:space="0" w:color="000000"/>
-            </w:tcBorders>
-            <w:shd w:val="clear" w:color="auto" w:fill="FFFFFF"/>
-            <w:tcMar>
-              <w:top w:w="0" w:type="dxa"/>
-              <w:bottom w:w="0" w:type="dxa"/>
-              <w:left w:w="0" w:type="dxa"/>
-              <w:right w:w="0" w:type="dxa"/>
-            </w:tcMar>
-            <w:vAlign w:val="center"/>
-          </w:tcPr>
-          <w:p>
-            <w:pPr>
-              <w:pStyle w:val="Normal"/>
-              <w:jc w:val="left"/>
-              <w:pBdr>
-                <w:bottom w:val="none" w:sz="0" w:space="0" w:color="000000"/>
-                <w:top w:val="none" w:sz="0" w:space="0" w:color="000000"/>
-                <w:left w:val="none" w:sz="0" w:space="0" w:color="000000"/>
-                <w:right w:val="none" w:sz="0" w:space="0" w:color="000000"/>
-              </w:pBdr>
-              <w:spacing w:after="100" w:before="100" w:line="240"/>
-              <w:ind w:left="100" w:right="100" w:firstLine="0" w:firstLineChars="0"/>
-              <w:rPr>
-                <w:rFonts w:ascii="Times New Roman" w:hAnsi="Times New Roman" w:eastAsia="Times New Roman" w:cs="Times New Roman"/>
-                <w:i w:val="false"/>
-                <w:b w:val="false"/>
-                <w:u w:val="none"/>
-                <w:strike w:val="false"/>
-                <w:sz w:val="18"/>
-                <w:szCs w:val="18"/>
-                <w:color w:val="000000"/>
-              </w:rPr>
-            </w:pPr>
-            <w:r>
-              <w:rPr>
-                <w:rFonts w:ascii="Times New Roman" w:hAnsi="Times New Roman" w:eastAsia="Times New Roman" w:cs="Times New Roman"/>
-                <w:i w:val="false"/>
-                <w:b w:val="false"/>
-                <w:u w:val="none"/>
-                <w:strike w:val="false"/>
-                <w:sz w:val="18"/>
-                <w:szCs w:val="18"/>
-                <w:color w:val="000000"/>
-              </w:rPr>
-              <w:t xml:space="preserve"/>
-            </w:r>
-          </w:p>
-        </w:tc>
-        <w:tc>
-          <w:tcPr>
-            <w:tcBorders>
-              <w:bottom w:val="none" w:sz="0" w:space="0" w:color="000000"/>
-              <w:top w:val="none" w:sz="0" w:space="0" w:color="000000"/>
-              <w:left w:val="none" w:sz="0" w:space="0" w:color="000000"/>
-              <w:right w:val="none" w:sz="0" w:space="0" w:color="000000"/>
-            </w:tcBorders>
-            <w:shd w:val="clear" w:color="auto" w:fill="FFFFFF"/>
-            <w:tcMar>
-              <w:top w:w="0" w:type="dxa"/>
-              <w:bottom w:w="0" w:type="dxa"/>
-              <w:left w:w="0" w:type="dxa"/>
-              <w:right w:w="0" w:type="dxa"/>
-            </w:tcMar>
-            <w:vAlign w:val="center"/>
-          </w:tcPr>
-          <w:p>
-            <w:pPr>
-              <w:pStyle w:val="Normal"/>
-              <w:jc w:val="left"/>
-              <w:pBdr>
-                <w:bottom w:val="none" w:sz="0" w:space="0" w:color="000000"/>
-                <w:top w:val="none" w:sz="0" w:space="0" w:color="000000"/>
-                <w:left w:val="none" w:sz="0" w:space="0" w:color="000000"/>
-                <w:right w:val="none" w:sz="0" w:space="0" w:color="000000"/>
-              </w:pBdr>
-              <w:spacing w:after="100" w:before="100" w:line="240"/>
-              <w:ind w:left="100" w:right="100" w:firstLine="0" w:firstLineChars="0"/>
-              <w:rPr>
-                <w:rFonts w:ascii="Times New Roman" w:hAnsi="Times New Roman" w:eastAsia="Times New Roman" w:cs="Times New Roman"/>
-                <w:i w:val="false"/>
-                <w:b w:val="false"/>
-                <w:u w:val="none"/>
-                <w:strike w:val="false"/>
-                <w:sz w:val="18"/>
-                <w:szCs w:val="18"/>
-                <w:color w:val="000000"/>
-              </w:rPr>
-            </w:pPr>
-            <w:r>
-              <w:rPr>
-                <w:rFonts w:ascii="Times New Roman" w:hAnsi="Times New Roman" w:eastAsia="Times New Roman" w:cs="Times New Roman"/>
-                <w:i w:val="false"/>
-                <w:b w:val="false"/>
-                <w:u w:val="none"/>
-                <w:strike w:val="false"/>
-                <w:sz w:val="18"/>
-                <w:szCs w:val="18"/>
-                <w:color w:val="000000"/>
-              </w:rPr>
-              <w:t xml:space="preserve">≥66</w:t>
-            </w:r>
-          </w:p>
-        </w:tc>
-        <w:tc>
-          <w:tcPr>
-            <w:tcBorders>
-              <w:bottom w:val="none" w:sz="0" w:space="0" w:color="000000"/>
-              <w:top w:val="none" w:sz="0" w:space="0" w:color="000000"/>
-              <w:left w:val="none" w:sz="0" w:space="0" w:color="000000"/>
-              <w:right w:val="none" w:sz="0" w:space="0" w:color="000000"/>
-            </w:tcBorders>
-            <w:shd w:val="clear" w:color="auto" w:fill="FFFFFF"/>
-            <w:tcMar>
-              <w:top w:w="0" w:type="dxa"/>
-              <w:bottom w:w="0" w:type="dxa"/>
-              <w:left w:w="0" w:type="dxa"/>
-              <w:right w:w="0" w:type="dxa"/>
-            </w:tcMar>
-            <w:vAlign w:val="center"/>
-          </w:tcPr>
-          <w:p>
-            <w:pPr>
-              <w:pStyle w:val="Normal"/>
-              <w:jc w:val="right"/>
-              <w:pBdr>
-                <w:bottom w:val="none" w:sz="0" w:space="0" w:color="000000"/>
-                <w:top w:val="none" w:sz="0" w:space="0" w:color="000000"/>
-                <w:left w:val="none" w:sz="0" w:space="0" w:color="000000"/>
-                <w:right w:val="none" w:sz="0" w:space="0" w:color="000000"/>
-              </w:pBdr>
-              <w:spacing w:after="100" w:before="100" w:line="240"/>
-              <w:ind w:left="100" w:right="100" w:firstLine="0" w:firstLineChars="0"/>
-              <w:rPr>
-                <w:rFonts w:ascii="Times New Roman" w:hAnsi="Times New Roman" w:eastAsia="Times New Roman" w:cs="Times New Roman"/>
-                <w:i w:val="false"/>
-                <w:b w:val="false"/>
-                <w:u w:val="none"/>
-                <w:strike w:val="false"/>
-                <w:sz w:val="18"/>
-                <w:szCs w:val="18"/>
-                <w:color w:val="000000"/>
-              </w:rPr>
-            </w:pPr>
-            <w:r>
-              <w:rPr>
-                <w:rFonts w:ascii="Times New Roman" w:hAnsi="Times New Roman" w:eastAsia="Times New Roman" w:cs="Times New Roman"/>
-                <w:i w:val="false"/>
-                <w:b w:val="false"/>
-                <w:u w:val="none"/>
-                <w:strike w:val="false"/>
-                <w:sz w:val="18"/>
-                <w:szCs w:val="18"/>
-                <w:color w:val="000000"/>
-              </w:rPr>
-              <w:t xml:space="preserve">255</w:t>
-            </w:r>
-          </w:p>
-        </w:tc>
-        <w:tc>
-          <w:tcPr>
-            <w:tcBorders>
-              <w:bottom w:val="none" w:sz="0" w:space="0" w:color="000000"/>
-              <w:top w:val="none" w:sz="0" w:space="0" w:color="000000"/>
-              <w:left w:val="none" w:sz="0" w:space="0" w:color="000000"/>
-              <w:right w:val="none" w:sz="0" w:space="0" w:color="000000"/>
-            </w:tcBorders>
-            <w:shd w:val="clear" w:color="auto" w:fill="FFFFFF"/>
-            <w:tcMar>
-              <w:top w:w="0" w:type="dxa"/>
-              <w:bottom w:w="0" w:type="dxa"/>
-              <w:left w:w="0" w:type="dxa"/>
-              <w:right w:w="0" w:type="dxa"/>
-            </w:tcMar>
-            <w:vAlign w:val="center"/>
-          </w:tcPr>
-          <w:p>
-            <w:pPr>
-              <w:pStyle w:val="Normal"/>
-              <w:jc w:val="right"/>
-              <w:pBdr>
-                <w:bottom w:val="none" w:sz="0" w:space="0" w:color="000000"/>
-                <w:top w:val="none" w:sz="0" w:space="0" w:color="000000"/>
-                <w:left w:val="none" w:sz="0" w:space="0" w:color="000000"/>
-                <w:right w:val="none" w:sz="0" w:space="0" w:color="000000"/>
-              </w:pBdr>
-              <w:spacing w:after="100" w:before="100" w:line="240"/>
-              <w:ind w:left="100" w:right="100" w:firstLine="0" w:firstLineChars="0"/>
-              <w:rPr>
-                <w:rFonts w:ascii="Times New Roman" w:hAnsi="Times New Roman" w:eastAsia="Times New Roman" w:cs="Times New Roman"/>
-                <w:i w:val="false"/>
-                <w:b w:val="false"/>
-                <w:u w:val="none"/>
-                <w:strike w:val="false"/>
-                <w:sz w:val="18"/>
-                <w:szCs w:val="18"/>
-                <w:color w:val="000000"/>
-              </w:rPr>
-            </w:pPr>
-            <w:r>
-              <w:rPr>
-                <w:rFonts w:ascii="Times New Roman" w:hAnsi="Times New Roman" w:eastAsia="Times New Roman" w:cs="Times New Roman"/>
-                <w:i w:val="false"/>
-                <w:b w:val="false"/>
-                <w:u w:val="none"/>
-                <w:strike w:val="false"/>
-                <w:sz w:val="18"/>
-                <w:szCs w:val="18"/>
-                <w:color w:val="000000"/>
-              </w:rPr>
-              <w:t xml:space="preserve">67</w:t>
-            </w:r>
-          </w:p>
-        </w:tc>
-        <w:tc>
-          <w:tcPr>
-            <w:tcBorders>
-              <w:bottom w:val="none" w:sz="0" w:space="0" w:color="000000"/>
-              <w:top w:val="none" w:sz="0" w:space="0" w:color="000000"/>
-              <w:left w:val="none" w:sz="0" w:space="0" w:color="000000"/>
-              <w:right w:val="none" w:sz="0" w:space="0" w:color="000000"/>
-            </w:tcBorders>
-            <w:shd w:val="clear" w:color="auto" w:fill="FFFFFF"/>
-            <w:tcMar>
-              <w:top w:w="0" w:type="dxa"/>
-              <w:bottom w:w="0" w:type="dxa"/>
-              <w:left w:w="0" w:type="dxa"/>
-              <w:right w:w="0" w:type="dxa"/>
-            </w:tcMar>
-            <w:vAlign w:val="center"/>
-          </w:tcPr>
-          <w:p>
-            <w:pPr>
-              <w:pStyle w:val="Normal"/>
-              <w:jc w:val="left"/>
-              <w:pBdr>
-                <w:bottom w:val="none" w:sz="0" w:space="0" w:color="000000"/>
-                <w:top w:val="none" w:sz="0" w:space="0" w:color="000000"/>
-                <w:left w:val="none" w:sz="0" w:space="0" w:color="000000"/>
-                <w:right w:val="none" w:sz="0" w:space="0" w:color="000000"/>
-              </w:pBdr>
-              <w:spacing w:after="100" w:before="100" w:line="240"/>
-              <w:ind w:left="100" w:right="100" w:firstLine="0" w:firstLineChars="0"/>
-              <w:rPr>
-                <w:rFonts w:ascii="Times New Roman" w:hAnsi="Times New Roman" w:eastAsia="Times New Roman" w:cs="Times New Roman"/>
-                <w:i w:val="false"/>
-                <w:b w:val="false"/>
-                <w:u w:val="none"/>
-                <w:strike w:val="false"/>
-                <w:sz w:val="18"/>
-                <w:szCs w:val="18"/>
-                <w:color w:val="000000"/>
-              </w:rPr>
-            </w:pPr>
-            <w:r>
-              <w:rPr>
-                <w:rFonts w:ascii="Times New Roman" w:hAnsi="Times New Roman" w:eastAsia="Times New Roman" w:cs="Times New Roman"/>
-                <w:i w:val="false"/>
-                <w:b w:val="false"/>
-                <w:u w:val="none"/>
-                <w:strike w:val="false"/>
-                <w:sz w:val="18"/>
-                <w:szCs w:val="18"/>
-                <w:color w:val="000000"/>
-              </w:rPr>
-              <w:t xml:space="preserve">1.53 (1.00–2.36)</w:t>
-            </w:r>
-          </w:p>
-        </w:tc>
-        <w:tc>
-          <w:tcPr>
-            <w:tcBorders>
-              <w:bottom w:val="none" w:sz="0" w:space="0" w:color="000000"/>
-              <w:top w:val="none" w:sz="0" w:space="0" w:color="000000"/>
-              <w:left w:val="none" w:sz="0" w:space="0" w:color="000000"/>
-              <w:right w:val="none" w:sz="0" w:space="0" w:color="000000"/>
-            </w:tcBorders>
-            <w:shd w:val="clear" w:color="auto" w:fill="FFFFFF"/>
-            <w:tcMar>
-              <w:top w:w="0" w:type="dxa"/>
-              <w:bottom w:w="0" w:type="dxa"/>
-              <w:left w:w="0" w:type="dxa"/>
-              <w:right w:w="0" w:type="dxa"/>
-            </w:tcMar>
-            <w:vAlign w:val="center"/>
-          </w:tcPr>
-          <w:p>
-            <w:pPr>
-              <w:pStyle w:val="Normal"/>
-              <w:jc w:val="left"/>
-              <w:pBdr>
-                <w:bottom w:val="none" w:sz="0" w:space="0" w:color="000000"/>
-                <w:top w:val="none" w:sz="0" w:space="0" w:color="000000"/>
-                <w:left w:val="none" w:sz="0" w:space="0" w:color="000000"/>
-                <w:right w:val="none" w:sz="0" w:space="0" w:color="000000"/>
-              </w:pBdr>
-              <w:spacing w:after="100" w:before="100" w:line="240"/>
-              <w:ind w:left="100" w:right="100" w:firstLine="0" w:firstLineChars="0"/>
-              <w:rPr>
-                <w:rFonts w:ascii="Times New Roman" w:hAnsi="Times New Roman" w:eastAsia="Times New Roman" w:cs="Times New Roman"/>
-                <w:i w:val="false"/>
-                <w:b w:val="false"/>
-                <w:u w:val="none"/>
-                <w:strike w:val="false"/>
-                <w:sz w:val="18"/>
-                <w:szCs w:val="18"/>
-                <w:color w:val="000000"/>
-              </w:rPr>
-            </w:pPr>
-            <w:r>
-              <w:rPr>
-                <w:rFonts w:ascii="Times New Roman" w:hAnsi="Times New Roman" w:eastAsia="Times New Roman" w:cs="Times New Roman"/>
-                <w:i w:val="false"/>
-                <w:b w:val="false"/>
-                <w:u w:val="none"/>
-                <w:strike w:val="false"/>
-                <w:sz w:val="18"/>
-                <w:szCs w:val="18"/>
-                <w:color w:val="000000"/>
-              </w:rPr>
-              <w:t xml:space="preserve">0.052</w:t>
+              <w:t xml:space="preserve">97</w:t>
+            </w:r>
+          </w:p>
+        </w:tc>
+        <w:tc>
+          <w:tcPr>
+            <w:tcBorders>
+              <w:bottom w:val="none" w:sz="0" w:space="0" w:color="000000"/>
+              <w:top w:val="none" w:sz="0" w:space="0" w:color="000000"/>
+              <w:left w:val="none" w:sz="0" w:space="0" w:color="000000"/>
+              <w:right w:val="none" w:sz="0" w:space="0" w:color="000000"/>
+            </w:tcBorders>
+            <w:shd w:val="clear" w:color="auto" w:fill="FFFFFF"/>
+            <w:tcMar>
+              <w:top w:w="0" w:type="dxa"/>
+              <w:bottom w:w="0" w:type="dxa"/>
+              <w:left w:w="0" w:type="dxa"/>
+              <w:right w:w="0" w:type="dxa"/>
+            </w:tcMar>
+            <w:vAlign w:val="center"/>
+          </w:tcPr>
+          <w:p>
+            <w:pPr>
+              <w:pStyle w:val="Normal"/>
+              <w:jc w:val="left"/>
+              <w:pBdr>
+                <w:bottom w:val="none" w:sz="0" w:space="0" w:color="000000"/>
+                <w:top w:val="none" w:sz="0" w:space="0" w:color="000000"/>
+                <w:left w:val="none" w:sz="0" w:space="0" w:color="000000"/>
+                <w:right w:val="none" w:sz="0" w:space="0" w:color="000000"/>
+              </w:pBdr>
+              <w:spacing w:after="100" w:before="100" w:line="240"/>
+              <w:ind w:left="100" w:right="100" w:firstLine="0" w:firstLineChars="0"/>
+              <w:rPr>
+                <w:rFonts w:ascii="Times New Roman" w:hAnsi="Times New Roman" w:eastAsia="Times New Roman" w:cs="Times New Roman"/>
+                <w:i w:val="false"/>
+                <w:b w:val="false"/>
+                <w:u w:val="none"/>
+                <w:strike w:val="false"/>
+                <w:sz w:val="18"/>
+                <w:szCs w:val="18"/>
+                <w:color w:val="000000"/>
+              </w:rPr>
+            </w:pPr>
+            <w:r>
+              <w:rPr>
+                <w:rFonts w:ascii="Times New Roman" w:hAnsi="Times New Roman" w:eastAsia="Times New Roman" w:cs="Times New Roman"/>
+                <w:i w:val="false"/>
+                <w:b w:val="false"/>
+                <w:u w:val="none"/>
+                <w:strike w:val="false"/>
+                <w:sz w:val="18"/>
+                <w:szCs w:val="18"/>
+                <w:color w:val="000000"/>
+              </w:rPr>
+              <w:t xml:space="preserve">1.02 (1.00–1.03)</w:t>
+            </w:r>
+          </w:p>
+        </w:tc>
+        <w:tc>
+          <w:tcPr>
+            <w:tcBorders>
+              <w:bottom w:val="none" w:sz="0" w:space="0" w:color="000000"/>
+              <w:top w:val="none" w:sz="0" w:space="0" w:color="000000"/>
+              <w:left w:val="none" w:sz="0" w:space="0" w:color="000000"/>
+              <w:right w:val="none" w:sz="0" w:space="0" w:color="000000"/>
+            </w:tcBorders>
+            <w:shd w:val="clear" w:color="auto" w:fill="FFFFFF"/>
+            <w:tcMar>
+              <w:top w:w="0" w:type="dxa"/>
+              <w:bottom w:w="0" w:type="dxa"/>
+              <w:left w:w="0" w:type="dxa"/>
+              <w:right w:w="0" w:type="dxa"/>
+            </w:tcMar>
+            <w:vAlign w:val="center"/>
+          </w:tcPr>
+          <w:p>
+            <w:pPr>
+              <w:pStyle w:val="Normal"/>
+              <w:jc w:val="left"/>
+              <w:pBdr>
+                <w:bottom w:val="none" w:sz="0" w:space="0" w:color="000000"/>
+                <w:top w:val="none" w:sz="0" w:space="0" w:color="000000"/>
+                <w:left w:val="none" w:sz="0" w:space="0" w:color="000000"/>
+                <w:right w:val="none" w:sz="0" w:space="0" w:color="000000"/>
+              </w:pBdr>
+              <w:spacing w:after="100" w:before="100" w:line="240"/>
+              <w:ind w:left="100" w:right="100" w:firstLine="0" w:firstLineChars="0"/>
+              <w:rPr>
+                <w:rFonts w:ascii="Times New Roman" w:hAnsi="Times New Roman" w:eastAsia="Times New Roman" w:cs="Times New Roman"/>
+                <w:i w:val="false"/>
+                <w:b w:val="false"/>
+                <w:u w:val="none"/>
+                <w:strike w:val="false"/>
+                <w:sz w:val="18"/>
+                <w:szCs w:val="18"/>
+                <w:color w:val="000000"/>
+              </w:rPr>
+            </w:pPr>
+            <w:r>
+              <w:rPr>
+                <w:rFonts w:ascii="Times New Roman" w:hAnsi="Times New Roman" w:eastAsia="Times New Roman" w:cs="Times New Roman"/>
+                <w:i w:val="false"/>
+                <w:b w:val="false"/>
+                <w:u w:val="none"/>
+                <w:strike w:val="false"/>
+                <w:sz w:val="18"/>
+                <w:szCs w:val="18"/>
+                <w:color w:val="000000"/>
+              </w:rPr>
+              <w:t xml:space="preserve">0.041</w:t>
             </w:r>
           </w:p>
         </w:tc>

--- a/output/tables/COAD/COAD_cox_uni.docx
+++ b/output/tables/COAD/COAD_cox_uni.docx
@@ -35,7 +35,7 @@
         <w:tblLook w:firstRow="1" w:lastRow="0" w:firstColumn="0" w:lastColumn="0" w:noHBand="0" w:noVBand="1"/>
       </w:tblPr>
       <w:tblGrid>
-        <w:gridCol w:w="3120"/>
+        <w:gridCol w:w="3450"/>
         <w:gridCol w:w="1489"/>
         <w:gridCol w:w="681"/>
         <w:gridCol w:w="931"/>
@@ -11019,7 +11019,227 @@
                 <w:szCs w:val="18"/>
                 <w:color w:val="000000"/>
               </w:rPr>
-              <w:t xml:space="preserve">Age (per 10 years)</w:t>
+              <w:t xml:space="preserve">HIST1H2AC expression</w:t>
+            </w:r>
+          </w:p>
+        </w:tc>
+        <w:tc>
+          <w:tcPr>
+            <w:tcBorders>
+              <w:bottom w:val="none" w:sz="0" w:space="0" w:color="000000"/>
+              <w:top w:val="none" w:sz="0" w:space="0" w:color="000000"/>
+              <w:left w:val="none" w:sz="0" w:space="0" w:color="000000"/>
+              <w:right w:val="none" w:sz="0" w:space="0" w:color="000000"/>
+            </w:tcBorders>
+            <w:shd w:val="clear" w:color="auto" w:fill="FFFFFF"/>
+            <w:tcMar>
+              <w:top w:w="0" w:type="dxa"/>
+              <w:bottom w:w="0" w:type="dxa"/>
+              <w:left w:w="0" w:type="dxa"/>
+              <w:right w:w="0" w:type="dxa"/>
+            </w:tcMar>
+            <w:vAlign w:val="center"/>
+          </w:tcPr>
+          <w:p>
+            <w:pPr>
+              <w:pStyle w:val="Normal"/>
+              <w:jc w:val="left"/>
+              <w:pBdr>
+                <w:bottom w:val="none" w:sz="0" w:space="0" w:color="000000"/>
+                <w:top w:val="none" w:sz="0" w:space="0" w:color="000000"/>
+                <w:left w:val="none" w:sz="0" w:space="0" w:color="000000"/>
+                <w:right w:val="none" w:sz="0" w:space="0" w:color="000000"/>
+              </w:pBdr>
+              <w:spacing w:after="100" w:before="100" w:line="240"/>
+              <w:ind w:left="100" w:right="100" w:firstLine="0" w:firstLineChars="0"/>
+              <w:rPr>
+                <w:rFonts w:ascii="Times New Roman" w:hAnsi="Times New Roman" w:eastAsia="Times New Roman" w:cs="Times New Roman"/>
+                <w:i w:val="false"/>
+                <w:b w:val="false"/>
+                <w:u w:val="none"/>
+                <w:strike w:val="false"/>
+                <w:sz w:val="18"/>
+                <w:szCs w:val="18"/>
+                <w:color w:val="000000"/>
+              </w:rPr>
+            </w:pPr>
+            <w:r>
+              <w:rPr>
+                <w:rFonts w:ascii="Times New Roman" w:hAnsi="Times New Roman" w:eastAsia="Times New Roman" w:cs="Times New Roman"/>
+                <w:i w:val="false"/>
+                <w:b w:val="false"/>
+                <w:u w:val="none"/>
+                <w:strike w:val="false"/>
+                <w:sz w:val="18"/>
+                <w:szCs w:val="18"/>
+                <w:color w:val="000000"/>
+              </w:rPr>
+              <w:t xml:space="preserve">Low (ref)</w:t>
+            </w:r>
+          </w:p>
+        </w:tc>
+        <w:tc>
+          <w:tcPr>
+            <w:tcBorders>
+              <w:bottom w:val="none" w:sz="0" w:space="0" w:color="000000"/>
+              <w:top w:val="none" w:sz="0" w:space="0" w:color="000000"/>
+              <w:left w:val="none" w:sz="0" w:space="0" w:color="000000"/>
+              <w:right w:val="none" w:sz="0" w:space="0" w:color="000000"/>
+            </w:tcBorders>
+            <w:shd w:val="clear" w:color="auto" w:fill="FFFFFF"/>
+            <w:tcMar>
+              <w:top w:w="0" w:type="dxa"/>
+              <w:bottom w:w="0" w:type="dxa"/>
+              <w:left w:w="0" w:type="dxa"/>
+              <w:right w:w="0" w:type="dxa"/>
+            </w:tcMar>
+            <w:vAlign w:val="center"/>
+          </w:tcPr>
+          <w:p>
+            <w:pPr>
+              <w:pStyle w:val="Normal"/>
+              <w:jc w:val="right"/>
+              <w:pBdr>
+                <w:bottom w:val="none" w:sz="0" w:space="0" w:color="000000"/>
+                <w:top w:val="none" w:sz="0" w:space="0" w:color="000000"/>
+                <w:left w:val="none" w:sz="0" w:space="0" w:color="000000"/>
+                <w:right w:val="none" w:sz="0" w:space="0" w:color="000000"/>
+              </w:pBdr>
+              <w:spacing w:after="100" w:before="100" w:line="240"/>
+              <w:ind w:left="100" w:right="100" w:firstLine="0" w:firstLineChars="0"/>
+              <w:rPr>
+                <w:rFonts w:ascii="Times New Roman" w:hAnsi="Times New Roman" w:eastAsia="Times New Roman" w:cs="Times New Roman"/>
+                <w:i w:val="false"/>
+                <w:b w:val="false"/>
+                <w:u w:val="none"/>
+                <w:strike w:val="false"/>
+                <w:sz w:val="18"/>
+                <w:szCs w:val="18"/>
+                <w:color w:val="000000"/>
+              </w:rPr>
+            </w:pPr>
+            <w:r>
+              <w:rPr>
+                <w:rFonts w:ascii="Times New Roman" w:hAnsi="Times New Roman" w:eastAsia="Times New Roman" w:cs="Times New Roman"/>
+                <w:i w:val="false"/>
+                <w:b w:val="false"/>
+                <w:u w:val="none"/>
+                <w:strike w:val="false"/>
+                <w:sz w:val="18"/>
+                <w:szCs w:val="18"/>
+                <w:color w:val="000000"/>
+              </w:rPr>
+              <w:t xml:space="preserve">219</w:t>
+            </w:r>
+          </w:p>
+        </w:tc>
+        <w:tc>
+          <w:tcPr>
+            <w:tcBorders>
+              <w:bottom w:val="none" w:sz="0" w:space="0" w:color="000000"/>
+              <w:top w:val="none" w:sz="0" w:space="0" w:color="000000"/>
+              <w:left w:val="none" w:sz="0" w:space="0" w:color="000000"/>
+              <w:right w:val="none" w:sz="0" w:space="0" w:color="000000"/>
+            </w:tcBorders>
+            <w:shd w:val="clear" w:color="auto" w:fill="FFFFFF"/>
+            <w:tcMar>
+              <w:top w:w="0" w:type="dxa"/>
+              <w:bottom w:w="0" w:type="dxa"/>
+              <w:left w:w="0" w:type="dxa"/>
+              <w:right w:w="0" w:type="dxa"/>
+            </w:tcMar>
+            <w:vAlign w:val="center"/>
+          </w:tcPr>
+          <w:p>
+            <w:pPr>
+              <w:pStyle w:val="Normal"/>
+              <w:jc w:val="right"/>
+              <w:pBdr>
+                <w:bottom w:val="none" w:sz="0" w:space="0" w:color="000000"/>
+                <w:top w:val="none" w:sz="0" w:space="0" w:color="000000"/>
+                <w:left w:val="none" w:sz="0" w:space="0" w:color="000000"/>
+                <w:right w:val="none" w:sz="0" w:space="0" w:color="000000"/>
+              </w:pBdr>
+              <w:spacing w:after="100" w:before="100" w:line="240"/>
+              <w:ind w:left="100" w:right="100" w:firstLine="0" w:firstLineChars="0"/>
+              <w:rPr>
+                <w:rFonts w:ascii="Times New Roman" w:hAnsi="Times New Roman" w:eastAsia="Times New Roman" w:cs="Times New Roman"/>
+                <w:i w:val="false"/>
+                <w:b w:val="false"/>
+                <w:u w:val="none"/>
+                <w:strike w:val="false"/>
+                <w:sz w:val="18"/>
+                <w:szCs w:val="18"/>
+                <w:color w:val="000000"/>
+              </w:rPr>
+            </w:pPr>
+            <w:r>
+              <w:rPr>
+                <w:rFonts w:ascii="Times New Roman" w:hAnsi="Times New Roman" w:eastAsia="Times New Roman" w:cs="Times New Roman"/>
+                <w:i w:val="false"/>
+                <w:b w:val="false"/>
+                <w:u w:val="none"/>
+                <w:strike w:val="false"/>
+                <w:sz w:val="18"/>
+                <w:szCs w:val="18"/>
+                <w:color w:val="000000"/>
+              </w:rPr>
+              <w:t xml:space="preserve">38</w:t>
+            </w:r>
+          </w:p>
+        </w:tc>
+        <w:tc>
+          <w:tcPr>
+            <w:tcBorders>
+              <w:bottom w:val="none" w:sz="0" w:space="0" w:color="000000"/>
+              <w:top w:val="none" w:sz="0" w:space="0" w:color="000000"/>
+              <w:left w:val="none" w:sz="0" w:space="0" w:color="000000"/>
+              <w:right w:val="none" w:sz="0" w:space="0" w:color="000000"/>
+            </w:tcBorders>
+            <w:shd w:val="clear" w:color="auto" w:fill="FFFFFF"/>
+            <w:tcMar>
+              <w:top w:w="0" w:type="dxa"/>
+              <w:bottom w:w="0" w:type="dxa"/>
+              <w:left w:w="0" w:type="dxa"/>
+              <w:right w:w="0" w:type="dxa"/>
+            </w:tcMar>
+            <w:vAlign w:val="center"/>
+          </w:tcPr>
+          <w:p>
+            <w:pPr>
+              <w:pStyle w:val="Normal"/>
+              <w:jc w:val="left"/>
+              <w:pBdr>
+                <w:bottom w:val="none" w:sz="0" w:space="0" w:color="000000"/>
+                <w:top w:val="none" w:sz="0" w:space="0" w:color="000000"/>
+                <w:left w:val="none" w:sz="0" w:space="0" w:color="000000"/>
+                <w:right w:val="none" w:sz="0" w:space="0" w:color="000000"/>
+              </w:pBdr>
+              <w:spacing w:after="100" w:before="100" w:line="240"/>
+              <w:ind w:left="100" w:right="100" w:firstLine="0" w:firstLineChars="0"/>
+              <w:rPr>
+                <w:rFonts w:ascii="Times New Roman" w:hAnsi="Times New Roman" w:eastAsia="Times New Roman" w:cs="Times New Roman"/>
+                <w:i w:val="false"/>
+                <w:b w:val="false"/>
+                <w:u w:val="none"/>
+                <w:strike w:val="false"/>
+                <w:sz w:val="18"/>
+                <w:szCs w:val="18"/>
+                <w:color w:val="000000"/>
+              </w:rPr>
+            </w:pPr>
+            <w:r>
+              <w:rPr>
+                <w:rFonts w:ascii="Times New Roman" w:hAnsi="Times New Roman" w:eastAsia="Times New Roman" w:cs="Times New Roman"/>
+                <w:i w:val="false"/>
+                <w:b w:val="false"/>
+                <w:u w:val="none"/>
+                <w:strike w:val="false"/>
+                <w:sz w:val="18"/>
+                <w:szCs w:val="18"/>
+                <w:color w:val="000000"/>
+              </w:rPr>
+              <w:t xml:space="preserve">Reference</w:t>
             </w:r>
           </w:p>
         </w:tc>
@@ -11098,6 +11318,176 @@
           <w:p>
             <w:pPr>
               <w:pStyle w:val="Normal"/>
+              <w:jc w:val="left"/>
+              <w:pBdr>
+                <w:bottom w:val="none" w:sz="0" w:space="0" w:color="000000"/>
+                <w:top w:val="none" w:sz="0" w:space="0" w:color="000000"/>
+                <w:left w:val="none" w:sz="0" w:space="0" w:color="000000"/>
+                <w:right w:val="none" w:sz="0" w:space="0" w:color="000000"/>
+              </w:pBdr>
+              <w:spacing w:after="100" w:before="100" w:line="240"/>
+              <w:ind w:left="100" w:right="100" w:firstLine="0" w:firstLineChars="0"/>
+              <w:rPr>
+                <w:rFonts w:ascii="Times New Roman" w:hAnsi="Times New Roman" w:eastAsia="Times New Roman" w:cs="Times New Roman"/>
+                <w:i w:val="false"/>
+                <w:b w:val="false"/>
+                <w:u w:val="none"/>
+                <w:strike w:val="false"/>
+                <w:sz w:val="18"/>
+                <w:szCs w:val="18"/>
+                <w:color w:val="000000"/>
+              </w:rPr>
+            </w:pPr>
+            <w:r>
+              <w:rPr>
+                <w:rFonts w:ascii="Times New Roman" w:hAnsi="Times New Roman" w:eastAsia="Times New Roman" w:cs="Times New Roman"/>
+                <w:i w:val="false"/>
+                <w:b w:val="false"/>
+                <w:u w:val="none"/>
+                <w:strike w:val="false"/>
+                <w:sz w:val="18"/>
+                <w:szCs w:val="18"/>
+                <w:color w:val="000000"/>
+              </w:rPr>
+              <w:t xml:space="preserve"/>
+            </w:r>
+          </w:p>
+        </w:tc>
+      </w:tr>
+      <w:tr>
+        <w:trPr>
+          <w:trHeight w:val="560" w:hRule="auto"/>
+        </w:trPr>
+        <w:tc>
+          <w:tcPr>
+            <w:tcBorders>
+              <w:bottom w:val="none" w:sz="0" w:space="0" w:color="000000"/>
+              <w:top w:val="none" w:sz="0" w:space="0" w:color="000000"/>
+              <w:left w:val="none" w:sz="0" w:space="0" w:color="000000"/>
+              <w:right w:val="none" w:sz="0" w:space="0" w:color="000000"/>
+            </w:tcBorders>
+            <w:shd w:val="clear" w:color="auto" w:fill="FFFFFF"/>
+            <w:tcMar>
+              <w:top w:w="0" w:type="dxa"/>
+              <w:bottom w:w="0" w:type="dxa"/>
+              <w:left w:w="0" w:type="dxa"/>
+              <w:right w:w="0" w:type="dxa"/>
+            </w:tcMar>
+            <w:vAlign w:val="center"/>
+          </w:tcPr>
+          <w:p>
+            <w:pPr>
+              <w:pStyle w:val="Normal"/>
+              <w:jc w:val="left"/>
+              <w:pBdr>
+                <w:bottom w:val="none" w:sz="0" w:space="0" w:color="000000"/>
+                <w:top w:val="none" w:sz="0" w:space="0" w:color="000000"/>
+                <w:left w:val="none" w:sz="0" w:space="0" w:color="000000"/>
+                <w:right w:val="none" w:sz="0" w:space="0" w:color="000000"/>
+              </w:pBdr>
+              <w:spacing w:after="100" w:before="100" w:line="240"/>
+              <w:ind w:left="100" w:right="100" w:firstLine="0" w:firstLineChars="0"/>
+              <w:rPr>
+                <w:rFonts w:ascii="Times New Roman" w:hAnsi="Times New Roman" w:eastAsia="Times New Roman" w:cs="Times New Roman"/>
+                <w:i w:val="false"/>
+                <w:b w:val="false"/>
+                <w:u w:val="none"/>
+                <w:strike w:val="false"/>
+                <w:sz w:val="18"/>
+                <w:szCs w:val="18"/>
+                <w:color w:val="000000"/>
+              </w:rPr>
+            </w:pPr>
+            <w:r>
+              <w:rPr>
+                <w:rFonts w:ascii="Times New Roman" w:hAnsi="Times New Roman" w:eastAsia="Times New Roman" w:cs="Times New Roman"/>
+                <w:i w:val="false"/>
+                <w:b w:val="false"/>
+                <w:u w:val="none"/>
+                <w:strike w:val="false"/>
+                <w:sz w:val="18"/>
+                <w:szCs w:val="18"/>
+                <w:color w:val="000000"/>
+              </w:rPr>
+              <w:t xml:space="preserve"/>
+            </w:r>
+          </w:p>
+        </w:tc>
+        <w:tc>
+          <w:tcPr>
+            <w:tcBorders>
+              <w:bottom w:val="none" w:sz="0" w:space="0" w:color="000000"/>
+              <w:top w:val="none" w:sz="0" w:space="0" w:color="000000"/>
+              <w:left w:val="none" w:sz="0" w:space="0" w:color="000000"/>
+              <w:right w:val="none" w:sz="0" w:space="0" w:color="000000"/>
+            </w:tcBorders>
+            <w:shd w:val="clear" w:color="auto" w:fill="FFFFFF"/>
+            <w:tcMar>
+              <w:top w:w="0" w:type="dxa"/>
+              <w:bottom w:w="0" w:type="dxa"/>
+              <w:left w:w="0" w:type="dxa"/>
+              <w:right w:w="0" w:type="dxa"/>
+            </w:tcMar>
+            <w:vAlign w:val="center"/>
+          </w:tcPr>
+          <w:p>
+            <w:pPr>
+              <w:pStyle w:val="Normal"/>
+              <w:jc w:val="left"/>
+              <w:pBdr>
+                <w:bottom w:val="none" w:sz="0" w:space="0" w:color="000000"/>
+                <w:top w:val="none" w:sz="0" w:space="0" w:color="000000"/>
+                <w:left w:val="none" w:sz="0" w:space="0" w:color="000000"/>
+                <w:right w:val="none" w:sz="0" w:space="0" w:color="000000"/>
+              </w:pBdr>
+              <w:spacing w:after="100" w:before="100" w:line="240"/>
+              <w:ind w:left="100" w:right="100" w:firstLine="0" w:firstLineChars="0"/>
+              <w:rPr>
+                <w:rFonts w:ascii="Times New Roman" w:hAnsi="Times New Roman" w:eastAsia="Times New Roman" w:cs="Times New Roman"/>
+                <w:i w:val="false"/>
+                <w:b w:val="false"/>
+                <w:u w:val="none"/>
+                <w:strike w:val="false"/>
+                <w:sz w:val="18"/>
+                <w:szCs w:val="18"/>
+                <w:color w:val="000000"/>
+              </w:rPr>
+            </w:pPr>
+            <w:r>
+              <w:rPr>
+                <w:rFonts w:ascii="Times New Roman" w:hAnsi="Times New Roman" w:eastAsia="Times New Roman" w:cs="Times New Roman"/>
+                <w:i w:val="false"/>
+                <w:b w:val="false"/>
+                <w:u w:val="none"/>
+                <w:strike w:val="false"/>
+                <w:sz w:val="18"/>
+                <w:szCs w:val="18"/>
+                <w:color w:val="000000"/>
+              </w:rPr>
+              <w:t xml:space="preserve">High</w:t>
+            </w:r>
+          </w:p>
+        </w:tc>
+        <w:tc>
+          <w:tcPr>
+            <w:tcBorders>
+              <w:bottom w:val="none" w:sz="0" w:space="0" w:color="000000"/>
+              <w:top w:val="none" w:sz="0" w:space="0" w:color="000000"/>
+              <w:left w:val="none" w:sz="0" w:space="0" w:color="000000"/>
+              <w:right w:val="none" w:sz="0" w:space="0" w:color="000000"/>
+            </w:tcBorders>
+            <w:shd w:val="clear" w:color="auto" w:fill="FFFFFF"/>
+            <w:tcMar>
+              <w:top w:w="0" w:type="dxa"/>
+              <w:bottom w:w="0" w:type="dxa"/>
+              <w:left w:w="0" w:type="dxa"/>
+              <w:right w:w="0" w:type="dxa"/>
+            </w:tcMar>
+            <w:vAlign w:val="center"/>
+          </w:tcPr>
+          <w:p>
+            <w:pPr>
+              <w:pStyle w:val="Normal"/>
               <w:jc w:val="right"/>
               <w:pBdr>
                 <w:bottom w:val="none" w:sz="0" w:space="0" w:color="000000"/>
@@ -11129,6 +11519,396 @@
                 <w:szCs w:val="18"/>
                 <w:color w:val="000000"/>
               </w:rPr>
+              <w:t xml:space="preserve">220</w:t>
+            </w:r>
+          </w:p>
+        </w:tc>
+        <w:tc>
+          <w:tcPr>
+            <w:tcBorders>
+              <w:bottom w:val="none" w:sz="0" w:space="0" w:color="000000"/>
+              <w:top w:val="none" w:sz="0" w:space="0" w:color="000000"/>
+              <w:left w:val="none" w:sz="0" w:space="0" w:color="000000"/>
+              <w:right w:val="none" w:sz="0" w:space="0" w:color="000000"/>
+            </w:tcBorders>
+            <w:shd w:val="clear" w:color="auto" w:fill="FFFFFF"/>
+            <w:tcMar>
+              <w:top w:w="0" w:type="dxa"/>
+              <w:bottom w:w="0" w:type="dxa"/>
+              <w:left w:w="0" w:type="dxa"/>
+              <w:right w:w="0" w:type="dxa"/>
+            </w:tcMar>
+            <w:vAlign w:val="center"/>
+          </w:tcPr>
+          <w:p>
+            <w:pPr>
+              <w:pStyle w:val="Normal"/>
+              <w:jc w:val="right"/>
+              <w:pBdr>
+                <w:bottom w:val="none" w:sz="0" w:space="0" w:color="000000"/>
+                <w:top w:val="none" w:sz="0" w:space="0" w:color="000000"/>
+                <w:left w:val="none" w:sz="0" w:space="0" w:color="000000"/>
+                <w:right w:val="none" w:sz="0" w:space="0" w:color="000000"/>
+              </w:pBdr>
+              <w:spacing w:after="100" w:before="100" w:line="240"/>
+              <w:ind w:left="100" w:right="100" w:firstLine="0" w:firstLineChars="0"/>
+              <w:rPr>
+                <w:rFonts w:ascii="Times New Roman" w:hAnsi="Times New Roman" w:eastAsia="Times New Roman" w:cs="Times New Roman"/>
+                <w:i w:val="false"/>
+                <w:b w:val="false"/>
+                <w:u w:val="none"/>
+                <w:strike w:val="false"/>
+                <w:sz w:val="18"/>
+                <w:szCs w:val="18"/>
+                <w:color w:val="000000"/>
+              </w:rPr>
+            </w:pPr>
+            <w:r>
+              <w:rPr>
+                <w:rFonts w:ascii="Times New Roman" w:hAnsi="Times New Roman" w:eastAsia="Times New Roman" w:cs="Times New Roman"/>
+                <w:i w:val="false"/>
+                <w:b w:val="false"/>
+                <w:u w:val="none"/>
+                <w:strike w:val="false"/>
+                <w:sz w:val="18"/>
+                <w:szCs w:val="18"/>
+                <w:color w:val="000000"/>
+              </w:rPr>
+              <w:t xml:space="preserve">59</w:t>
+            </w:r>
+          </w:p>
+        </w:tc>
+        <w:tc>
+          <w:tcPr>
+            <w:tcBorders>
+              <w:bottom w:val="none" w:sz="0" w:space="0" w:color="000000"/>
+              <w:top w:val="none" w:sz="0" w:space="0" w:color="000000"/>
+              <w:left w:val="none" w:sz="0" w:space="0" w:color="000000"/>
+              <w:right w:val="none" w:sz="0" w:space="0" w:color="000000"/>
+            </w:tcBorders>
+            <w:shd w:val="clear" w:color="auto" w:fill="FFFFFF"/>
+            <w:tcMar>
+              <w:top w:w="0" w:type="dxa"/>
+              <w:bottom w:w="0" w:type="dxa"/>
+              <w:left w:w="0" w:type="dxa"/>
+              <w:right w:w="0" w:type="dxa"/>
+            </w:tcMar>
+            <w:vAlign w:val="center"/>
+          </w:tcPr>
+          <w:p>
+            <w:pPr>
+              <w:pStyle w:val="Normal"/>
+              <w:jc w:val="left"/>
+              <w:pBdr>
+                <w:bottom w:val="none" w:sz="0" w:space="0" w:color="000000"/>
+                <w:top w:val="none" w:sz="0" w:space="0" w:color="000000"/>
+                <w:left w:val="none" w:sz="0" w:space="0" w:color="000000"/>
+                <w:right w:val="none" w:sz="0" w:space="0" w:color="000000"/>
+              </w:pBdr>
+              <w:spacing w:after="100" w:before="100" w:line="240"/>
+              <w:ind w:left="100" w:right="100" w:firstLine="0" w:firstLineChars="0"/>
+              <w:rPr>
+                <w:rFonts w:ascii="Times New Roman" w:hAnsi="Times New Roman" w:eastAsia="Times New Roman" w:cs="Times New Roman"/>
+                <w:i w:val="false"/>
+                <w:b w:val="false"/>
+                <w:u w:val="none"/>
+                <w:strike w:val="false"/>
+                <w:sz w:val="18"/>
+                <w:szCs w:val="18"/>
+                <w:color w:val="000000"/>
+              </w:rPr>
+            </w:pPr>
+            <w:r>
+              <w:rPr>
+                <w:rFonts w:ascii="Times New Roman" w:hAnsi="Times New Roman" w:eastAsia="Times New Roman" w:cs="Times New Roman"/>
+                <w:i w:val="false"/>
+                <w:b w:val="false"/>
+                <w:u w:val="none"/>
+                <w:strike w:val="false"/>
+                <w:sz w:val="18"/>
+                <w:szCs w:val="18"/>
+                <w:color w:val="000000"/>
+              </w:rPr>
+              <w:t xml:space="preserve">1.62 (1.08–2.44)</w:t>
+            </w:r>
+          </w:p>
+        </w:tc>
+        <w:tc>
+          <w:tcPr>
+            <w:tcBorders>
+              <w:bottom w:val="none" w:sz="0" w:space="0" w:color="000000"/>
+              <w:top w:val="none" w:sz="0" w:space="0" w:color="000000"/>
+              <w:left w:val="none" w:sz="0" w:space="0" w:color="000000"/>
+              <w:right w:val="none" w:sz="0" w:space="0" w:color="000000"/>
+            </w:tcBorders>
+            <w:shd w:val="clear" w:color="auto" w:fill="FFFFFF"/>
+            <w:tcMar>
+              <w:top w:w="0" w:type="dxa"/>
+              <w:bottom w:w="0" w:type="dxa"/>
+              <w:left w:w="0" w:type="dxa"/>
+              <w:right w:w="0" w:type="dxa"/>
+            </w:tcMar>
+            <w:vAlign w:val="center"/>
+          </w:tcPr>
+          <w:p>
+            <w:pPr>
+              <w:pStyle w:val="Normal"/>
+              <w:jc w:val="left"/>
+              <w:pBdr>
+                <w:bottom w:val="none" w:sz="0" w:space="0" w:color="000000"/>
+                <w:top w:val="none" w:sz="0" w:space="0" w:color="000000"/>
+                <w:left w:val="none" w:sz="0" w:space="0" w:color="000000"/>
+                <w:right w:val="none" w:sz="0" w:space="0" w:color="000000"/>
+              </w:pBdr>
+              <w:spacing w:after="100" w:before="100" w:line="240"/>
+              <w:ind w:left="100" w:right="100" w:firstLine="0" w:firstLineChars="0"/>
+              <w:rPr>
+                <w:rFonts w:ascii="Times New Roman" w:hAnsi="Times New Roman" w:eastAsia="Times New Roman" w:cs="Times New Roman"/>
+                <w:i w:val="false"/>
+                <w:b w:val="false"/>
+                <w:u w:val="none"/>
+                <w:strike w:val="false"/>
+                <w:sz w:val="18"/>
+                <w:szCs w:val="18"/>
+                <w:color w:val="000000"/>
+              </w:rPr>
+            </w:pPr>
+            <w:r>
+              <w:rPr>
+                <w:rFonts w:ascii="Times New Roman" w:hAnsi="Times New Roman" w:eastAsia="Times New Roman" w:cs="Times New Roman"/>
+                <w:i w:val="false"/>
+                <w:b w:val="false"/>
+                <w:u w:val="none"/>
+                <w:strike w:val="false"/>
+                <w:sz w:val="18"/>
+                <w:szCs w:val="18"/>
+                <w:color w:val="000000"/>
+              </w:rPr>
+              <w:t xml:space="preserve">0.020</w:t>
+            </w:r>
+          </w:p>
+        </w:tc>
+        <w:tc>
+          <w:tcPr>
+            <w:tcBorders>
+              <w:bottom w:val="none" w:sz="0" w:space="0" w:color="000000"/>
+              <w:top w:val="none" w:sz="0" w:space="0" w:color="000000"/>
+              <w:left w:val="none" w:sz="0" w:space="0" w:color="000000"/>
+              <w:right w:val="none" w:sz="0" w:space="0" w:color="000000"/>
+            </w:tcBorders>
+            <w:shd w:val="clear" w:color="auto" w:fill="FFFFFF"/>
+            <w:tcMar>
+              <w:top w:w="0" w:type="dxa"/>
+              <w:bottom w:w="0" w:type="dxa"/>
+              <w:left w:w="0" w:type="dxa"/>
+              <w:right w:w="0" w:type="dxa"/>
+            </w:tcMar>
+            <w:vAlign w:val="center"/>
+          </w:tcPr>
+          <w:p>
+            <w:pPr>
+              <w:pStyle w:val="Normal"/>
+              <w:jc w:val="left"/>
+              <w:pBdr>
+                <w:bottom w:val="none" w:sz="0" w:space="0" w:color="000000"/>
+                <w:top w:val="none" w:sz="0" w:space="0" w:color="000000"/>
+                <w:left w:val="none" w:sz="0" w:space="0" w:color="000000"/>
+                <w:right w:val="none" w:sz="0" w:space="0" w:color="000000"/>
+              </w:pBdr>
+              <w:spacing w:after="100" w:before="100" w:line="240"/>
+              <w:ind w:left="100" w:right="100" w:firstLine="0" w:firstLineChars="0"/>
+              <w:rPr>
+                <w:rFonts w:ascii="Times New Roman" w:hAnsi="Times New Roman" w:eastAsia="Times New Roman" w:cs="Times New Roman"/>
+                <w:i w:val="false"/>
+                <w:b w:val="false"/>
+                <w:u w:val="none"/>
+                <w:strike w:val="false"/>
+                <w:sz w:val="18"/>
+                <w:szCs w:val="18"/>
+                <w:color w:val="000000"/>
+              </w:rPr>
+            </w:pPr>
+            <w:r>
+              <w:rPr>
+                <w:rFonts w:ascii="Times New Roman" w:hAnsi="Times New Roman" w:eastAsia="Times New Roman" w:cs="Times New Roman"/>
+                <w:i w:val="false"/>
+                <w:b w:val="false"/>
+                <w:u w:val="none"/>
+                <w:strike w:val="false"/>
+                <w:sz w:val="18"/>
+                <w:szCs w:val="18"/>
+                <w:color w:val="000000"/>
+              </w:rPr>
+              <w:t xml:space="preserve"/>
+            </w:r>
+          </w:p>
+        </w:tc>
+      </w:tr>
+      <w:tr>
+        <w:trPr>
+          <w:trHeight w:val="560" w:hRule="auto"/>
+        </w:trPr>
+        <w:tc>
+          <w:tcPr>
+            <w:tcBorders>
+              <w:bottom w:val="none" w:sz="0" w:space="0" w:color="000000"/>
+              <w:top w:val="none" w:sz="0" w:space="0" w:color="000000"/>
+              <w:left w:val="none" w:sz="0" w:space="0" w:color="000000"/>
+              <w:right w:val="none" w:sz="0" w:space="0" w:color="000000"/>
+            </w:tcBorders>
+            <w:shd w:val="clear" w:color="auto" w:fill="FFFFFF"/>
+            <w:tcMar>
+              <w:top w:w="0" w:type="dxa"/>
+              <w:bottom w:w="0" w:type="dxa"/>
+              <w:left w:w="0" w:type="dxa"/>
+              <w:right w:w="0" w:type="dxa"/>
+            </w:tcMar>
+            <w:vAlign w:val="center"/>
+          </w:tcPr>
+          <w:p>
+            <w:pPr>
+              <w:pStyle w:val="Normal"/>
+              <w:jc w:val="left"/>
+              <w:pBdr>
+                <w:bottom w:val="none" w:sz="0" w:space="0" w:color="000000"/>
+                <w:top w:val="none" w:sz="0" w:space="0" w:color="000000"/>
+                <w:left w:val="none" w:sz="0" w:space="0" w:color="000000"/>
+                <w:right w:val="none" w:sz="0" w:space="0" w:color="000000"/>
+              </w:pBdr>
+              <w:spacing w:after="100" w:before="100" w:line="240"/>
+              <w:ind w:left="100" w:right="100" w:firstLine="0" w:firstLineChars="0"/>
+              <w:rPr>
+                <w:rFonts w:ascii="Times New Roman" w:hAnsi="Times New Roman" w:eastAsia="Times New Roman" w:cs="Times New Roman"/>
+                <w:i w:val="false"/>
+                <w:b w:val="false"/>
+                <w:u w:val="none"/>
+                <w:strike w:val="false"/>
+                <w:sz w:val="18"/>
+                <w:szCs w:val="18"/>
+                <w:color w:val="000000"/>
+              </w:rPr>
+            </w:pPr>
+            <w:r>
+              <w:rPr>
+                <w:rFonts w:ascii="Times New Roman" w:hAnsi="Times New Roman" w:eastAsia="Times New Roman" w:cs="Times New Roman"/>
+                <w:i w:val="false"/>
+                <w:b w:val="false"/>
+                <w:u w:val="none"/>
+                <w:strike w:val="false"/>
+                <w:sz w:val="18"/>
+                <w:szCs w:val="18"/>
+                <w:color w:val="000000"/>
+              </w:rPr>
+              <w:t xml:space="preserve">HIST1H2AC expression, log2 (per 1 unit)</w:t>
+            </w:r>
+          </w:p>
+        </w:tc>
+        <w:tc>
+          <w:tcPr>
+            <w:tcBorders>
+              <w:bottom w:val="none" w:sz="0" w:space="0" w:color="000000"/>
+              <w:top w:val="none" w:sz="0" w:space="0" w:color="000000"/>
+              <w:left w:val="none" w:sz="0" w:space="0" w:color="000000"/>
+              <w:right w:val="none" w:sz="0" w:space="0" w:color="000000"/>
+            </w:tcBorders>
+            <w:shd w:val="clear" w:color="auto" w:fill="FFFFFF"/>
+            <w:tcMar>
+              <w:top w:w="0" w:type="dxa"/>
+              <w:bottom w:w="0" w:type="dxa"/>
+              <w:left w:w="0" w:type="dxa"/>
+              <w:right w:w="0" w:type="dxa"/>
+            </w:tcMar>
+            <w:vAlign w:val="center"/>
+          </w:tcPr>
+          <w:p>
+            <w:pPr>
+              <w:pStyle w:val="Normal"/>
+              <w:jc w:val="left"/>
+              <w:pBdr>
+                <w:bottom w:val="none" w:sz="0" w:space="0" w:color="000000"/>
+                <w:top w:val="none" w:sz="0" w:space="0" w:color="000000"/>
+                <w:left w:val="none" w:sz="0" w:space="0" w:color="000000"/>
+                <w:right w:val="none" w:sz="0" w:space="0" w:color="000000"/>
+              </w:pBdr>
+              <w:spacing w:after="100" w:before="100" w:line="240"/>
+              <w:ind w:left="100" w:right="100" w:firstLine="0" w:firstLineChars="0"/>
+              <w:rPr>
+                <w:rFonts w:ascii="Times New Roman" w:hAnsi="Times New Roman" w:eastAsia="Times New Roman" w:cs="Times New Roman"/>
+                <w:i w:val="false"/>
+                <w:b w:val="false"/>
+                <w:u w:val="none"/>
+                <w:strike w:val="false"/>
+                <w:sz w:val="18"/>
+                <w:szCs w:val="18"/>
+                <w:color w:val="000000"/>
+              </w:rPr>
+            </w:pPr>
+            <w:r>
+              <w:rPr>
+                <w:rFonts w:ascii="Times New Roman" w:hAnsi="Times New Roman" w:eastAsia="Times New Roman" w:cs="Times New Roman"/>
+                <w:i w:val="false"/>
+                <w:b w:val="false"/>
+                <w:u w:val="none"/>
+                <w:strike w:val="false"/>
+                <w:sz w:val="18"/>
+                <w:szCs w:val="18"/>
+                <w:color w:val="000000"/>
+              </w:rPr>
+              <w:t xml:space="preserve"/>
+            </w:r>
+          </w:p>
+        </w:tc>
+        <w:tc>
+          <w:tcPr>
+            <w:tcBorders>
+              <w:bottom w:val="none" w:sz="0" w:space="0" w:color="000000"/>
+              <w:top w:val="none" w:sz="0" w:space="0" w:color="000000"/>
+              <w:left w:val="none" w:sz="0" w:space="0" w:color="000000"/>
+              <w:right w:val="none" w:sz="0" w:space="0" w:color="000000"/>
+            </w:tcBorders>
+            <w:shd w:val="clear" w:color="auto" w:fill="FFFFFF"/>
+            <w:tcMar>
+              <w:top w:w="0" w:type="dxa"/>
+              <w:bottom w:w="0" w:type="dxa"/>
+              <w:left w:w="0" w:type="dxa"/>
+              <w:right w:w="0" w:type="dxa"/>
+            </w:tcMar>
+            <w:vAlign w:val="center"/>
+          </w:tcPr>
+          <w:p>
+            <w:pPr>
+              <w:pStyle w:val="Normal"/>
+              <w:jc w:val="right"/>
+              <w:pBdr>
+                <w:bottom w:val="none" w:sz="0" w:space="0" w:color="000000"/>
+                <w:top w:val="none" w:sz="0" w:space="0" w:color="000000"/>
+                <w:left w:val="none" w:sz="0" w:space="0" w:color="000000"/>
+                <w:right w:val="none" w:sz="0" w:space="0" w:color="000000"/>
+              </w:pBdr>
+              <w:spacing w:after="100" w:before="100" w:line="240"/>
+              <w:ind w:left="100" w:right="100" w:firstLine="0" w:firstLineChars="0"/>
+              <w:rPr>
+                <w:rFonts w:ascii="Times New Roman" w:hAnsi="Times New Roman" w:eastAsia="Times New Roman" w:cs="Times New Roman"/>
+                <w:i w:val="false"/>
+                <w:b w:val="false"/>
+                <w:u w:val="none"/>
+                <w:strike w:val="false"/>
+                <w:sz w:val="18"/>
+                <w:szCs w:val="18"/>
+                <w:color w:val="000000"/>
+              </w:rPr>
+            </w:pPr>
+            <w:r>
+              <w:rPr>
+                <w:rFonts w:ascii="Times New Roman" w:hAnsi="Times New Roman" w:eastAsia="Times New Roman" w:cs="Times New Roman"/>
+                <w:i w:val="false"/>
+                <w:b w:val="false"/>
+                <w:u w:val="none"/>
+                <w:strike w:val="false"/>
+                <w:sz w:val="18"/>
+                <w:szCs w:val="18"/>
+                <w:color w:val="000000"/>
+              </w:rPr>
               <w:t xml:space="preserve">439</w:t>
             </w:r>
           </w:p>
@@ -11239,62 +12019,62 @@
                 <w:szCs w:val="18"/>
                 <w:color w:val="000000"/>
               </w:rPr>
-              <w:t xml:space="preserve">1.02 (1.00–1.03)</w:t>
-            </w:r>
-          </w:p>
-        </w:tc>
-        <w:tc>
-          <w:tcPr>
-            <w:tcBorders>
-              <w:bottom w:val="none" w:sz="0" w:space="0" w:color="000000"/>
-              <w:top w:val="none" w:sz="0" w:space="0" w:color="000000"/>
-              <w:left w:val="none" w:sz="0" w:space="0" w:color="000000"/>
-              <w:right w:val="none" w:sz="0" w:space="0" w:color="000000"/>
-            </w:tcBorders>
-            <w:shd w:val="clear" w:color="auto" w:fill="FFFFFF"/>
-            <w:tcMar>
-              <w:top w:w="0" w:type="dxa"/>
-              <w:bottom w:w="0" w:type="dxa"/>
-              <w:left w:w="0" w:type="dxa"/>
-              <w:right w:w="0" w:type="dxa"/>
-            </w:tcMar>
-            <w:vAlign w:val="center"/>
-          </w:tcPr>
-          <w:p>
-            <w:pPr>
-              <w:pStyle w:val="Normal"/>
-              <w:jc w:val="left"/>
-              <w:pBdr>
-                <w:bottom w:val="none" w:sz="0" w:space="0" w:color="000000"/>
-                <w:top w:val="none" w:sz="0" w:space="0" w:color="000000"/>
-                <w:left w:val="none" w:sz="0" w:space="0" w:color="000000"/>
-                <w:right w:val="none" w:sz="0" w:space="0" w:color="000000"/>
-              </w:pBdr>
-              <w:spacing w:after="100" w:before="100" w:line="240"/>
-              <w:ind w:left="100" w:right="100" w:firstLine="0" w:firstLineChars="0"/>
-              <w:rPr>
-                <w:rFonts w:ascii="Times New Roman" w:hAnsi="Times New Roman" w:eastAsia="Times New Roman" w:cs="Times New Roman"/>
-                <w:i w:val="false"/>
-                <w:b w:val="false"/>
-                <w:u w:val="none"/>
-                <w:strike w:val="false"/>
-                <w:sz w:val="18"/>
-                <w:szCs w:val="18"/>
-                <w:color w:val="000000"/>
-              </w:rPr>
-            </w:pPr>
-            <w:r>
-              <w:rPr>
-                <w:rFonts w:ascii="Times New Roman" w:hAnsi="Times New Roman" w:eastAsia="Times New Roman" w:cs="Times New Roman"/>
-                <w:i w:val="false"/>
-                <w:b w:val="false"/>
-                <w:u w:val="none"/>
-                <w:strike w:val="false"/>
-                <w:sz w:val="18"/>
-                <w:szCs w:val="18"/>
-                <w:color w:val="000000"/>
-              </w:rPr>
-              <w:t xml:space="preserve">0.041</w:t>
+              <w:t xml:space="preserve">1.43 (1.16–1.77)</w:t>
+            </w:r>
+          </w:p>
+        </w:tc>
+        <w:tc>
+          <w:tcPr>
+            <w:tcBorders>
+              <w:bottom w:val="none" w:sz="0" w:space="0" w:color="000000"/>
+              <w:top w:val="none" w:sz="0" w:space="0" w:color="000000"/>
+              <w:left w:val="none" w:sz="0" w:space="0" w:color="000000"/>
+              <w:right w:val="none" w:sz="0" w:space="0" w:color="000000"/>
+            </w:tcBorders>
+            <w:shd w:val="clear" w:color="auto" w:fill="FFFFFF"/>
+            <w:tcMar>
+              <w:top w:w="0" w:type="dxa"/>
+              <w:bottom w:w="0" w:type="dxa"/>
+              <w:left w:w="0" w:type="dxa"/>
+              <w:right w:w="0" w:type="dxa"/>
+            </w:tcMar>
+            <w:vAlign w:val="center"/>
+          </w:tcPr>
+          <w:p>
+            <w:pPr>
+              <w:pStyle w:val="Normal"/>
+              <w:jc w:val="left"/>
+              <w:pBdr>
+                <w:bottom w:val="none" w:sz="0" w:space="0" w:color="000000"/>
+                <w:top w:val="none" w:sz="0" w:space="0" w:color="000000"/>
+                <w:left w:val="none" w:sz="0" w:space="0" w:color="000000"/>
+                <w:right w:val="none" w:sz="0" w:space="0" w:color="000000"/>
+              </w:pBdr>
+              <w:spacing w:after="100" w:before="100" w:line="240"/>
+              <w:ind w:left="100" w:right="100" w:firstLine="0" w:firstLineChars="0"/>
+              <w:rPr>
+                <w:rFonts w:ascii="Times New Roman" w:hAnsi="Times New Roman" w:eastAsia="Times New Roman" w:cs="Times New Roman"/>
+                <w:i w:val="false"/>
+                <w:b w:val="false"/>
+                <w:u w:val="none"/>
+                <w:strike w:val="false"/>
+                <w:sz w:val="18"/>
+                <w:szCs w:val="18"/>
+                <w:color w:val="000000"/>
+              </w:rPr>
+            </w:pPr>
+            <w:r>
+              <w:rPr>
+                <w:rFonts w:ascii="Times New Roman" w:hAnsi="Times New Roman" w:eastAsia="Times New Roman" w:cs="Times New Roman"/>
+                <w:i w:val="false"/>
+                <w:b w:val="false"/>
+                <w:u w:val="none"/>
+                <w:strike w:val="false"/>
+                <w:sz w:val="18"/>
+                <w:szCs w:val="18"/>
+                <w:color w:val="000000"/>
+              </w:rPr>
+              <w:t xml:space="preserve">&lt;0.001</w:t>
             </w:r>
           </w:p>
         </w:tc>

--- a/output/tables/COAD/COAD_cox_uni.docx
+++ b/output/tables/COAD/COAD_cox_uni.docx
@@ -12075,6 +12075,1176 @@
                 <w:color w:val="000000"/>
               </w:rPr>
               <w:t xml:space="preserve">&lt;0.001</w:t>
+            </w:r>
+          </w:p>
+        </w:tc>
+        <w:tc>
+          <w:tcPr>
+            <w:tcBorders>
+              <w:bottom w:val="none" w:sz="0" w:space="0" w:color="000000"/>
+              <w:top w:val="none" w:sz="0" w:space="0" w:color="000000"/>
+              <w:left w:val="none" w:sz="0" w:space="0" w:color="000000"/>
+              <w:right w:val="none" w:sz="0" w:space="0" w:color="000000"/>
+            </w:tcBorders>
+            <w:shd w:val="clear" w:color="auto" w:fill="FFFFFF"/>
+            <w:tcMar>
+              <w:top w:w="0" w:type="dxa"/>
+              <w:bottom w:w="0" w:type="dxa"/>
+              <w:left w:w="0" w:type="dxa"/>
+              <w:right w:w="0" w:type="dxa"/>
+            </w:tcMar>
+            <w:vAlign w:val="center"/>
+          </w:tcPr>
+          <w:p>
+            <w:pPr>
+              <w:pStyle w:val="Normal"/>
+              <w:jc w:val="left"/>
+              <w:pBdr>
+                <w:bottom w:val="none" w:sz="0" w:space="0" w:color="000000"/>
+                <w:top w:val="none" w:sz="0" w:space="0" w:color="000000"/>
+                <w:left w:val="none" w:sz="0" w:space="0" w:color="000000"/>
+                <w:right w:val="none" w:sz="0" w:space="0" w:color="000000"/>
+              </w:pBdr>
+              <w:spacing w:after="100" w:before="100" w:line="240"/>
+              <w:ind w:left="100" w:right="100" w:firstLine="0" w:firstLineChars="0"/>
+              <w:rPr>
+                <w:rFonts w:ascii="Times New Roman" w:hAnsi="Times New Roman" w:eastAsia="Times New Roman" w:cs="Times New Roman"/>
+                <w:i w:val="false"/>
+                <w:b w:val="false"/>
+                <w:u w:val="none"/>
+                <w:strike w:val="false"/>
+                <w:sz w:val="18"/>
+                <w:szCs w:val="18"/>
+                <w:color w:val="000000"/>
+              </w:rPr>
+            </w:pPr>
+            <w:r>
+              <w:rPr>
+                <w:rFonts w:ascii="Times New Roman" w:hAnsi="Times New Roman" w:eastAsia="Times New Roman" w:cs="Times New Roman"/>
+                <w:i w:val="false"/>
+                <w:b w:val="false"/>
+                <w:u w:val="none"/>
+                <w:strike w:val="false"/>
+                <w:sz w:val="18"/>
+                <w:szCs w:val="18"/>
+                <w:color w:val="000000"/>
+              </w:rPr>
+              <w:t xml:space="preserve"/>
+            </w:r>
+          </w:p>
+        </w:tc>
+      </w:tr>
+      <w:tr>
+        <w:trPr>
+          <w:trHeight w:val="560" w:hRule="auto"/>
+        </w:trPr>
+        <w:tc>
+          <w:tcPr>
+            <w:tcBorders>
+              <w:bottom w:val="none" w:sz="0" w:space="0" w:color="000000"/>
+              <w:top w:val="none" w:sz="0" w:space="0" w:color="000000"/>
+              <w:left w:val="none" w:sz="0" w:space="0" w:color="000000"/>
+              <w:right w:val="none" w:sz="0" w:space="0" w:color="000000"/>
+            </w:tcBorders>
+            <w:shd w:val="clear" w:color="auto" w:fill="FFFFFF"/>
+            <w:tcMar>
+              <w:top w:w="0" w:type="dxa"/>
+              <w:bottom w:w="0" w:type="dxa"/>
+              <w:left w:w="0" w:type="dxa"/>
+              <w:right w:w="0" w:type="dxa"/>
+            </w:tcMar>
+            <w:vAlign w:val="center"/>
+          </w:tcPr>
+          <w:p>
+            <w:pPr>
+              <w:pStyle w:val="Normal"/>
+              <w:jc w:val="left"/>
+              <w:pBdr>
+                <w:bottom w:val="none" w:sz="0" w:space="0" w:color="000000"/>
+                <w:top w:val="none" w:sz="0" w:space="0" w:color="000000"/>
+                <w:left w:val="none" w:sz="0" w:space="0" w:color="000000"/>
+                <w:right w:val="none" w:sz="0" w:space="0" w:color="000000"/>
+              </w:pBdr>
+              <w:spacing w:after="100" w:before="100" w:line="240"/>
+              <w:ind w:left="100" w:right="100" w:firstLine="0" w:firstLineChars="0"/>
+              <w:rPr>
+                <w:rFonts w:ascii="Times New Roman" w:hAnsi="Times New Roman" w:eastAsia="Times New Roman" w:cs="Times New Roman"/>
+                <w:i w:val="false"/>
+                <w:b w:val="false"/>
+                <w:u w:val="none"/>
+                <w:strike w:val="false"/>
+                <w:sz w:val="18"/>
+                <w:szCs w:val="18"/>
+                <w:color w:val="000000"/>
+              </w:rPr>
+            </w:pPr>
+            <w:r>
+              <w:rPr>
+                <w:rFonts w:ascii="Times New Roman" w:hAnsi="Times New Roman" w:eastAsia="Times New Roman" w:cs="Times New Roman"/>
+                <w:i w:val="false"/>
+                <w:b w:val="false"/>
+                <w:u w:val="none"/>
+                <w:strike w:val="false"/>
+                <w:sz w:val="18"/>
+                <w:szCs w:val="18"/>
+                <w:color w:val="000000"/>
+              </w:rPr>
+              <w:t xml:space="preserve">MAD2L1 expression</w:t>
+            </w:r>
+          </w:p>
+        </w:tc>
+        <w:tc>
+          <w:tcPr>
+            <w:tcBorders>
+              <w:bottom w:val="none" w:sz="0" w:space="0" w:color="000000"/>
+              <w:top w:val="none" w:sz="0" w:space="0" w:color="000000"/>
+              <w:left w:val="none" w:sz="0" w:space="0" w:color="000000"/>
+              <w:right w:val="none" w:sz="0" w:space="0" w:color="000000"/>
+            </w:tcBorders>
+            <w:shd w:val="clear" w:color="auto" w:fill="FFFFFF"/>
+            <w:tcMar>
+              <w:top w:w="0" w:type="dxa"/>
+              <w:bottom w:w="0" w:type="dxa"/>
+              <w:left w:w="0" w:type="dxa"/>
+              <w:right w:w="0" w:type="dxa"/>
+            </w:tcMar>
+            <w:vAlign w:val="center"/>
+          </w:tcPr>
+          <w:p>
+            <w:pPr>
+              <w:pStyle w:val="Normal"/>
+              <w:jc w:val="left"/>
+              <w:pBdr>
+                <w:bottom w:val="none" w:sz="0" w:space="0" w:color="000000"/>
+                <w:top w:val="none" w:sz="0" w:space="0" w:color="000000"/>
+                <w:left w:val="none" w:sz="0" w:space="0" w:color="000000"/>
+                <w:right w:val="none" w:sz="0" w:space="0" w:color="000000"/>
+              </w:pBdr>
+              <w:spacing w:after="100" w:before="100" w:line="240"/>
+              <w:ind w:left="100" w:right="100" w:firstLine="0" w:firstLineChars="0"/>
+              <w:rPr>
+                <w:rFonts w:ascii="Times New Roman" w:hAnsi="Times New Roman" w:eastAsia="Times New Roman" w:cs="Times New Roman"/>
+                <w:i w:val="false"/>
+                <w:b w:val="false"/>
+                <w:u w:val="none"/>
+                <w:strike w:val="false"/>
+                <w:sz w:val="18"/>
+                <w:szCs w:val="18"/>
+                <w:color w:val="000000"/>
+              </w:rPr>
+            </w:pPr>
+            <w:r>
+              <w:rPr>
+                <w:rFonts w:ascii="Times New Roman" w:hAnsi="Times New Roman" w:eastAsia="Times New Roman" w:cs="Times New Roman"/>
+                <w:i w:val="false"/>
+                <w:b w:val="false"/>
+                <w:u w:val="none"/>
+                <w:strike w:val="false"/>
+                <w:sz w:val="18"/>
+                <w:szCs w:val="18"/>
+                <w:color w:val="000000"/>
+              </w:rPr>
+              <w:t xml:space="preserve">Low (ref)</w:t>
+            </w:r>
+          </w:p>
+        </w:tc>
+        <w:tc>
+          <w:tcPr>
+            <w:tcBorders>
+              <w:bottom w:val="none" w:sz="0" w:space="0" w:color="000000"/>
+              <w:top w:val="none" w:sz="0" w:space="0" w:color="000000"/>
+              <w:left w:val="none" w:sz="0" w:space="0" w:color="000000"/>
+              <w:right w:val="none" w:sz="0" w:space="0" w:color="000000"/>
+            </w:tcBorders>
+            <w:shd w:val="clear" w:color="auto" w:fill="FFFFFF"/>
+            <w:tcMar>
+              <w:top w:w="0" w:type="dxa"/>
+              <w:bottom w:w="0" w:type="dxa"/>
+              <w:left w:w="0" w:type="dxa"/>
+              <w:right w:w="0" w:type="dxa"/>
+            </w:tcMar>
+            <w:vAlign w:val="center"/>
+          </w:tcPr>
+          <w:p>
+            <w:pPr>
+              <w:pStyle w:val="Normal"/>
+              <w:jc w:val="right"/>
+              <w:pBdr>
+                <w:bottom w:val="none" w:sz="0" w:space="0" w:color="000000"/>
+                <w:top w:val="none" w:sz="0" w:space="0" w:color="000000"/>
+                <w:left w:val="none" w:sz="0" w:space="0" w:color="000000"/>
+                <w:right w:val="none" w:sz="0" w:space="0" w:color="000000"/>
+              </w:pBdr>
+              <w:spacing w:after="100" w:before="100" w:line="240"/>
+              <w:ind w:left="100" w:right="100" w:firstLine="0" w:firstLineChars="0"/>
+              <w:rPr>
+                <w:rFonts w:ascii="Times New Roman" w:hAnsi="Times New Roman" w:eastAsia="Times New Roman" w:cs="Times New Roman"/>
+                <w:i w:val="false"/>
+                <w:b w:val="false"/>
+                <w:u w:val="none"/>
+                <w:strike w:val="false"/>
+                <w:sz w:val="18"/>
+                <w:szCs w:val="18"/>
+                <w:color w:val="000000"/>
+              </w:rPr>
+            </w:pPr>
+            <w:r>
+              <w:rPr>
+                <w:rFonts w:ascii="Times New Roman" w:hAnsi="Times New Roman" w:eastAsia="Times New Roman" w:cs="Times New Roman"/>
+                <w:i w:val="false"/>
+                <w:b w:val="false"/>
+                <w:u w:val="none"/>
+                <w:strike w:val="false"/>
+                <w:sz w:val="18"/>
+                <w:szCs w:val="18"/>
+                <w:color w:val="000000"/>
+              </w:rPr>
+              <w:t xml:space="preserve">219</w:t>
+            </w:r>
+          </w:p>
+        </w:tc>
+        <w:tc>
+          <w:tcPr>
+            <w:tcBorders>
+              <w:bottom w:val="none" w:sz="0" w:space="0" w:color="000000"/>
+              <w:top w:val="none" w:sz="0" w:space="0" w:color="000000"/>
+              <w:left w:val="none" w:sz="0" w:space="0" w:color="000000"/>
+              <w:right w:val="none" w:sz="0" w:space="0" w:color="000000"/>
+            </w:tcBorders>
+            <w:shd w:val="clear" w:color="auto" w:fill="FFFFFF"/>
+            <w:tcMar>
+              <w:top w:w="0" w:type="dxa"/>
+              <w:bottom w:w="0" w:type="dxa"/>
+              <w:left w:w="0" w:type="dxa"/>
+              <w:right w:w="0" w:type="dxa"/>
+            </w:tcMar>
+            <w:vAlign w:val="center"/>
+          </w:tcPr>
+          <w:p>
+            <w:pPr>
+              <w:pStyle w:val="Normal"/>
+              <w:jc w:val="right"/>
+              <w:pBdr>
+                <w:bottom w:val="none" w:sz="0" w:space="0" w:color="000000"/>
+                <w:top w:val="none" w:sz="0" w:space="0" w:color="000000"/>
+                <w:left w:val="none" w:sz="0" w:space="0" w:color="000000"/>
+                <w:right w:val="none" w:sz="0" w:space="0" w:color="000000"/>
+              </w:pBdr>
+              <w:spacing w:after="100" w:before="100" w:line="240"/>
+              <w:ind w:left="100" w:right="100" w:firstLine="0" w:firstLineChars="0"/>
+              <w:rPr>
+                <w:rFonts w:ascii="Times New Roman" w:hAnsi="Times New Roman" w:eastAsia="Times New Roman" w:cs="Times New Roman"/>
+                <w:i w:val="false"/>
+                <w:b w:val="false"/>
+                <w:u w:val="none"/>
+                <w:strike w:val="false"/>
+                <w:sz w:val="18"/>
+                <w:szCs w:val="18"/>
+                <w:color w:val="000000"/>
+              </w:rPr>
+            </w:pPr>
+            <w:r>
+              <w:rPr>
+                <w:rFonts w:ascii="Times New Roman" w:hAnsi="Times New Roman" w:eastAsia="Times New Roman" w:cs="Times New Roman"/>
+                <w:i w:val="false"/>
+                <w:b w:val="false"/>
+                <w:u w:val="none"/>
+                <w:strike w:val="false"/>
+                <w:sz w:val="18"/>
+                <w:szCs w:val="18"/>
+                <w:color w:val="000000"/>
+              </w:rPr>
+              <w:t xml:space="preserve">55</w:t>
+            </w:r>
+          </w:p>
+        </w:tc>
+        <w:tc>
+          <w:tcPr>
+            <w:tcBorders>
+              <w:bottom w:val="none" w:sz="0" w:space="0" w:color="000000"/>
+              <w:top w:val="none" w:sz="0" w:space="0" w:color="000000"/>
+              <w:left w:val="none" w:sz="0" w:space="0" w:color="000000"/>
+              <w:right w:val="none" w:sz="0" w:space="0" w:color="000000"/>
+            </w:tcBorders>
+            <w:shd w:val="clear" w:color="auto" w:fill="FFFFFF"/>
+            <w:tcMar>
+              <w:top w:w="0" w:type="dxa"/>
+              <w:bottom w:w="0" w:type="dxa"/>
+              <w:left w:w="0" w:type="dxa"/>
+              <w:right w:w="0" w:type="dxa"/>
+            </w:tcMar>
+            <w:vAlign w:val="center"/>
+          </w:tcPr>
+          <w:p>
+            <w:pPr>
+              <w:pStyle w:val="Normal"/>
+              <w:jc w:val="left"/>
+              <w:pBdr>
+                <w:bottom w:val="none" w:sz="0" w:space="0" w:color="000000"/>
+                <w:top w:val="none" w:sz="0" w:space="0" w:color="000000"/>
+                <w:left w:val="none" w:sz="0" w:space="0" w:color="000000"/>
+                <w:right w:val="none" w:sz="0" w:space="0" w:color="000000"/>
+              </w:pBdr>
+              <w:spacing w:after="100" w:before="100" w:line="240"/>
+              <w:ind w:left="100" w:right="100" w:firstLine="0" w:firstLineChars="0"/>
+              <w:rPr>
+                <w:rFonts w:ascii="Times New Roman" w:hAnsi="Times New Roman" w:eastAsia="Times New Roman" w:cs="Times New Roman"/>
+                <w:i w:val="false"/>
+                <w:b w:val="false"/>
+                <w:u w:val="none"/>
+                <w:strike w:val="false"/>
+                <w:sz w:val="18"/>
+                <w:szCs w:val="18"/>
+                <w:color w:val="000000"/>
+              </w:rPr>
+            </w:pPr>
+            <w:r>
+              <w:rPr>
+                <w:rFonts w:ascii="Times New Roman" w:hAnsi="Times New Roman" w:eastAsia="Times New Roman" w:cs="Times New Roman"/>
+                <w:i w:val="false"/>
+                <w:b w:val="false"/>
+                <w:u w:val="none"/>
+                <w:strike w:val="false"/>
+                <w:sz w:val="18"/>
+                <w:szCs w:val="18"/>
+                <w:color w:val="000000"/>
+              </w:rPr>
+              <w:t xml:space="preserve">Reference</w:t>
+            </w:r>
+          </w:p>
+        </w:tc>
+        <w:tc>
+          <w:tcPr>
+            <w:tcBorders>
+              <w:bottom w:val="none" w:sz="0" w:space="0" w:color="000000"/>
+              <w:top w:val="none" w:sz="0" w:space="0" w:color="000000"/>
+              <w:left w:val="none" w:sz="0" w:space="0" w:color="000000"/>
+              <w:right w:val="none" w:sz="0" w:space="0" w:color="000000"/>
+            </w:tcBorders>
+            <w:shd w:val="clear" w:color="auto" w:fill="FFFFFF"/>
+            <w:tcMar>
+              <w:top w:w="0" w:type="dxa"/>
+              <w:bottom w:w="0" w:type="dxa"/>
+              <w:left w:w="0" w:type="dxa"/>
+              <w:right w:w="0" w:type="dxa"/>
+            </w:tcMar>
+            <w:vAlign w:val="center"/>
+          </w:tcPr>
+          <w:p>
+            <w:pPr>
+              <w:pStyle w:val="Normal"/>
+              <w:jc w:val="left"/>
+              <w:pBdr>
+                <w:bottom w:val="none" w:sz="0" w:space="0" w:color="000000"/>
+                <w:top w:val="none" w:sz="0" w:space="0" w:color="000000"/>
+                <w:left w:val="none" w:sz="0" w:space="0" w:color="000000"/>
+                <w:right w:val="none" w:sz="0" w:space="0" w:color="000000"/>
+              </w:pBdr>
+              <w:spacing w:after="100" w:before="100" w:line="240"/>
+              <w:ind w:left="100" w:right="100" w:firstLine="0" w:firstLineChars="0"/>
+              <w:rPr>
+                <w:rFonts w:ascii="Times New Roman" w:hAnsi="Times New Roman" w:eastAsia="Times New Roman" w:cs="Times New Roman"/>
+                <w:i w:val="false"/>
+                <w:b w:val="false"/>
+                <w:u w:val="none"/>
+                <w:strike w:val="false"/>
+                <w:sz w:val="18"/>
+                <w:szCs w:val="18"/>
+                <w:color w:val="000000"/>
+              </w:rPr>
+            </w:pPr>
+            <w:r>
+              <w:rPr>
+                <w:rFonts w:ascii="Times New Roman" w:hAnsi="Times New Roman" w:eastAsia="Times New Roman" w:cs="Times New Roman"/>
+                <w:i w:val="false"/>
+                <w:b w:val="false"/>
+                <w:u w:val="none"/>
+                <w:strike w:val="false"/>
+                <w:sz w:val="18"/>
+                <w:szCs w:val="18"/>
+                <w:color w:val="000000"/>
+              </w:rPr>
+              <w:t xml:space="preserve"/>
+            </w:r>
+          </w:p>
+        </w:tc>
+        <w:tc>
+          <w:tcPr>
+            <w:tcBorders>
+              <w:bottom w:val="none" w:sz="0" w:space="0" w:color="000000"/>
+              <w:top w:val="none" w:sz="0" w:space="0" w:color="000000"/>
+              <w:left w:val="none" w:sz="0" w:space="0" w:color="000000"/>
+              <w:right w:val="none" w:sz="0" w:space="0" w:color="000000"/>
+            </w:tcBorders>
+            <w:shd w:val="clear" w:color="auto" w:fill="FFFFFF"/>
+            <w:tcMar>
+              <w:top w:w="0" w:type="dxa"/>
+              <w:bottom w:w="0" w:type="dxa"/>
+              <w:left w:w="0" w:type="dxa"/>
+              <w:right w:w="0" w:type="dxa"/>
+            </w:tcMar>
+            <w:vAlign w:val="center"/>
+          </w:tcPr>
+          <w:p>
+            <w:pPr>
+              <w:pStyle w:val="Normal"/>
+              <w:jc w:val="left"/>
+              <w:pBdr>
+                <w:bottom w:val="none" w:sz="0" w:space="0" w:color="000000"/>
+                <w:top w:val="none" w:sz="0" w:space="0" w:color="000000"/>
+                <w:left w:val="none" w:sz="0" w:space="0" w:color="000000"/>
+                <w:right w:val="none" w:sz="0" w:space="0" w:color="000000"/>
+              </w:pBdr>
+              <w:spacing w:after="100" w:before="100" w:line="240"/>
+              <w:ind w:left="100" w:right="100" w:firstLine="0" w:firstLineChars="0"/>
+              <w:rPr>
+                <w:rFonts w:ascii="Times New Roman" w:hAnsi="Times New Roman" w:eastAsia="Times New Roman" w:cs="Times New Roman"/>
+                <w:i w:val="false"/>
+                <w:b w:val="false"/>
+                <w:u w:val="none"/>
+                <w:strike w:val="false"/>
+                <w:sz w:val="18"/>
+                <w:szCs w:val="18"/>
+                <w:color w:val="000000"/>
+              </w:rPr>
+            </w:pPr>
+            <w:r>
+              <w:rPr>
+                <w:rFonts w:ascii="Times New Roman" w:hAnsi="Times New Roman" w:eastAsia="Times New Roman" w:cs="Times New Roman"/>
+                <w:i w:val="false"/>
+                <w:b w:val="false"/>
+                <w:u w:val="none"/>
+                <w:strike w:val="false"/>
+                <w:sz w:val="18"/>
+                <w:szCs w:val="18"/>
+                <w:color w:val="000000"/>
+              </w:rPr>
+              <w:t xml:space="preserve"/>
+            </w:r>
+          </w:p>
+        </w:tc>
+      </w:tr>
+      <w:tr>
+        <w:trPr>
+          <w:trHeight w:val="560" w:hRule="auto"/>
+        </w:trPr>
+        <w:tc>
+          <w:tcPr>
+            <w:tcBorders>
+              <w:bottom w:val="none" w:sz="0" w:space="0" w:color="000000"/>
+              <w:top w:val="none" w:sz="0" w:space="0" w:color="000000"/>
+              <w:left w:val="none" w:sz="0" w:space="0" w:color="000000"/>
+              <w:right w:val="none" w:sz="0" w:space="0" w:color="000000"/>
+            </w:tcBorders>
+            <w:shd w:val="clear" w:color="auto" w:fill="FFFFFF"/>
+            <w:tcMar>
+              <w:top w:w="0" w:type="dxa"/>
+              <w:bottom w:w="0" w:type="dxa"/>
+              <w:left w:w="0" w:type="dxa"/>
+              <w:right w:w="0" w:type="dxa"/>
+            </w:tcMar>
+            <w:vAlign w:val="center"/>
+          </w:tcPr>
+          <w:p>
+            <w:pPr>
+              <w:pStyle w:val="Normal"/>
+              <w:jc w:val="left"/>
+              <w:pBdr>
+                <w:bottom w:val="none" w:sz="0" w:space="0" w:color="000000"/>
+                <w:top w:val="none" w:sz="0" w:space="0" w:color="000000"/>
+                <w:left w:val="none" w:sz="0" w:space="0" w:color="000000"/>
+                <w:right w:val="none" w:sz="0" w:space="0" w:color="000000"/>
+              </w:pBdr>
+              <w:spacing w:after="100" w:before="100" w:line="240"/>
+              <w:ind w:left="100" w:right="100" w:firstLine="0" w:firstLineChars="0"/>
+              <w:rPr>
+                <w:rFonts w:ascii="Times New Roman" w:hAnsi="Times New Roman" w:eastAsia="Times New Roman" w:cs="Times New Roman"/>
+                <w:i w:val="false"/>
+                <w:b w:val="false"/>
+                <w:u w:val="none"/>
+                <w:strike w:val="false"/>
+                <w:sz w:val="18"/>
+                <w:szCs w:val="18"/>
+                <w:color w:val="000000"/>
+              </w:rPr>
+            </w:pPr>
+            <w:r>
+              <w:rPr>
+                <w:rFonts w:ascii="Times New Roman" w:hAnsi="Times New Roman" w:eastAsia="Times New Roman" w:cs="Times New Roman"/>
+                <w:i w:val="false"/>
+                <w:b w:val="false"/>
+                <w:u w:val="none"/>
+                <w:strike w:val="false"/>
+                <w:sz w:val="18"/>
+                <w:szCs w:val="18"/>
+                <w:color w:val="000000"/>
+              </w:rPr>
+              <w:t xml:space="preserve"/>
+            </w:r>
+          </w:p>
+        </w:tc>
+        <w:tc>
+          <w:tcPr>
+            <w:tcBorders>
+              <w:bottom w:val="none" w:sz="0" w:space="0" w:color="000000"/>
+              <w:top w:val="none" w:sz="0" w:space="0" w:color="000000"/>
+              <w:left w:val="none" w:sz="0" w:space="0" w:color="000000"/>
+              <w:right w:val="none" w:sz="0" w:space="0" w:color="000000"/>
+            </w:tcBorders>
+            <w:shd w:val="clear" w:color="auto" w:fill="FFFFFF"/>
+            <w:tcMar>
+              <w:top w:w="0" w:type="dxa"/>
+              <w:bottom w:w="0" w:type="dxa"/>
+              <w:left w:w="0" w:type="dxa"/>
+              <w:right w:w="0" w:type="dxa"/>
+            </w:tcMar>
+            <w:vAlign w:val="center"/>
+          </w:tcPr>
+          <w:p>
+            <w:pPr>
+              <w:pStyle w:val="Normal"/>
+              <w:jc w:val="left"/>
+              <w:pBdr>
+                <w:bottom w:val="none" w:sz="0" w:space="0" w:color="000000"/>
+                <w:top w:val="none" w:sz="0" w:space="0" w:color="000000"/>
+                <w:left w:val="none" w:sz="0" w:space="0" w:color="000000"/>
+                <w:right w:val="none" w:sz="0" w:space="0" w:color="000000"/>
+              </w:pBdr>
+              <w:spacing w:after="100" w:before="100" w:line="240"/>
+              <w:ind w:left="100" w:right="100" w:firstLine="0" w:firstLineChars="0"/>
+              <w:rPr>
+                <w:rFonts w:ascii="Times New Roman" w:hAnsi="Times New Roman" w:eastAsia="Times New Roman" w:cs="Times New Roman"/>
+                <w:i w:val="false"/>
+                <w:b w:val="false"/>
+                <w:u w:val="none"/>
+                <w:strike w:val="false"/>
+                <w:sz w:val="18"/>
+                <w:szCs w:val="18"/>
+                <w:color w:val="000000"/>
+              </w:rPr>
+            </w:pPr>
+            <w:r>
+              <w:rPr>
+                <w:rFonts w:ascii="Times New Roman" w:hAnsi="Times New Roman" w:eastAsia="Times New Roman" w:cs="Times New Roman"/>
+                <w:i w:val="false"/>
+                <w:b w:val="false"/>
+                <w:u w:val="none"/>
+                <w:strike w:val="false"/>
+                <w:sz w:val="18"/>
+                <w:szCs w:val="18"/>
+                <w:color w:val="000000"/>
+              </w:rPr>
+              <w:t xml:space="preserve">High</w:t>
+            </w:r>
+          </w:p>
+        </w:tc>
+        <w:tc>
+          <w:tcPr>
+            <w:tcBorders>
+              <w:bottom w:val="none" w:sz="0" w:space="0" w:color="000000"/>
+              <w:top w:val="none" w:sz="0" w:space="0" w:color="000000"/>
+              <w:left w:val="none" w:sz="0" w:space="0" w:color="000000"/>
+              <w:right w:val="none" w:sz="0" w:space="0" w:color="000000"/>
+            </w:tcBorders>
+            <w:shd w:val="clear" w:color="auto" w:fill="FFFFFF"/>
+            <w:tcMar>
+              <w:top w:w="0" w:type="dxa"/>
+              <w:bottom w:w="0" w:type="dxa"/>
+              <w:left w:w="0" w:type="dxa"/>
+              <w:right w:w="0" w:type="dxa"/>
+            </w:tcMar>
+            <w:vAlign w:val="center"/>
+          </w:tcPr>
+          <w:p>
+            <w:pPr>
+              <w:pStyle w:val="Normal"/>
+              <w:jc w:val="right"/>
+              <w:pBdr>
+                <w:bottom w:val="none" w:sz="0" w:space="0" w:color="000000"/>
+                <w:top w:val="none" w:sz="0" w:space="0" w:color="000000"/>
+                <w:left w:val="none" w:sz="0" w:space="0" w:color="000000"/>
+                <w:right w:val="none" w:sz="0" w:space="0" w:color="000000"/>
+              </w:pBdr>
+              <w:spacing w:after="100" w:before="100" w:line="240"/>
+              <w:ind w:left="100" w:right="100" w:firstLine="0" w:firstLineChars="0"/>
+              <w:rPr>
+                <w:rFonts w:ascii="Times New Roman" w:hAnsi="Times New Roman" w:eastAsia="Times New Roman" w:cs="Times New Roman"/>
+                <w:i w:val="false"/>
+                <w:b w:val="false"/>
+                <w:u w:val="none"/>
+                <w:strike w:val="false"/>
+                <w:sz w:val="18"/>
+                <w:szCs w:val="18"/>
+                <w:color w:val="000000"/>
+              </w:rPr>
+            </w:pPr>
+            <w:r>
+              <w:rPr>
+                <w:rFonts w:ascii="Times New Roman" w:hAnsi="Times New Roman" w:eastAsia="Times New Roman" w:cs="Times New Roman"/>
+                <w:i w:val="false"/>
+                <w:b w:val="false"/>
+                <w:u w:val="none"/>
+                <w:strike w:val="false"/>
+                <w:sz w:val="18"/>
+                <w:szCs w:val="18"/>
+                <w:color w:val="000000"/>
+              </w:rPr>
+              <w:t xml:space="preserve">220</w:t>
+            </w:r>
+          </w:p>
+        </w:tc>
+        <w:tc>
+          <w:tcPr>
+            <w:tcBorders>
+              <w:bottom w:val="none" w:sz="0" w:space="0" w:color="000000"/>
+              <w:top w:val="none" w:sz="0" w:space="0" w:color="000000"/>
+              <w:left w:val="none" w:sz="0" w:space="0" w:color="000000"/>
+              <w:right w:val="none" w:sz="0" w:space="0" w:color="000000"/>
+            </w:tcBorders>
+            <w:shd w:val="clear" w:color="auto" w:fill="FFFFFF"/>
+            <w:tcMar>
+              <w:top w:w="0" w:type="dxa"/>
+              <w:bottom w:w="0" w:type="dxa"/>
+              <w:left w:w="0" w:type="dxa"/>
+              <w:right w:w="0" w:type="dxa"/>
+            </w:tcMar>
+            <w:vAlign w:val="center"/>
+          </w:tcPr>
+          <w:p>
+            <w:pPr>
+              <w:pStyle w:val="Normal"/>
+              <w:jc w:val="right"/>
+              <w:pBdr>
+                <w:bottom w:val="none" w:sz="0" w:space="0" w:color="000000"/>
+                <w:top w:val="none" w:sz="0" w:space="0" w:color="000000"/>
+                <w:left w:val="none" w:sz="0" w:space="0" w:color="000000"/>
+                <w:right w:val="none" w:sz="0" w:space="0" w:color="000000"/>
+              </w:pBdr>
+              <w:spacing w:after="100" w:before="100" w:line="240"/>
+              <w:ind w:left="100" w:right="100" w:firstLine="0" w:firstLineChars="0"/>
+              <w:rPr>
+                <w:rFonts w:ascii="Times New Roman" w:hAnsi="Times New Roman" w:eastAsia="Times New Roman" w:cs="Times New Roman"/>
+                <w:i w:val="false"/>
+                <w:b w:val="false"/>
+                <w:u w:val="none"/>
+                <w:strike w:val="false"/>
+                <w:sz w:val="18"/>
+                <w:szCs w:val="18"/>
+                <w:color w:val="000000"/>
+              </w:rPr>
+            </w:pPr>
+            <w:r>
+              <w:rPr>
+                <w:rFonts w:ascii="Times New Roman" w:hAnsi="Times New Roman" w:eastAsia="Times New Roman" w:cs="Times New Roman"/>
+                <w:i w:val="false"/>
+                <w:b w:val="false"/>
+                <w:u w:val="none"/>
+                <w:strike w:val="false"/>
+                <w:sz w:val="18"/>
+                <w:szCs w:val="18"/>
+                <w:color w:val="000000"/>
+              </w:rPr>
+              <w:t xml:space="preserve">42</w:t>
+            </w:r>
+          </w:p>
+        </w:tc>
+        <w:tc>
+          <w:tcPr>
+            <w:tcBorders>
+              <w:bottom w:val="none" w:sz="0" w:space="0" w:color="000000"/>
+              <w:top w:val="none" w:sz="0" w:space="0" w:color="000000"/>
+              <w:left w:val="none" w:sz="0" w:space="0" w:color="000000"/>
+              <w:right w:val="none" w:sz="0" w:space="0" w:color="000000"/>
+            </w:tcBorders>
+            <w:shd w:val="clear" w:color="auto" w:fill="FFFFFF"/>
+            <w:tcMar>
+              <w:top w:w="0" w:type="dxa"/>
+              <w:bottom w:w="0" w:type="dxa"/>
+              <w:left w:w="0" w:type="dxa"/>
+              <w:right w:w="0" w:type="dxa"/>
+            </w:tcMar>
+            <w:vAlign w:val="center"/>
+          </w:tcPr>
+          <w:p>
+            <w:pPr>
+              <w:pStyle w:val="Normal"/>
+              <w:jc w:val="left"/>
+              <w:pBdr>
+                <w:bottom w:val="none" w:sz="0" w:space="0" w:color="000000"/>
+                <w:top w:val="none" w:sz="0" w:space="0" w:color="000000"/>
+                <w:left w:val="none" w:sz="0" w:space="0" w:color="000000"/>
+                <w:right w:val="none" w:sz="0" w:space="0" w:color="000000"/>
+              </w:pBdr>
+              <w:spacing w:after="100" w:before="100" w:line="240"/>
+              <w:ind w:left="100" w:right="100" w:firstLine="0" w:firstLineChars="0"/>
+              <w:rPr>
+                <w:rFonts w:ascii="Times New Roman" w:hAnsi="Times New Roman" w:eastAsia="Times New Roman" w:cs="Times New Roman"/>
+                <w:i w:val="false"/>
+                <w:b w:val="false"/>
+                <w:u w:val="none"/>
+                <w:strike w:val="false"/>
+                <w:sz w:val="18"/>
+                <w:szCs w:val="18"/>
+                <w:color w:val="000000"/>
+              </w:rPr>
+            </w:pPr>
+            <w:r>
+              <w:rPr>
+                <w:rFonts w:ascii="Times New Roman" w:hAnsi="Times New Roman" w:eastAsia="Times New Roman" w:cs="Times New Roman"/>
+                <w:i w:val="false"/>
+                <w:b w:val="false"/>
+                <w:u w:val="none"/>
+                <w:strike w:val="false"/>
+                <w:sz w:val="18"/>
+                <w:szCs w:val="18"/>
+                <w:color w:val="000000"/>
+              </w:rPr>
+              <w:t xml:space="preserve">0.63 (0.42–0.94)</w:t>
+            </w:r>
+          </w:p>
+        </w:tc>
+        <w:tc>
+          <w:tcPr>
+            <w:tcBorders>
+              <w:bottom w:val="none" w:sz="0" w:space="0" w:color="000000"/>
+              <w:top w:val="none" w:sz="0" w:space="0" w:color="000000"/>
+              <w:left w:val="none" w:sz="0" w:space="0" w:color="000000"/>
+              <w:right w:val="none" w:sz="0" w:space="0" w:color="000000"/>
+            </w:tcBorders>
+            <w:shd w:val="clear" w:color="auto" w:fill="FFFFFF"/>
+            <w:tcMar>
+              <w:top w:w="0" w:type="dxa"/>
+              <w:bottom w:w="0" w:type="dxa"/>
+              <w:left w:w="0" w:type="dxa"/>
+              <w:right w:w="0" w:type="dxa"/>
+            </w:tcMar>
+            <w:vAlign w:val="center"/>
+          </w:tcPr>
+          <w:p>
+            <w:pPr>
+              <w:pStyle w:val="Normal"/>
+              <w:jc w:val="left"/>
+              <w:pBdr>
+                <w:bottom w:val="none" w:sz="0" w:space="0" w:color="000000"/>
+                <w:top w:val="none" w:sz="0" w:space="0" w:color="000000"/>
+                <w:left w:val="none" w:sz="0" w:space="0" w:color="000000"/>
+                <w:right w:val="none" w:sz="0" w:space="0" w:color="000000"/>
+              </w:pBdr>
+              <w:spacing w:after="100" w:before="100" w:line="240"/>
+              <w:ind w:left="100" w:right="100" w:firstLine="0" w:firstLineChars="0"/>
+              <w:rPr>
+                <w:rFonts w:ascii="Times New Roman" w:hAnsi="Times New Roman" w:eastAsia="Times New Roman" w:cs="Times New Roman"/>
+                <w:i w:val="false"/>
+                <w:b w:val="false"/>
+                <w:u w:val="none"/>
+                <w:strike w:val="false"/>
+                <w:sz w:val="18"/>
+                <w:szCs w:val="18"/>
+                <w:color w:val="000000"/>
+              </w:rPr>
+            </w:pPr>
+            <w:r>
+              <w:rPr>
+                <w:rFonts w:ascii="Times New Roman" w:hAnsi="Times New Roman" w:eastAsia="Times New Roman" w:cs="Times New Roman"/>
+                <w:i w:val="false"/>
+                <w:b w:val="false"/>
+                <w:u w:val="none"/>
+                <w:strike w:val="false"/>
+                <w:sz w:val="18"/>
+                <w:szCs w:val="18"/>
+                <w:color w:val="000000"/>
+              </w:rPr>
+              <w:t xml:space="preserve">0.024</w:t>
+            </w:r>
+          </w:p>
+        </w:tc>
+        <w:tc>
+          <w:tcPr>
+            <w:tcBorders>
+              <w:bottom w:val="none" w:sz="0" w:space="0" w:color="000000"/>
+              <w:top w:val="none" w:sz="0" w:space="0" w:color="000000"/>
+              <w:left w:val="none" w:sz="0" w:space="0" w:color="000000"/>
+              <w:right w:val="none" w:sz="0" w:space="0" w:color="000000"/>
+            </w:tcBorders>
+            <w:shd w:val="clear" w:color="auto" w:fill="FFFFFF"/>
+            <w:tcMar>
+              <w:top w:w="0" w:type="dxa"/>
+              <w:bottom w:w="0" w:type="dxa"/>
+              <w:left w:w="0" w:type="dxa"/>
+              <w:right w:w="0" w:type="dxa"/>
+            </w:tcMar>
+            <w:vAlign w:val="center"/>
+          </w:tcPr>
+          <w:p>
+            <w:pPr>
+              <w:pStyle w:val="Normal"/>
+              <w:jc w:val="left"/>
+              <w:pBdr>
+                <w:bottom w:val="none" w:sz="0" w:space="0" w:color="000000"/>
+                <w:top w:val="none" w:sz="0" w:space="0" w:color="000000"/>
+                <w:left w:val="none" w:sz="0" w:space="0" w:color="000000"/>
+                <w:right w:val="none" w:sz="0" w:space="0" w:color="000000"/>
+              </w:pBdr>
+              <w:spacing w:after="100" w:before="100" w:line="240"/>
+              <w:ind w:left="100" w:right="100" w:firstLine="0" w:firstLineChars="0"/>
+              <w:rPr>
+                <w:rFonts w:ascii="Times New Roman" w:hAnsi="Times New Roman" w:eastAsia="Times New Roman" w:cs="Times New Roman"/>
+                <w:i w:val="false"/>
+                <w:b w:val="false"/>
+                <w:u w:val="none"/>
+                <w:strike w:val="false"/>
+                <w:sz w:val="18"/>
+                <w:szCs w:val="18"/>
+                <w:color w:val="000000"/>
+              </w:rPr>
+            </w:pPr>
+            <w:r>
+              <w:rPr>
+                <w:rFonts w:ascii="Times New Roman" w:hAnsi="Times New Roman" w:eastAsia="Times New Roman" w:cs="Times New Roman"/>
+                <w:i w:val="false"/>
+                <w:b w:val="false"/>
+                <w:u w:val="none"/>
+                <w:strike w:val="false"/>
+                <w:sz w:val="18"/>
+                <w:szCs w:val="18"/>
+                <w:color w:val="000000"/>
+              </w:rPr>
+              <w:t xml:space="preserve"/>
+            </w:r>
+          </w:p>
+        </w:tc>
+      </w:tr>
+      <w:tr>
+        <w:trPr>
+          <w:trHeight w:val="560" w:hRule="auto"/>
+        </w:trPr>
+        <w:tc>
+          <w:tcPr>
+            <w:tcBorders>
+              <w:bottom w:val="none" w:sz="0" w:space="0" w:color="000000"/>
+              <w:top w:val="none" w:sz="0" w:space="0" w:color="000000"/>
+              <w:left w:val="none" w:sz="0" w:space="0" w:color="000000"/>
+              <w:right w:val="none" w:sz="0" w:space="0" w:color="000000"/>
+            </w:tcBorders>
+            <w:shd w:val="clear" w:color="auto" w:fill="FFFFFF"/>
+            <w:tcMar>
+              <w:top w:w="0" w:type="dxa"/>
+              <w:bottom w:w="0" w:type="dxa"/>
+              <w:left w:w="0" w:type="dxa"/>
+              <w:right w:w="0" w:type="dxa"/>
+            </w:tcMar>
+            <w:vAlign w:val="center"/>
+          </w:tcPr>
+          <w:p>
+            <w:pPr>
+              <w:pStyle w:val="Normal"/>
+              <w:jc w:val="left"/>
+              <w:pBdr>
+                <w:bottom w:val="none" w:sz="0" w:space="0" w:color="000000"/>
+                <w:top w:val="none" w:sz="0" w:space="0" w:color="000000"/>
+                <w:left w:val="none" w:sz="0" w:space="0" w:color="000000"/>
+                <w:right w:val="none" w:sz="0" w:space="0" w:color="000000"/>
+              </w:pBdr>
+              <w:spacing w:after="100" w:before="100" w:line="240"/>
+              <w:ind w:left="100" w:right="100" w:firstLine="0" w:firstLineChars="0"/>
+              <w:rPr>
+                <w:rFonts w:ascii="Times New Roman" w:hAnsi="Times New Roman" w:eastAsia="Times New Roman" w:cs="Times New Roman"/>
+                <w:i w:val="false"/>
+                <w:b w:val="false"/>
+                <w:u w:val="none"/>
+                <w:strike w:val="false"/>
+                <w:sz w:val="18"/>
+                <w:szCs w:val="18"/>
+                <w:color w:val="000000"/>
+              </w:rPr>
+            </w:pPr>
+            <w:r>
+              <w:rPr>
+                <w:rFonts w:ascii="Times New Roman" w:hAnsi="Times New Roman" w:eastAsia="Times New Roman" w:cs="Times New Roman"/>
+                <w:i w:val="false"/>
+                <w:b w:val="false"/>
+                <w:u w:val="none"/>
+                <w:strike w:val="false"/>
+                <w:sz w:val="18"/>
+                <w:szCs w:val="18"/>
+                <w:color w:val="000000"/>
+              </w:rPr>
+              <w:t xml:space="preserve">MAD2L1 expression, log2 (per 1 unit)</w:t>
+            </w:r>
+          </w:p>
+        </w:tc>
+        <w:tc>
+          <w:tcPr>
+            <w:tcBorders>
+              <w:bottom w:val="none" w:sz="0" w:space="0" w:color="000000"/>
+              <w:top w:val="none" w:sz="0" w:space="0" w:color="000000"/>
+              <w:left w:val="none" w:sz="0" w:space="0" w:color="000000"/>
+              <w:right w:val="none" w:sz="0" w:space="0" w:color="000000"/>
+            </w:tcBorders>
+            <w:shd w:val="clear" w:color="auto" w:fill="FFFFFF"/>
+            <w:tcMar>
+              <w:top w:w="0" w:type="dxa"/>
+              <w:bottom w:w="0" w:type="dxa"/>
+              <w:left w:w="0" w:type="dxa"/>
+              <w:right w:w="0" w:type="dxa"/>
+            </w:tcMar>
+            <w:vAlign w:val="center"/>
+          </w:tcPr>
+          <w:p>
+            <w:pPr>
+              <w:pStyle w:val="Normal"/>
+              <w:jc w:val="left"/>
+              <w:pBdr>
+                <w:bottom w:val="none" w:sz="0" w:space="0" w:color="000000"/>
+                <w:top w:val="none" w:sz="0" w:space="0" w:color="000000"/>
+                <w:left w:val="none" w:sz="0" w:space="0" w:color="000000"/>
+                <w:right w:val="none" w:sz="0" w:space="0" w:color="000000"/>
+              </w:pBdr>
+              <w:spacing w:after="100" w:before="100" w:line="240"/>
+              <w:ind w:left="100" w:right="100" w:firstLine="0" w:firstLineChars="0"/>
+              <w:rPr>
+                <w:rFonts w:ascii="Times New Roman" w:hAnsi="Times New Roman" w:eastAsia="Times New Roman" w:cs="Times New Roman"/>
+                <w:i w:val="false"/>
+                <w:b w:val="false"/>
+                <w:u w:val="none"/>
+                <w:strike w:val="false"/>
+                <w:sz w:val="18"/>
+                <w:szCs w:val="18"/>
+                <w:color w:val="000000"/>
+              </w:rPr>
+            </w:pPr>
+            <w:r>
+              <w:rPr>
+                <w:rFonts w:ascii="Times New Roman" w:hAnsi="Times New Roman" w:eastAsia="Times New Roman" w:cs="Times New Roman"/>
+                <w:i w:val="false"/>
+                <w:b w:val="false"/>
+                <w:u w:val="none"/>
+                <w:strike w:val="false"/>
+                <w:sz w:val="18"/>
+                <w:szCs w:val="18"/>
+                <w:color w:val="000000"/>
+              </w:rPr>
+              <w:t xml:space="preserve"/>
+            </w:r>
+          </w:p>
+        </w:tc>
+        <w:tc>
+          <w:tcPr>
+            <w:tcBorders>
+              <w:bottom w:val="none" w:sz="0" w:space="0" w:color="000000"/>
+              <w:top w:val="none" w:sz="0" w:space="0" w:color="000000"/>
+              <w:left w:val="none" w:sz="0" w:space="0" w:color="000000"/>
+              <w:right w:val="none" w:sz="0" w:space="0" w:color="000000"/>
+            </w:tcBorders>
+            <w:shd w:val="clear" w:color="auto" w:fill="FFFFFF"/>
+            <w:tcMar>
+              <w:top w:w="0" w:type="dxa"/>
+              <w:bottom w:w="0" w:type="dxa"/>
+              <w:left w:w="0" w:type="dxa"/>
+              <w:right w:w="0" w:type="dxa"/>
+            </w:tcMar>
+            <w:vAlign w:val="center"/>
+          </w:tcPr>
+          <w:p>
+            <w:pPr>
+              <w:pStyle w:val="Normal"/>
+              <w:jc w:val="right"/>
+              <w:pBdr>
+                <w:bottom w:val="none" w:sz="0" w:space="0" w:color="000000"/>
+                <w:top w:val="none" w:sz="0" w:space="0" w:color="000000"/>
+                <w:left w:val="none" w:sz="0" w:space="0" w:color="000000"/>
+                <w:right w:val="none" w:sz="0" w:space="0" w:color="000000"/>
+              </w:pBdr>
+              <w:spacing w:after="100" w:before="100" w:line="240"/>
+              <w:ind w:left="100" w:right="100" w:firstLine="0" w:firstLineChars="0"/>
+              <w:rPr>
+                <w:rFonts w:ascii="Times New Roman" w:hAnsi="Times New Roman" w:eastAsia="Times New Roman" w:cs="Times New Roman"/>
+                <w:i w:val="false"/>
+                <w:b w:val="false"/>
+                <w:u w:val="none"/>
+                <w:strike w:val="false"/>
+                <w:sz w:val="18"/>
+                <w:szCs w:val="18"/>
+                <w:color w:val="000000"/>
+              </w:rPr>
+            </w:pPr>
+            <w:r>
+              <w:rPr>
+                <w:rFonts w:ascii="Times New Roman" w:hAnsi="Times New Roman" w:eastAsia="Times New Roman" w:cs="Times New Roman"/>
+                <w:i w:val="false"/>
+                <w:b w:val="false"/>
+                <w:u w:val="none"/>
+                <w:strike w:val="false"/>
+                <w:sz w:val="18"/>
+                <w:szCs w:val="18"/>
+                <w:color w:val="000000"/>
+              </w:rPr>
+              <w:t xml:space="preserve">439</w:t>
+            </w:r>
+          </w:p>
+        </w:tc>
+        <w:tc>
+          <w:tcPr>
+            <w:tcBorders>
+              <w:bottom w:val="none" w:sz="0" w:space="0" w:color="000000"/>
+              <w:top w:val="none" w:sz="0" w:space="0" w:color="000000"/>
+              <w:left w:val="none" w:sz="0" w:space="0" w:color="000000"/>
+              <w:right w:val="none" w:sz="0" w:space="0" w:color="000000"/>
+            </w:tcBorders>
+            <w:shd w:val="clear" w:color="auto" w:fill="FFFFFF"/>
+            <w:tcMar>
+              <w:top w:w="0" w:type="dxa"/>
+              <w:bottom w:w="0" w:type="dxa"/>
+              <w:left w:w="0" w:type="dxa"/>
+              <w:right w:w="0" w:type="dxa"/>
+            </w:tcMar>
+            <w:vAlign w:val="center"/>
+          </w:tcPr>
+          <w:p>
+            <w:pPr>
+              <w:pStyle w:val="Normal"/>
+              <w:jc w:val="right"/>
+              <w:pBdr>
+                <w:bottom w:val="none" w:sz="0" w:space="0" w:color="000000"/>
+                <w:top w:val="none" w:sz="0" w:space="0" w:color="000000"/>
+                <w:left w:val="none" w:sz="0" w:space="0" w:color="000000"/>
+                <w:right w:val="none" w:sz="0" w:space="0" w:color="000000"/>
+              </w:pBdr>
+              <w:spacing w:after="100" w:before="100" w:line="240"/>
+              <w:ind w:left="100" w:right="100" w:firstLine="0" w:firstLineChars="0"/>
+              <w:rPr>
+                <w:rFonts w:ascii="Times New Roman" w:hAnsi="Times New Roman" w:eastAsia="Times New Roman" w:cs="Times New Roman"/>
+                <w:i w:val="false"/>
+                <w:b w:val="false"/>
+                <w:u w:val="none"/>
+                <w:strike w:val="false"/>
+                <w:sz w:val="18"/>
+                <w:szCs w:val="18"/>
+                <w:color w:val="000000"/>
+              </w:rPr>
+            </w:pPr>
+            <w:r>
+              <w:rPr>
+                <w:rFonts w:ascii="Times New Roman" w:hAnsi="Times New Roman" w:eastAsia="Times New Roman" w:cs="Times New Roman"/>
+                <w:i w:val="false"/>
+                <w:b w:val="false"/>
+                <w:u w:val="none"/>
+                <w:strike w:val="false"/>
+                <w:sz w:val="18"/>
+                <w:szCs w:val="18"/>
+                <w:color w:val="000000"/>
+              </w:rPr>
+              <w:t xml:space="preserve">97</w:t>
+            </w:r>
+          </w:p>
+        </w:tc>
+        <w:tc>
+          <w:tcPr>
+            <w:tcBorders>
+              <w:bottom w:val="none" w:sz="0" w:space="0" w:color="000000"/>
+              <w:top w:val="none" w:sz="0" w:space="0" w:color="000000"/>
+              <w:left w:val="none" w:sz="0" w:space="0" w:color="000000"/>
+              <w:right w:val="none" w:sz="0" w:space="0" w:color="000000"/>
+            </w:tcBorders>
+            <w:shd w:val="clear" w:color="auto" w:fill="FFFFFF"/>
+            <w:tcMar>
+              <w:top w:w="0" w:type="dxa"/>
+              <w:bottom w:w="0" w:type="dxa"/>
+              <w:left w:w="0" w:type="dxa"/>
+              <w:right w:w="0" w:type="dxa"/>
+            </w:tcMar>
+            <w:vAlign w:val="center"/>
+          </w:tcPr>
+          <w:p>
+            <w:pPr>
+              <w:pStyle w:val="Normal"/>
+              <w:jc w:val="left"/>
+              <w:pBdr>
+                <w:bottom w:val="none" w:sz="0" w:space="0" w:color="000000"/>
+                <w:top w:val="none" w:sz="0" w:space="0" w:color="000000"/>
+                <w:left w:val="none" w:sz="0" w:space="0" w:color="000000"/>
+                <w:right w:val="none" w:sz="0" w:space="0" w:color="000000"/>
+              </w:pBdr>
+              <w:spacing w:after="100" w:before="100" w:line="240"/>
+              <w:ind w:left="100" w:right="100" w:firstLine="0" w:firstLineChars="0"/>
+              <w:rPr>
+                <w:rFonts w:ascii="Times New Roman" w:hAnsi="Times New Roman" w:eastAsia="Times New Roman" w:cs="Times New Roman"/>
+                <w:i w:val="false"/>
+                <w:b w:val="false"/>
+                <w:u w:val="none"/>
+                <w:strike w:val="false"/>
+                <w:sz w:val="18"/>
+                <w:szCs w:val="18"/>
+                <w:color w:val="000000"/>
+              </w:rPr>
+            </w:pPr>
+            <w:r>
+              <w:rPr>
+                <w:rFonts w:ascii="Times New Roman" w:hAnsi="Times New Roman" w:eastAsia="Times New Roman" w:cs="Times New Roman"/>
+                <w:i w:val="false"/>
+                <w:b w:val="false"/>
+                <w:u w:val="none"/>
+                <w:strike w:val="false"/>
+                <w:sz w:val="18"/>
+                <w:szCs w:val="18"/>
+                <w:color w:val="000000"/>
+              </w:rPr>
+              <w:t xml:space="preserve">0.76 (0.61–0.95)</w:t>
+            </w:r>
+          </w:p>
+        </w:tc>
+        <w:tc>
+          <w:tcPr>
+            <w:tcBorders>
+              <w:bottom w:val="none" w:sz="0" w:space="0" w:color="000000"/>
+              <w:top w:val="none" w:sz="0" w:space="0" w:color="000000"/>
+              <w:left w:val="none" w:sz="0" w:space="0" w:color="000000"/>
+              <w:right w:val="none" w:sz="0" w:space="0" w:color="000000"/>
+            </w:tcBorders>
+            <w:shd w:val="clear" w:color="auto" w:fill="FFFFFF"/>
+            <w:tcMar>
+              <w:top w:w="0" w:type="dxa"/>
+              <w:bottom w:w="0" w:type="dxa"/>
+              <w:left w:w="0" w:type="dxa"/>
+              <w:right w:w="0" w:type="dxa"/>
+            </w:tcMar>
+            <w:vAlign w:val="center"/>
+          </w:tcPr>
+          <w:p>
+            <w:pPr>
+              <w:pStyle w:val="Normal"/>
+              <w:jc w:val="left"/>
+              <w:pBdr>
+                <w:bottom w:val="none" w:sz="0" w:space="0" w:color="000000"/>
+                <w:top w:val="none" w:sz="0" w:space="0" w:color="000000"/>
+                <w:left w:val="none" w:sz="0" w:space="0" w:color="000000"/>
+                <w:right w:val="none" w:sz="0" w:space="0" w:color="000000"/>
+              </w:pBdr>
+              <w:spacing w:after="100" w:before="100" w:line="240"/>
+              <w:ind w:left="100" w:right="100" w:firstLine="0" w:firstLineChars="0"/>
+              <w:rPr>
+                <w:rFonts w:ascii="Times New Roman" w:hAnsi="Times New Roman" w:eastAsia="Times New Roman" w:cs="Times New Roman"/>
+                <w:i w:val="false"/>
+                <w:b w:val="false"/>
+                <w:u w:val="none"/>
+                <w:strike w:val="false"/>
+                <w:sz w:val="18"/>
+                <w:szCs w:val="18"/>
+                <w:color w:val="000000"/>
+              </w:rPr>
+            </w:pPr>
+            <w:r>
+              <w:rPr>
+                <w:rFonts w:ascii="Times New Roman" w:hAnsi="Times New Roman" w:eastAsia="Times New Roman" w:cs="Times New Roman"/>
+                <w:i w:val="false"/>
+                <w:b w:val="false"/>
+                <w:u w:val="none"/>
+                <w:strike w:val="false"/>
+                <w:sz w:val="18"/>
+                <w:szCs w:val="18"/>
+                <w:color w:val="000000"/>
+              </w:rPr>
+              <w:t xml:space="preserve">0.018</w:t>
             </w:r>
           </w:p>
         </w:tc>

--- a/output/tables/COAD/COAD_cox_uni.docx
+++ b/output/tables/COAD/COAD_cox_uni.docx
@@ -13245,6 +13245,786 @@
                 <w:color w:val="000000"/>
               </w:rPr>
               <w:t xml:space="preserve">0.018</w:t>
+            </w:r>
+          </w:p>
+        </w:tc>
+        <w:tc>
+          <w:tcPr>
+            <w:tcBorders>
+              <w:bottom w:val="none" w:sz="0" w:space="0" w:color="000000"/>
+              <w:top w:val="none" w:sz="0" w:space="0" w:color="000000"/>
+              <w:left w:val="none" w:sz="0" w:space="0" w:color="000000"/>
+              <w:right w:val="none" w:sz="0" w:space="0" w:color="000000"/>
+            </w:tcBorders>
+            <w:shd w:val="clear" w:color="auto" w:fill="FFFFFF"/>
+            <w:tcMar>
+              <w:top w:w="0" w:type="dxa"/>
+              <w:bottom w:w="0" w:type="dxa"/>
+              <w:left w:w="0" w:type="dxa"/>
+              <w:right w:w="0" w:type="dxa"/>
+            </w:tcMar>
+            <w:vAlign w:val="center"/>
+          </w:tcPr>
+          <w:p>
+            <w:pPr>
+              <w:pStyle w:val="Normal"/>
+              <w:jc w:val="left"/>
+              <w:pBdr>
+                <w:bottom w:val="none" w:sz="0" w:space="0" w:color="000000"/>
+                <w:top w:val="none" w:sz="0" w:space="0" w:color="000000"/>
+                <w:left w:val="none" w:sz="0" w:space="0" w:color="000000"/>
+                <w:right w:val="none" w:sz="0" w:space="0" w:color="000000"/>
+              </w:pBdr>
+              <w:spacing w:after="100" w:before="100" w:line="240"/>
+              <w:ind w:left="100" w:right="100" w:firstLine="0" w:firstLineChars="0"/>
+              <w:rPr>
+                <w:rFonts w:ascii="Times New Roman" w:hAnsi="Times New Roman" w:eastAsia="Times New Roman" w:cs="Times New Roman"/>
+                <w:i w:val="false"/>
+                <w:b w:val="false"/>
+                <w:u w:val="none"/>
+                <w:strike w:val="false"/>
+                <w:sz w:val="18"/>
+                <w:szCs w:val="18"/>
+                <w:color w:val="000000"/>
+              </w:rPr>
+            </w:pPr>
+            <w:r>
+              <w:rPr>
+                <w:rFonts w:ascii="Times New Roman" w:hAnsi="Times New Roman" w:eastAsia="Times New Roman" w:cs="Times New Roman"/>
+                <w:i w:val="false"/>
+                <w:b w:val="false"/>
+                <w:u w:val="none"/>
+                <w:strike w:val="false"/>
+                <w:sz w:val="18"/>
+                <w:szCs w:val="18"/>
+                <w:color w:val="000000"/>
+              </w:rPr>
+              <w:t xml:space="preserve"/>
+            </w:r>
+          </w:p>
+        </w:tc>
+      </w:tr>
+      <w:tr>
+        <w:trPr>
+          <w:trHeight w:val="560" w:hRule="auto"/>
+        </w:trPr>
+        <w:tc>
+          <w:tcPr>
+            <w:tcBorders>
+              <w:bottom w:val="none" w:sz="0" w:space="0" w:color="000000"/>
+              <w:top w:val="none" w:sz="0" w:space="0" w:color="000000"/>
+              <w:left w:val="none" w:sz="0" w:space="0" w:color="000000"/>
+              <w:right w:val="none" w:sz="0" w:space="0" w:color="000000"/>
+            </w:tcBorders>
+            <w:shd w:val="clear" w:color="auto" w:fill="FFFFFF"/>
+            <w:tcMar>
+              <w:top w:w="0" w:type="dxa"/>
+              <w:bottom w:w="0" w:type="dxa"/>
+              <w:left w:w="0" w:type="dxa"/>
+              <w:right w:w="0" w:type="dxa"/>
+            </w:tcMar>
+            <w:vAlign w:val="center"/>
+          </w:tcPr>
+          <w:p>
+            <w:pPr>
+              <w:pStyle w:val="Normal"/>
+              <w:jc w:val="left"/>
+              <w:pBdr>
+                <w:bottom w:val="none" w:sz="0" w:space="0" w:color="000000"/>
+                <w:top w:val="none" w:sz="0" w:space="0" w:color="000000"/>
+                <w:left w:val="none" w:sz="0" w:space="0" w:color="000000"/>
+                <w:right w:val="none" w:sz="0" w:space="0" w:color="000000"/>
+              </w:pBdr>
+              <w:spacing w:after="100" w:before="100" w:line="240"/>
+              <w:ind w:left="100" w:right="100" w:firstLine="0" w:firstLineChars="0"/>
+              <w:rPr>
+                <w:rFonts w:ascii="Times New Roman" w:hAnsi="Times New Roman" w:eastAsia="Times New Roman" w:cs="Times New Roman"/>
+                <w:i w:val="false"/>
+                <w:b w:val="false"/>
+                <w:u w:val="none"/>
+                <w:strike w:val="false"/>
+                <w:sz w:val="18"/>
+                <w:szCs w:val="18"/>
+                <w:color w:val="000000"/>
+              </w:rPr>
+            </w:pPr>
+            <w:r>
+              <w:rPr>
+                <w:rFonts w:ascii="Times New Roman" w:hAnsi="Times New Roman" w:eastAsia="Times New Roman" w:cs="Times New Roman"/>
+                <w:i w:val="false"/>
+                <w:b w:val="false"/>
+                <w:u w:val="none"/>
+                <w:strike w:val="false"/>
+                <w:sz w:val="18"/>
+                <w:szCs w:val="18"/>
+                <w:color w:val="000000"/>
+              </w:rPr>
+              <w:t xml:space="preserve">Age group, years</w:t>
+            </w:r>
+          </w:p>
+        </w:tc>
+        <w:tc>
+          <w:tcPr>
+            <w:tcBorders>
+              <w:bottom w:val="none" w:sz="0" w:space="0" w:color="000000"/>
+              <w:top w:val="none" w:sz="0" w:space="0" w:color="000000"/>
+              <w:left w:val="none" w:sz="0" w:space="0" w:color="000000"/>
+              <w:right w:val="none" w:sz="0" w:space="0" w:color="000000"/>
+            </w:tcBorders>
+            <w:shd w:val="clear" w:color="auto" w:fill="FFFFFF"/>
+            <w:tcMar>
+              <w:top w:w="0" w:type="dxa"/>
+              <w:bottom w:w="0" w:type="dxa"/>
+              <w:left w:w="0" w:type="dxa"/>
+              <w:right w:w="0" w:type="dxa"/>
+            </w:tcMar>
+            <w:vAlign w:val="center"/>
+          </w:tcPr>
+          <w:p>
+            <w:pPr>
+              <w:pStyle w:val="Normal"/>
+              <w:jc w:val="left"/>
+              <w:pBdr>
+                <w:bottom w:val="none" w:sz="0" w:space="0" w:color="000000"/>
+                <w:top w:val="none" w:sz="0" w:space="0" w:color="000000"/>
+                <w:left w:val="none" w:sz="0" w:space="0" w:color="000000"/>
+                <w:right w:val="none" w:sz="0" w:space="0" w:color="000000"/>
+              </w:pBdr>
+              <w:spacing w:after="100" w:before="100" w:line="240"/>
+              <w:ind w:left="100" w:right="100" w:firstLine="0" w:firstLineChars="0"/>
+              <w:rPr>
+                <w:rFonts w:ascii="Times New Roman" w:hAnsi="Times New Roman" w:eastAsia="Times New Roman" w:cs="Times New Roman"/>
+                <w:i w:val="false"/>
+                <w:b w:val="false"/>
+                <w:u w:val="none"/>
+                <w:strike w:val="false"/>
+                <w:sz w:val="18"/>
+                <w:szCs w:val="18"/>
+                <w:color w:val="000000"/>
+              </w:rPr>
+            </w:pPr>
+            <w:r>
+              <w:rPr>
+                <w:rFonts w:ascii="Times New Roman" w:hAnsi="Times New Roman" w:eastAsia="Times New Roman" w:cs="Times New Roman"/>
+                <w:i w:val="false"/>
+                <w:b w:val="false"/>
+                <w:u w:val="none"/>
+                <w:strike w:val="false"/>
+                <w:sz w:val="18"/>
+                <w:szCs w:val="18"/>
+                <w:color w:val="000000"/>
+              </w:rPr>
+              <w:t xml:space="preserve">≤65 (ref)</w:t>
+            </w:r>
+          </w:p>
+        </w:tc>
+        <w:tc>
+          <w:tcPr>
+            <w:tcBorders>
+              <w:bottom w:val="none" w:sz="0" w:space="0" w:color="000000"/>
+              <w:top w:val="none" w:sz="0" w:space="0" w:color="000000"/>
+              <w:left w:val="none" w:sz="0" w:space="0" w:color="000000"/>
+              <w:right w:val="none" w:sz="0" w:space="0" w:color="000000"/>
+            </w:tcBorders>
+            <w:shd w:val="clear" w:color="auto" w:fill="FFFFFF"/>
+            <w:tcMar>
+              <w:top w:w="0" w:type="dxa"/>
+              <w:bottom w:w="0" w:type="dxa"/>
+              <w:left w:w="0" w:type="dxa"/>
+              <w:right w:w="0" w:type="dxa"/>
+            </w:tcMar>
+            <w:vAlign w:val="center"/>
+          </w:tcPr>
+          <w:p>
+            <w:pPr>
+              <w:pStyle w:val="Normal"/>
+              <w:jc w:val="right"/>
+              <w:pBdr>
+                <w:bottom w:val="none" w:sz="0" w:space="0" w:color="000000"/>
+                <w:top w:val="none" w:sz="0" w:space="0" w:color="000000"/>
+                <w:left w:val="none" w:sz="0" w:space="0" w:color="000000"/>
+                <w:right w:val="none" w:sz="0" w:space="0" w:color="000000"/>
+              </w:pBdr>
+              <w:spacing w:after="100" w:before="100" w:line="240"/>
+              <w:ind w:left="100" w:right="100" w:firstLine="0" w:firstLineChars="0"/>
+              <w:rPr>
+                <w:rFonts w:ascii="Times New Roman" w:hAnsi="Times New Roman" w:eastAsia="Times New Roman" w:cs="Times New Roman"/>
+                <w:i w:val="false"/>
+                <w:b w:val="false"/>
+                <w:u w:val="none"/>
+                <w:strike w:val="false"/>
+                <w:sz w:val="18"/>
+                <w:szCs w:val="18"/>
+                <w:color w:val="000000"/>
+              </w:rPr>
+            </w:pPr>
+            <w:r>
+              <w:rPr>
+                <w:rFonts w:ascii="Times New Roman" w:hAnsi="Times New Roman" w:eastAsia="Times New Roman" w:cs="Times New Roman"/>
+                <w:i w:val="false"/>
+                <w:b w:val="false"/>
+                <w:u w:val="none"/>
+                <w:strike w:val="false"/>
+                <w:sz w:val="18"/>
+                <w:szCs w:val="18"/>
+                <w:color w:val="000000"/>
+              </w:rPr>
+              <w:t xml:space="preserve">184</w:t>
+            </w:r>
+          </w:p>
+        </w:tc>
+        <w:tc>
+          <w:tcPr>
+            <w:tcBorders>
+              <w:bottom w:val="none" w:sz="0" w:space="0" w:color="000000"/>
+              <w:top w:val="none" w:sz="0" w:space="0" w:color="000000"/>
+              <w:left w:val="none" w:sz="0" w:space="0" w:color="000000"/>
+              <w:right w:val="none" w:sz="0" w:space="0" w:color="000000"/>
+            </w:tcBorders>
+            <w:shd w:val="clear" w:color="auto" w:fill="FFFFFF"/>
+            <w:tcMar>
+              <w:top w:w="0" w:type="dxa"/>
+              <w:bottom w:w="0" w:type="dxa"/>
+              <w:left w:w="0" w:type="dxa"/>
+              <w:right w:w="0" w:type="dxa"/>
+            </w:tcMar>
+            <w:vAlign w:val="center"/>
+          </w:tcPr>
+          <w:p>
+            <w:pPr>
+              <w:pStyle w:val="Normal"/>
+              <w:jc w:val="right"/>
+              <w:pBdr>
+                <w:bottom w:val="none" w:sz="0" w:space="0" w:color="000000"/>
+                <w:top w:val="none" w:sz="0" w:space="0" w:color="000000"/>
+                <w:left w:val="none" w:sz="0" w:space="0" w:color="000000"/>
+                <w:right w:val="none" w:sz="0" w:space="0" w:color="000000"/>
+              </w:pBdr>
+              <w:spacing w:after="100" w:before="100" w:line="240"/>
+              <w:ind w:left="100" w:right="100" w:firstLine="0" w:firstLineChars="0"/>
+              <w:rPr>
+                <w:rFonts w:ascii="Times New Roman" w:hAnsi="Times New Roman" w:eastAsia="Times New Roman" w:cs="Times New Roman"/>
+                <w:i w:val="false"/>
+                <w:b w:val="false"/>
+                <w:u w:val="none"/>
+                <w:strike w:val="false"/>
+                <w:sz w:val="18"/>
+                <w:szCs w:val="18"/>
+                <w:color w:val="000000"/>
+              </w:rPr>
+            </w:pPr>
+            <w:r>
+              <w:rPr>
+                <w:rFonts w:ascii="Times New Roman" w:hAnsi="Times New Roman" w:eastAsia="Times New Roman" w:cs="Times New Roman"/>
+                <w:i w:val="false"/>
+                <w:b w:val="false"/>
+                <w:u w:val="none"/>
+                <w:strike w:val="false"/>
+                <w:sz w:val="18"/>
+                <w:szCs w:val="18"/>
+                <w:color w:val="000000"/>
+              </w:rPr>
+              <w:t xml:space="preserve">30</w:t>
+            </w:r>
+          </w:p>
+        </w:tc>
+        <w:tc>
+          <w:tcPr>
+            <w:tcBorders>
+              <w:bottom w:val="none" w:sz="0" w:space="0" w:color="000000"/>
+              <w:top w:val="none" w:sz="0" w:space="0" w:color="000000"/>
+              <w:left w:val="none" w:sz="0" w:space="0" w:color="000000"/>
+              <w:right w:val="none" w:sz="0" w:space="0" w:color="000000"/>
+            </w:tcBorders>
+            <w:shd w:val="clear" w:color="auto" w:fill="FFFFFF"/>
+            <w:tcMar>
+              <w:top w:w="0" w:type="dxa"/>
+              <w:bottom w:w="0" w:type="dxa"/>
+              <w:left w:w="0" w:type="dxa"/>
+              <w:right w:w="0" w:type="dxa"/>
+            </w:tcMar>
+            <w:vAlign w:val="center"/>
+          </w:tcPr>
+          <w:p>
+            <w:pPr>
+              <w:pStyle w:val="Normal"/>
+              <w:jc w:val="left"/>
+              <w:pBdr>
+                <w:bottom w:val="none" w:sz="0" w:space="0" w:color="000000"/>
+                <w:top w:val="none" w:sz="0" w:space="0" w:color="000000"/>
+                <w:left w:val="none" w:sz="0" w:space="0" w:color="000000"/>
+                <w:right w:val="none" w:sz="0" w:space="0" w:color="000000"/>
+              </w:pBdr>
+              <w:spacing w:after="100" w:before="100" w:line="240"/>
+              <w:ind w:left="100" w:right="100" w:firstLine="0" w:firstLineChars="0"/>
+              <w:rPr>
+                <w:rFonts w:ascii="Times New Roman" w:hAnsi="Times New Roman" w:eastAsia="Times New Roman" w:cs="Times New Roman"/>
+                <w:i w:val="false"/>
+                <w:b w:val="false"/>
+                <w:u w:val="none"/>
+                <w:strike w:val="false"/>
+                <w:sz w:val="18"/>
+                <w:szCs w:val="18"/>
+                <w:color w:val="000000"/>
+              </w:rPr>
+            </w:pPr>
+            <w:r>
+              <w:rPr>
+                <w:rFonts w:ascii="Times New Roman" w:hAnsi="Times New Roman" w:eastAsia="Times New Roman" w:cs="Times New Roman"/>
+                <w:i w:val="false"/>
+                <w:b w:val="false"/>
+                <w:u w:val="none"/>
+                <w:strike w:val="false"/>
+                <w:sz w:val="18"/>
+                <w:szCs w:val="18"/>
+                <w:color w:val="000000"/>
+              </w:rPr>
+              <w:t xml:space="preserve">Reference</w:t>
+            </w:r>
+          </w:p>
+        </w:tc>
+        <w:tc>
+          <w:tcPr>
+            <w:tcBorders>
+              <w:bottom w:val="none" w:sz="0" w:space="0" w:color="000000"/>
+              <w:top w:val="none" w:sz="0" w:space="0" w:color="000000"/>
+              <w:left w:val="none" w:sz="0" w:space="0" w:color="000000"/>
+              <w:right w:val="none" w:sz="0" w:space="0" w:color="000000"/>
+            </w:tcBorders>
+            <w:shd w:val="clear" w:color="auto" w:fill="FFFFFF"/>
+            <w:tcMar>
+              <w:top w:w="0" w:type="dxa"/>
+              <w:bottom w:w="0" w:type="dxa"/>
+              <w:left w:w="0" w:type="dxa"/>
+              <w:right w:w="0" w:type="dxa"/>
+            </w:tcMar>
+            <w:vAlign w:val="center"/>
+          </w:tcPr>
+          <w:p>
+            <w:pPr>
+              <w:pStyle w:val="Normal"/>
+              <w:jc w:val="left"/>
+              <w:pBdr>
+                <w:bottom w:val="none" w:sz="0" w:space="0" w:color="000000"/>
+                <w:top w:val="none" w:sz="0" w:space="0" w:color="000000"/>
+                <w:left w:val="none" w:sz="0" w:space="0" w:color="000000"/>
+                <w:right w:val="none" w:sz="0" w:space="0" w:color="000000"/>
+              </w:pBdr>
+              <w:spacing w:after="100" w:before="100" w:line="240"/>
+              <w:ind w:left="100" w:right="100" w:firstLine="0" w:firstLineChars="0"/>
+              <w:rPr>
+                <w:rFonts w:ascii="Times New Roman" w:hAnsi="Times New Roman" w:eastAsia="Times New Roman" w:cs="Times New Roman"/>
+                <w:i w:val="false"/>
+                <w:b w:val="false"/>
+                <w:u w:val="none"/>
+                <w:strike w:val="false"/>
+                <w:sz w:val="18"/>
+                <w:szCs w:val="18"/>
+                <w:color w:val="000000"/>
+              </w:rPr>
+            </w:pPr>
+            <w:r>
+              <w:rPr>
+                <w:rFonts w:ascii="Times New Roman" w:hAnsi="Times New Roman" w:eastAsia="Times New Roman" w:cs="Times New Roman"/>
+                <w:i w:val="false"/>
+                <w:b w:val="false"/>
+                <w:u w:val="none"/>
+                <w:strike w:val="false"/>
+                <w:sz w:val="18"/>
+                <w:szCs w:val="18"/>
+                <w:color w:val="000000"/>
+              </w:rPr>
+              <w:t xml:space="preserve"/>
+            </w:r>
+          </w:p>
+        </w:tc>
+        <w:tc>
+          <w:tcPr>
+            <w:tcBorders>
+              <w:bottom w:val="none" w:sz="0" w:space="0" w:color="000000"/>
+              <w:top w:val="none" w:sz="0" w:space="0" w:color="000000"/>
+              <w:left w:val="none" w:sz="0" w:space="0" w:color="000000"/>
+              <w:right w:val="none" w:sz="0" w:space="0" w:color="000000"/>
+            </w:tcBorders>
+            <w:shd w:val="clear" w:color="auto" w:fill="FFFFFF"/>
+            <w:tcMar>
+              <w:top w:w="0" w:type="dxa"/>
+              <w:bottom w:w="0" w:type="dxa"/>
+              <w:left w:w="0" w:type="dxa"/>
+              <w:right w:w="0" w:type="dxa"/>
+            </w:tcMar>
+            <w:vAlign w:val="center"/>
+          </w:tcPr>
+          <w:p>
+            <w:pPr>
+              <w:pStyle w:val="Normal"/>
+              <w:jc w:val="left"/>
+              <w:pBdr>
+                <w:bottom w:val="none" w:sz="0" w:space="0" w:color="000000"/>
+                <w:top w:val="none" w:sz="0" w:space="0" w:color="000000"/>
+                <w:left w:val="none" w:sz="0" w:space="0" w:color="000000"/>
+                <w:right w:val="none" w:sz="0" w:space="0" w:color="000000"/>
+              </w:pBdr>
+              <w:spacing w:after="100" w:before="100" w:line="240"/>
+              <w:ind w:left="100" w:right="100" w:firstLine="0" w:firstLineChars="0"/>
+              <w:rPr>
+                <w:rFonts w:ascii="Times New Roman" w:hAnsi="Times New Roman" w:eastAsia="Times New Roman" w:cs="Times New Roman"/>
+                <w:i w:val="false"/>
+                <w:b w:val="false"/>
+                <w:u w:val="none"/>
+                <w:strike w:val="false"/>
+                <w:sz w:val="18"/>
+                <w:szCs w:val="18"/>
+                <w:color w:val="000000"/>
+              </w:rPr>
+            </w:pPr>
+            <w:r>
+              <w:rPr>
+                <w:rFonts w:ascii="Times New Roman" w:hAnsi="Times New Roman" w:eastAsia="Times New Roman" w:cs="Times New Roman"/>
+                <w:i w:val="false"/>
+                <w:b w:val="false"/>
+                <w:u w:val="none"/>
+                <w:strike w:val="false"/>
+                <w:sz w:val="18"/>
+                <w:szCs w:val="18"/>
+                <w:color w:val="000000"/>
+              </w:rPr>
+              <w:t xml:space="preserve"/>
+            </w:r>
+          </w:p>
+        </w:tc>
+      </w:tr>
+      <w:tr>
+        <w:trPr>
+          <w:trHeight w:val="560" w:hRule="auto"/>
+        </w:trPr>
+        <w:tc>
+          <w:tcPr>
+            <w:tcBorders>
+              <w:bottom w:val="none" w:sz="0" w:space="0" w:color="000000"/>
+              <w:top w:val="none" w:sz="0" w:space="0" w:color="000000"/>
+              <w:left w:val="none" w:sz="0" w:space="0" w:color="000000"/>
+              <w:right w:val="none" w:sz="0" w:space="0" w:color="000000"/>
+            </w:tcBorders>
+            <w:shd w:val="clear" w:color="auto" w:fill="FFFFFF"/>
+            <w:tcMar>
+              <w:top w:w="0" w:type="dxa"/>
+              <w:bottom w:w="0" w:type="dxa"/>
+              <w:left w:w="0" w:type="dxa"/>
+              <w:right w:w="0" w:type="dxa"/>
+            </w:tcMar>
+            <w:vAlign w:val="center"/>
+          </w:tcPr>
+          <w:p>
+            <w:pPr>
+              <w:pStyle w:val="Normal"/>
+              <w:jc w:val="left"/>
+              <w:pBdr>
+                <w:bottom w:val="none" w:sz="0" w:space="0" w:color="000000"/>
+                <w:top w:val="none" w:sz="0" w:space="0" w:color="000000"/>
+                <w:left w:val="none" w:sz="0" w:space="0" w:color="000000"/>
+                <w:right w:val="none" w:sz="0" w:space="0" w:color="000000"/>
+              </w:pBdr>
+              <w:spacing w:after="100" w:before="100" w:line="240"/>
+              <w:ind w:left="100" w:right="100" w:firstLine="0" w:firstLineChars="0"/>
+              <w:rPr>
+                <w:rFonts w:ascii="Times New Roman" w:hAnsi="Times New Roman" w:eastAsia="Times New Roman" w:cs="Times New Roman"/>
+                <w:i w:val="false"/>
+                <w:b w:val="false"/>
+                <w:u w:val="none"/>
+                <w:strike w:val="false"/>
+                <w:sz w:val="18"/>
+                <w:szCs w:val="18"/>
+                <w:color w:val="000000"/>
+              </w:rPr>
+            </w:pPr>
+            <w:r>
+              <w:rPr>
+                <w:rFonts w:ascii="Times New Roman" w:hAnsi="Times New Roman" w:eastAsia="Times New Roman" w:cs="Times New Roman"/>
+                <w:i w:val="false"/>
+                <w:b w:val="false"/>
+                <w:u w:val="none"/>
+                <w:strike w:val="false"/>
+                <w:sz w:val="18"/>
+                <w:szCs w:val="18"/>
+                <w:color w:val="000000"/>
+              </w:rPr>
+              <w:t xml:space="preserve"/>
+            </w:r>
+          </w:p>
+        </w:tc>
+        <w:tc>
+          <w:tcPr>
+            <w:tcBorders>
+              <w:bottom w:val="none" w:sz="0" w:space="0" w:color="000000"/>
+              <w:top w:val="none" w:sz="0" w:space="0" w:color="000000"/>
+              <w:left w:val="none" w:sz="0" w:space="0" w:color="000000"/>
+              <w:right w:val="none" w:sz="0" w:space="0" w:color="000000"/>
+            </w:tcBorders>
+            <w:shd w:val="clear" w:color="auto" w:fill="FFFFFF"/>
+            <w:tcMar>
+              <w:top w:w="0" w:type="dxa"/>
+              <w:bottom w:w="0" w:type="dxa"/>
+              <w:left w:w="0" w:type="dxa"/>
+              <w:right w:w="0" w:type="dxa"/>
+            </w:tcMar>
+            <w:vAlign w:val="center"/>
+          </w:tcPr>
+          <w:p>
+            <w:pPr>
+              <w:pStyle w:val="Normal"/>
+              <w:jc w:val="left"/>
+              <w:pBdr>
+                <w:bottom w:val="none" w:sz="0" w:space="0" w:color="000000"/>
+                <w:top w:val="none" w:sz="0" w:space="0" w:color="000000"/>
+                <w:left w:val="none" w:sz="0" w:space="0" w:color="000000"/>
+                <w:right w:val="none" w:sz="0" w:space="0" w:color="000000"/>
+              </w:pBdr>
+              <w:spacing w:after="100" w:before="100" w:line="240"/>
+              <w:ind w:left="100" w:right="100" w:firstLine="0" w:firstLineChars="0"/>
+              <w:rPr>
+                <w:rFonts w:ascii="Times New Roman" w:hAnsi="Times New Roman" w:eastAsia="Times New Roman" w:cs="Times New Roman"/>
+                <w:i w:val="false"/>
+                <w:b w:val="false"/>
+                <w:u w:val="none"/>
+                <w:strike w:val="false"/>
+                <w:sz w:val="18"/>
+                <w:szCs w:val="18"/>
+                <w:color w:val="000000"/>
+              </w:rPr>
+            </w:pPr>
+            <w:r>
+              <w:rPr>
+                <w:rFonts w:ascii="Times New Roman" w:hAnsi="Times New Roman" w:eastAsia="Times New Roman" w:cs="Times New Roman"/>
+                <w:i w:val="false"/>
+                <w:b w:val="false"/>
+                <w:u w:val="none"/>
+                <w:strike w:val="false"/>
+                <w:sz w:val="18"/>
+                <w:szCs w:val="18"/>
+                <w:color w:val="000000"/>
+              </w:rPr>
+              <w:t xml:space="preserve">≥66</w:t>
+            </w:r>
+          </w:p>
+        </w:tc>
+        <w:tc>
+          <w:tcPr>
+            <w:tcBorders>
+              <w:bottom w:val="none" w:sz="0" w:space="0" w:color="000000"/>
+              <w:top w:val="none" w:sz="0" w:space="0" w:color="000000"/>
+              <w:left w:val="none" w:sz="0" w:space="0" w:color="000000"/>
+              <w:right w:val="none" w:sz="0" w:space="0" w:color="000000"/>
+            </w:tcBorders>
+            <w:shd w:val="clear" w:color="auto" w:fill="FFFFFF"/>
+            <w:tcMar>
+              <w:top w:w="0" w:type="dxa"/>
+              <w:bottom w:w="0" w:type="dxa"/>
+              <w:left w:w="0" w:type="dxa"/>
+              <w:right w:w="0" w:type="dxa"/>
+            </w:tcMar>
+            <w:vAlign w:val="center"/>
+          </w:tcPr>
+          <w:p>
+            <w:pPr>
+              <w:pStyle w:val="Normal"/>
+              <w:jc w:val="right"/>
+              <w:pBdr>
+                <w:bottom w:val="none" w:sz="0" w:space="0" w:color="000000"/>
+                <w:top w:val="none" w:sz="0" w:space="0" w:color="000000"/>
+                <w:left w:val="none" w:sz="0" w:space="0" w:color="000000"/>
+                <w:right w:val="none" w:sz="0" w:space="0" w:color="000000"/>
+              </w:pBdr>
+              <w:spacing w:after="100" w:before="100" w:line="240"/>
+              <w:ind w:left="100" w:right="100" w:firstLine="0" w:firstLineChars="0"/>
+              <w:rPr>
+                <w:rFonts w:ascii="Times New Roman" w:hAnsi="Times New Roman" w:eastAsia="Times New Roman" w:cs="Times New Roman"/>
+                <w:i w:val="false"/>
+                <w:b w:val="false"/>
+                <w:u w:val="none"/>
+                <w:strike w:val="false"/>
+                <w:sz w:val="18"/>
+                <w:szCs w:val="18"/>
+                <w:color w:val="000000"/>
+              </w:rPr>
+            </w:pPr>
+            <w:r>
+              <w:rPr>
+                <w:rFonts w:ascii="Times New Roman" w:hAnsi="Times New Roman" w:eastAsia="Times New Roman" w:cs="Times New Roman"/>
+                <w:i w:val="false"/>
+                <w:b w:val="false"/>
+                <w:u w:val="none"/>
+                <w:strike w:val="false"/>
+                <w:sz w:val="18"/>
+                <w:szCs w:val="18"/>
+                <w:color w:val="000000"/>
+              </w:rPr>
+              <w:t xml:space="preserve">255</w:t>
+            </w:r>
+          </w:p>
+        </w:tc>
+        <w:tc>
+          <w:tcPr>
+            <w:tcBorders>
+              <w:bottom w:val="none" w:sz="0" w:space="0" w:color="000000"/>
+              <w:top w:val="none" w:sz="0" w:space="0" w:color="000000"/>
+              <w:left w:val="none" w:sz="0" w:space="0" w:color="000000"/>
+              <w:right w:val="none" w:sz="0" w:space="0" w:color="000000"/>
+            </w:tcBorders>
+            <w:shd w:val="clear" w:color="auto" w:fill="FFFFFF"/>
+            <w:tcMar>
+              <w:top w:w="0" w:type="dxa"/>
+              <w:bottom w:w="0" w:type="dxa"/>
+              <w:left w:w="0" w:type="dxa"/>
+              <w:right w:w="0" w:type="dxa"/>
+            </w:tcMar>
+            <w:vAlign w:val="center"/>
+          </w:tcPr>
+          <w:p>
+            <w:pPr>
+              <w:pStyle w:val="Normal"/>
+              <w:jc w:val="right"/>
+              <w:pBdr>
+                <w:bottom w:val="none" w:sz="0" w:space="0" w:color="000000"/>
+                <w:top w:val="none" w:sz="0" w:space="0" w:color="000000"/>
+                <w:left w:val="none" w:sz="0" w:space="0" w:color="000000"/>
+                <w:right w:val="none" w:sz="0" w:space="0" w:color="000000"/>
+              </w:pBdr>
+              <w:spacing w:after="100" w:before="100" w:line="240"/>
+              <w:ind w:left="100" w:right="100" w:firstLine="0" w:firstLineChars="0"/>
+              <w:rPr>
+                <w:rFonts w:ascii="Times New Roman" w:hAnsi="Times New Roman" w:eastAsia="Times New Roman" w:cs="Times New Roman"/>
+                <w:i w:val="false"/>
+                <w:b w:val="false"/>
+                <w:u w:val="none"/>
+                <w:strike w:val="false"/>
+                <w:sz w:val="18"/>
+                <w:szCs w:val="18"/>
+                <w:color w:val="000000"/>
+              </w:rPr>
+            </w:pPr>
+            <w:r>
+              <w:rPr>
+                <w:rFonts w:ascii="Times New Roman" w:hAnsi="Times New Roman" w:eastAsia="Times New Roman" w:cs="Times New Roman"/>
+                <w:i w:val="false"/>
+                <w:b w:val="false"/>
+                <w:u w:val="none"/>
+                <w:strike w:val="false"/>
+                <w:sz w:val="18"/>
+                <w:szCs w:val="18"/>
+                <w:color w:val="000000"/>
+              </w:rPr>
+              <w:t xml:space="preserve">67</w:t>
+            </w:r>
+          </w:p>
+        </w:tc>
+        <w:tc>
+          <w:tcPr>
+            <w:tcBorders>
+              <w:bottom w:val="none" w:sz="0" w:space="0" w:color="000000"/>
+              <w:top w:val="none" w:sz="0" w:space="0" w:color="000000"/>
+              <w:left w:val="none" w:sz="0" w:space="0" w:color="000000"/>
+              <w:right w:val="none" w:sz="0" w:space="0" w:color="000000"/>
+            </w:tcBorders>
+            <w:shd w:val="clear" w:color="auto" w:fill="FFFFFF"/>
+            <w:tcMar>
+              <w:top w:w="0" w:type="dxa"/>
+              <w:bottom w:w="0" w:type="dxa"/>
+              <w:left w:w="0" w:type="dxa"/>
+              <w:right w:w="0" w:type="dxa"/>
+            </w:tcMar>
+            <w:vAlign w:val="center"/>
+          </w:tcPr>
+          <w:p>
+            <w:pPr>
+              <w:pStyle w:val="Normal"/>
+              <w:jc w:val="left"/>
+              <w:pBdr>
+                <w:bottom w:val="none" w:sz="0" w:space="0" w:color="000000"/>
+                <w:top w:val="none" w:sz="0" w:space="0" w:color="000000"/>
+                <w:left w:val="none" w:sz="0" w:space="0" w:color="000000"/>
+                <w:right w:val="none" w:sz="0" w:space="0" w:color="000000"/>
+              </w:pBdr>
+              <w:spacing w:after="100" w:before="100" w:line="240"/>
+              <w:ind w:left="100" w:right="100" w:firstLine="0" w:firstLineChars="0"/>
+              <w:rPr>
+                <w:rFonts w:ascii="Times New Roman" w:hAnsi="Times New Roman" w:eastAsia="Times New Roman" w:cs="Times New Roman"/>
+                <w:i w:val="false"/>
+                <w:b w:val="false"/>
+                <w:u w:val="none"/>
+                <w:strike w:val="false"/>
+                <w:sz w:val="18"/>
+                <w:szCs w:val="18"/>
+                <w:color w:val="000000"/>
+              </w:rPr>
+            </w:pPr>
+            <w:r>
+              <w:rPr>
+                <w:rFonts w:ascii="Times New Roman" w:hAnsi="Times New Roman" w:eastAsia="Times New Roman" w:cs="Times New Roman"/>
+                <w:i w:val="false"/>
+                <w:b w:val="false"/>
+                <w:u w:val="none"/>
+                <w:strike w:val="false"/>
+                <w:sz w:val="18"/>
+                <w:szCs w:val="18"/>
+                <w:color w:val="000000"/>
+              </w:rPr>
+              <w:t xml:space="preserve">1.53 (1.00–2.36)</w:t>
+            </w:r>
+          </w:p>
+        </w:tc>
+        <w:tc>
+          <w:tcPr>
+            <w:tcBorders>
+              <w:bottom w:val="none" w:sz="0" w:space="0" w:color="000000"/>
+              <w:top w:val="none" w:sz="0" w:space="0" w:color="000000"/>
+              <w:left w:val="none" w:sz="0" w:space="0" w:color="000000"/>
+              <w:right w:val="none" w:sz="0" w:space="0" w:color="000000"/>
+            </w:tcBorders>
+            <w:shd w:val="clear" w:color="auto" w:fill="FFFFFF"/>
+            <w:tcMar>
+              <w:top w:w="0" w:type="dxa"/>
+              <w:bottom w:w="0" w:type="dxa"/>
+              <w:left w:w="0" w:type="dxa"/>
+              <w:right w:w="0" w:type="dxa"/>
+            </w:tcMar>
+            <w:vAlign w:val="center"/>
+          </w:tcPr>
+          <w:p>
+            <w:pPr>
+              <w:pStyle w:val="Normal"/>
+              <w:jc w:val="left"/>
+              <w:pBdr>
+                <w:bottom w:val="none" w:sz="0" w:space="0" w:color="000000"/>
+                <w:top w:val="none" w:sz="0" w:space="0" w:color="000000"/>
+                <w:left w:val="none" w:sz="0" w:space="0" w:color="000000"/>
+                <w:right w:val="none" w:sz="0" w:space="0" w:color="000000"/>
+              </w:pBdr>
+              <w:spacing w:after="100" w:before="100" w:line="240"/>
+              <w:ind w:left="100" w:right="100" w:firstLine="0" w:firstLineChars="0"/>
+              <w:rPr>
+                <w:rFonts w:ascii="Times New Roman" w:hAnsi="Times New Roman" w:eastAsia="Times New Roman" w:cs="Times New Roman"/>
+                <w:i w:val="false"/>
+                <w:b w:val="false"/>
+                <w:u w:val="none"/>
+                <w:strike w:val="false"/>
+                <w:sz w:val="18"/>
+                <w:szCs w:val="18"/>
+                <w:color w:val="000000"/>
+              </w:rPr>
+            </w:pPr>
+            <w:r>
+              <w:rPr>
+                <w:rFonts w:ascii="Times New Roman" w:hAnsi="Times New Roman" w:eastAsia="Times New Roman" w:cs="Times New Roman"/>
+                <w:i w:val="false"/>
+                <w:b w:val="false"/>
+                <w:u w:val="none"/>
+                <w:strike w:val="false"/>
+                <w:sz w:val="18"/>
+                <w:szCs w:val="18"/>
+                <w:color w:val="000000"/>
+              </w:rPr>
+              <w:t xml:space="preserve">0.052</w:t>
             </w:r>
           </w:p>
         </w:tc>
